--- a/CMA_Summaries_B1_Ch10.docx
+++ b/CMA_Summaries_B1_Ch10.docx
@@ -111,7 +111,7 @@
       <w:r>
         <w:drawing>
           <wp:inline distT="0" distB="0" distL="0" distR="0">
-            <wp:extent cx="5734050" cy="1856025"/>
+            <wp:extent cx="5734050" cy="1969200"/>
             <wp:effectExtent t="0" r="0" b="0" l="0"/>
             <wp:docPr id="1" name="" descr="" title=""/>
             <wp:cNvGraphicFramePr>
@@ -136,7 +136,7 @@
                   <pic:spPr bwMode="auto">
                     <a:xfrm>
                       <a:off x="0" y="0"/>
-                      <a:ext cx="5734050" cy="1856025"/>
+                      <a:ext cx="5734050" cy="1969200"/>
                     </a:xfrm>
                     <a:prstGeom prst="rect">
                       <a:avLst/>
@@ -4614,7 +4614,7 @@
                 <w:sz w:val="16"/>
                 <w:szCs w:val="16"/>
               </w:rPr>
-              <w:t xml:space="preserve">revenue expenditure   ·   Year 4</w:t>
+              <w:t xml:space="preserve">reporting unit   ·   Year 4</w:t>
             </w:r>
           </w:p>
         </w:tc>

--- a/CMA_Summaries_B1_Ch10.docx
+++ b/CMA_Summaries_B1_Ch10.docx
@@ -231,7 +231,7 @@
           <w:sz w:val="16"/>
           <w:szCs w:val="16"/>
         </w:rPr>
-        <w:t xml:space="preserve">      gaps 3–13</w:t>
+        <w:t xml:space="preserve">      gaps 3–14</w:t>
       </w:r>
     </w:p>
     <w:p>
@@ -638,7 +638,39 @@
           <w:sz w:val="19"/>
           <w:szCs w:val="19"/>
         </w:rPr>
-        <w:t xml:space="preserve">When a company builds an asset for its own use, it capitalizes interest during construction. </w:t>
+        <w:t xml:space="preserve">When a company builds an asset for its own use, it capitalizes interest during </w:t>
+      </w:r>
+      <w:r>
+        <w:rPr>
+          <w:b/>
+          <w:bCs/>
+          <w:color w:val="8186EF"/>
+          <w:sz w:val="15"/>
+          <w:szCs w:val="15"/>
+        </w:rPr>
+        <w:t xml:space="preserve"> (14) </w:t>
+      </w:r>
+      <w:r>
+        <w:rPr>
+          <w:u w:val="single"/>
+          <w:sz w:val="19"/>
+          <w:szCs w:val="19"/>
+        </w:rPr>
+        <w:t xml:space="preserve">              </w:t>
+      </w:r>
+      <w:r>
+        <w:rPr>
+          <w:sz w:val="19"/>
+          <w:szCs w:val="19"/>
+        </w:rPr>
+        <w:t xml:space="preserve"> </w:t>
+      </w:r>
+      <w:r>
+        <w:rPr>
+          <w:sz w:val="19"/>
+          <w:szCs w:val="19"/>
+        </w:rPr>
+        <w:t xml:space="preserve">. </w:t>
       </w:r>
       <w:r>
         <w:rPr>
@@ -710,7 +742,7 @@
                 <w:sz w:val="16"/>
                 <w:szCs w:val="16"/>
               </w:rPr>
-              <w:t xml:space="preserve">purchase   ·   relative   ·   equipment   ·   demolition   ·   maintenance   ·   several   ·   construction   ·   increases   ·   installation   ·   historical   ·   ordinary   ·   preparation</w:t>
+              <w:t xml:space="preserve">increases   ·   acquire   ·   equipment   ·   demolition   ·   maintenance   ·   purchase   ·   several   ·   relative   ·   construction   ·   installation   ·   historical   ·   ordinary   ·   preparation</w:t>
             </w:r>
           </w:p>
         </w:tc>
@@ -737,7 +769,7 @@
           <w:sz w:val="16"/>
           <w:szCs w:val="16"/>
         </w:rPr>
-        <w:t xml:space="preserve">      gaps 14–18</w:t>
+        <w:t xml:space="preserve">      gaps 15–19</w:t>
       </w:r>
     </w:p>
     <w:p>
@@ -760,7 +792,7 @@
           <w:sz w:val="15"/>
           <w:szCs w:val="15"/>
         </w:rPr>
-        <w:t xml:space="preserve"> (14) </w:t>
+        <w:t xml:space="preserve"> (15) </w:t>
       </w:r>
       <w:r>
         <w:rPr>
@@ -799,7 +831,7 @@
           <w:sz w:val="15"/>
           <w:szCs w:val="15"/>
         </w:rPr>
-        <w:t xml:space="preserve"> (15) </w:t>
+        <w:t xml:space="preserve"> (16) </w:t>
       </w:r>
       <w:r>
         <w:rPr>
@@ -838,7 +870,7 @@
           <w:sz w:val="15"/>
           <w:szCs w:val="15"/>
         </w:rPr>
-        <w:t xml:space="preserve"> (16) </w:t>
+        <w:t xml:space="preserve"> (17) </w:t>
       </w:r>
       <w:r>
         <w:rPr>
@@ -877,7 +909,7 @@
           <w:sz w:val="15"/>
           <w:szCs w:val="15"/>
         </w:rPr>
-        <w:t xml:space="preserve"> (17) </w:t>
+        <w:t xml:space="preserve"> (18) </w:t>
       </w:r>
       <w:r>
         <w:rPr>
@@ -916,7 +948,7 @@
           <w:sz w:val="15"/>
           <w:szCs w:val="15"/>
         </w:rPr>
-        <w:t xml:space="preserve"> (18) </w:t>
+        <w:t xml:space="preserve"> (19) </w:t>
       </w:r>
       <w:r>
         <w:rPr>
@@ -1581,14 +1613,14 @@
                 <w:sz w:val="16"/>
                 <w:szCs w:val="16"/>
               </w:rPr>
-              <w:t xml:space="preserve">11  </w:t>
-            </w:r>
-            <w:r>
-              <w:rPr>
-                <w:sz w:val="16"/>
-                <w:szCs w:val="16"/>
-              </w:rPr>
-              <w:t xml:space="preserve">increases</w:t>
+              <w:t xml:space="preserve">12  </w:t>
+            </w:r>
+            <w:r>
+              <w:rPr>
+                <w:sz w:val="16"/>
+                <w:szCs w:val="16"/>
+              </w:rPr>
+              <w:t xml:space="preserve">ordinary</w:t>
             </w:r>
           </w:p>
         </w:tc>
@@ -1649,14 +1681,14 @@
                 <w:sz w:val="16"/>
                 <w:szCs w:val="16"/>
               </w:rPr>
-              <w:t xml:space="preserve">12  </w:t>
-            </w:r>
-            <w:r>
-              <w:rPr>
-                <w:sz w:val="16"/>
-                <w:szCs w:val="16"/>
-              </w:rPr>
-              <w:t xml:space="preserve">ordinary</w:t>
+              <w:t xml:space="preserve">13  </w:t>
+            </w:r>
+            <w:r>
+              <w:rPr>
+                <w:sz w:val="16"/>
+                <w:szCs w:val="16"/>
+              </w:rPr>
+              <w:t xml:space="preserve">maintenance</w:t>
             </w:r>
           </w:p>
         </w:tc>
@@ -1717,14 +1749,14 @@
                 <w:sz w:val="16"/>
                 <w:szCs w:val="16"/>
               </w:rPr>
-              <w:t xml:space="preserve">13  </w:t>
-            </w:r>
-            <w:r>
-              <w:rPr>
-                <w:sz w:val="16"/>
-                <w:szCs w:val="16"/>
-              </w:rPr>
-              <w:t xml:space="preserve">maintenance</w:t>
+              <w:t xml:space="preserve">14  </w:t>
+            </w:r>
+            <w:r>
+              <w:rPr>
+                <w:sz w:val="16"/>
+                <w:szCs w:val="16"/>
+              </w:rPr>
+              <w:t xml:space="preserve">construction</w:t>
             </w:r>
           </w:p>
         </w:tc>
@@ -1785,7 +1817,7 @@
                 <w:sz w:val="16"/>
                 <w:szCs w:val="16"/>
               </w:rPr>
-              <w:t xml:space="preserve">14  </w:t>
+              <w:t xml:space="preserve">15  </w:t>
             </w:r>
             <w:r>
               <w:rPr>
@@ -1853,7 +1885,7 @@
                 <w:sz w:val="16"/>
                 <w:szCs w:val="16"/>
               </w:rPr>
-              <w:t xml:space="preserve">15  </w:t>
+              <w:t xml:space="preserve">16  </w:t>
             </w:r>
             <w:r>
               <w:rPr>
@@ -1921,7 +1953,7 @@
                 <w:sz w:val="16"/>
                 <w:szCs w:val="16"/>
               </w:rPr>
-              <w:t xml:space="preserve">16  </w:t>
+              <w:t xml:space="preserve">17  </w:t>
             </w:r>
             <w:r>
               <w:rPr>
@@ -1989,7 +2021,7 @@
                 <w:sz w:val="16"/>
                 <w:szCs w:val="16"/>
               </w:rPr>
-              <w:t xml:space="preserve">17  </w:t>
+              <w:t xml:space="preserve">18  </w:t>
             </w:r>
             <w:r>
               <w:rPr>
@@ -2057,7 +2089,7 @@
                 <w:sz w:val="16"/>
                 <w:szCs w:val="16"/>
               </w:rPr>
-              <w:t xml:space="preserve">18  </w:t>
+              <w:t xml:space="preserve">19  </w:t>
             </w:r>
             <w:r>
               <w:rPr>
@@ -2125,7 +2157,7 @@
                 <w:sz w:val="16"/>
                 <w:szCs w:val="16"/>
               </w:rPr>
-              <w:t xml:space="preserve">19  </w:t>
+              <w:t xml:space="preserve">20  </w:t>
             </w:r>
             <w:r>
               <w:rPr>
@@ -2193,7 +2225,7 @@
                 <w:sz w:val="16"/>
                 <w:szCs w:val="16"/>
               </w:rPr>
-              <w:t xml:space="preserve">20  </w:t>
+              <w:t xml:space="preserve">21  </w:t>
             </w:r>
             <w:r>
               <w:rPr>
@@ -2201,6 +2233,64 @@
                 <w:szCs w:val="16"/>
               </w:rPr>
               <w:t xml:space="preserve">capital expenditure</w:t>
+            </w:r>
+          </w:p>
+        </w:tc>
+      </w:tr>
+      <w:tr>
+        <w:tc>
+          <w:tcPr>
+            <w:tcW w:type="pct" w:w="2500"/>
+            <w:tcMar>
+              <w:top w:type="dxa" w:w="20"/>
+              <w:left w:type="dxa" w:w="80"/>
+              <w:bottom w:type="dxa" w:w="20"/>
+              <w:right w:type="dxa" w:w="80"/>
+            </w:tcMar>
+          </w:tcPr>
+          <w:p>
+            <w:pPr>
+              <w:spacing w:before="12" w:after="12"/>
+            </w:pPr>
+            <w:r>
+              <w:rPr>
+                <w:b/>
+                <w:bCs/>
+                <w:color w:val="8186EF"/>
+                <w:sz w:val="16"/>
+                <w:szCs w:val="16"/>
+              </w:rPr>
+              <w:t xml:space="preserve">11  </w:t>
+            </w:r>
+            <w:r>
+              <w:rPr>
+                <w:sz w:val="16"/>
+                <w:szCs w:val="16"/>
+              </w:rPr>
+              <w:t xml:space="preserve">increases</w:t>
+            </w:r>
+          </w:p>
+        </w:tc>
+        <w:tc>
+          <w:tcPr>
+            <w:tcW w:type="pct" w:w="2500"/>
+            <w:tcMar>
+              <w:top w:type="dxa" w:w="20"/>
+              <w:left w:type="dxa" w:w="80"/>
+              <w:bottom w:type="dxa" w:w="20"/>
+              <w:right w:type="dxa" w:w="80"/>
+            </w:tcMar>
+          </w:tcPr>
+          <w:p>
+            <w:pPr>
+              <w:spacing w:before="24" w:after="24"/>
+            </w:pPr>
+            <w:r>
+              <w:rPr>
+                <w:sz w:val="16"/>
+                <w:szCs w:val="16"/>
+              </w:rPr>
+              <w:t xml:space="preserve"/>
             </w:r>
           </w:p>
         </w:tc>
@@ -2743,7 +2833,7 @@
                 <w:sz w:val="16"/>
                 <w:szCs w:val="16"/>
               </w:rPr>
-              <w:t xml:space="preserve">Sum-of-the-years'-digits   ·   calculation   ·   beginning   ·   Double-declining-balance   ·   amount   ·   methods   ·   systematic   ·   similar   ·   spreads</w:t>
+              <w:t xml:space="preserve">Sum-of-the-years'-digits   ·   calculation   ·   beginning   ·   Double-declining-balance   ·   amount   ·   methods   ·   systematic   ·   Complete   ·   spreads</w:t>
             </w:r>
           </w:p>
         </w:tc>
@@ -3342,7 +3432,7 @@
                 <w:sz w:val="16"/>
                 <w:szCs w:val="16"/>
               </w:rPr>
-              <w:t xml:space="preserve">Sum-of-the-years'-digits   ·   capitalized   ·   separately   ·   Double-declining   ·   bottling   ·   expects   ·   machine   ·   Straight-line   ·   methods   ·   depreciable   ·   production   ·   change   ·   through</w:t>
+              <w:t xml:space="preserve">Sum-of-the-years'-digits   ·   prospective   ·   separately   ·   Double-declining   ·   bottling   ·   expects   ·   machine   ·   Straight-line   ·   methods   ·   depreciable   ·   production   ·   change   ·   through</w:t>
             </w:r>
           </w:p>
         </w:tc>
@@ -3616,7 +3706,7 @@
           <w:sz w:val="19"/>
           <w:szCs w:val="19"/>
         </w:rPr>
-        <w:t xml:space="preserve">A new </w:t>
+        <w:t xml:space="preserve">Complete the </w:t>
       </w:r>
       <w:r>
         <w:rPr>
@@ -3634,7 +3724,7 @@
           <w:sz w:val="19"/>
           <w:szCs w:val="19"/>
         </w:rPr>
-        <w:t xml:space="preserve">           </w:t>
+        <w:t xml:space="preserve">                  </w:t>
       </w:r>
       <w:r>
         <w:rPr>
@@ -3648,7 +3738,14 @@
           <w:sz w:val="19"/>
           <w:szCs w:val="19"/>
         </w:rPr>
-        <w:t xml:space="preserve"> life or salvage value is a change in </w:t>
+        <w:t xml:space="preserve"> schedule. </w:t>
+      </w:r>
+      <w:r>
+        <w:rPr>
+          <w:sz w:val="19"/>
+          <w:szCs w:val="19"/>
+        </w:rPr>
+        <w:t xml:space="preserve">A new </w:t>
       </w:r>
       <w:r>
         <w:rPr>
@@ -3666,7 +3763,7 @@
           <w:sz w:val="19"/>
           <w:szCs w:val="19"/>
         </w:rPr>
-        <w:t xml:space="preserve">            </w:t>
+        <w:t xml:space="preserve">           </w:t>
       </w:r>
       <w:r>
         <w:rPr>
@@ -3680,14 +3777,7 @@
           <w:sz w:val="19"/>
           <w:szCs w:val="19"/>
         </w:rPr>
-        <w:t xml:space="preserve"> estimate. </w:t>
-      </w:r>
-      <w:r>
-        <w:rPr>
-          <w:sz w:val="19"/>
-          <w:szCs w:val="19"/>
-        </w:rPr>
-        <w:t xml:space="preserve">It is applied prospectively: the company does not </w:t>
+        <w:t xml:space="preserve"> life or salvage value is a change in </w:t>
       </w:r>
       <w:r>
         <w:rPr>
@@ -3705,7 +3795,7 @@
           <w:sz w:val="19"/>
           <w:szCs w:val="19"/>
         </w:rPr>
-        <w:t xml:space="preserve">           </w:t>
+        <w:t xml:space="preserve">            </w:t>
       </w:r>
       <w:r>
         <w:rPr>
@@ -3719,14 +3809,14 @@
           <w:sz w:val="19"/>
           <w:szCs w:val="19"/>
         </w:rPr>
-        <w:t xml:space="preserve"> prior years. </w:t>
-      </w:r>
-      <w:r>
-        <w:rPr>
-          <w:sz w:val="19"/>
-          <w:szCs w:val="19"/>
-        </w:rPr>
-        <w:t xml:space="preserve"/>
+        <w:t xml:space="preserve"> estimate. </w:t>
+      </w:r>
+      <w:r>
+        <w:rPr>
+          <w:sz w:val="19"/>
+          <w:szCs w:val="19"/>
+        </w:rPr>
+        <w:t xml:space="preserve">It is applied prospectively: the company does not </w:t>
       </w:r>
       <w:r>
         <w:rPr>
@@ -3758,7 +3848,14 @@
           <w:sz w:val="19"/>
           <w:szCs w:val="19"/>
         </w:rPr>
-        <w:t xml:space="preserve"> Orontes used </w:t>
+        <w:t xml:space="preserve"> prior years. </w:t>
+      </w:r>
+      <w:r>
+        <w:rPr>
+          <w:sz w:val="19"/>
+          <w:szCs w:val="19"/>
+        </w:rPr>
+        <w:t xml:space="preserve"/>
       </w:r>
       <w:r>
         <w:rPr>
@@ -3776,7 +3873,7 @@
           <w:sz w:val="19"/>
           <w:szCs w:val="19"/>
         </w:rPr>
-        <w:t xml:space="preserve">               </w:t>
+        <w:t xml:space="preserve">           </w:t>
       </w:r>
       <w:r>
         <w:rPr>
@@ -3790,14 +3887,7 @@
           <w:sz w:val="19"/>
           <w:szCs w:val="19"/>
         </w:rPr>
-        <w:t xml:space="preserve"> for the bottling line and, after 2 years, decides it has 4 more years of life and a salvage value of $90,000. </w:t>
-      </w:r>
-      <w:r>
-        <w:rPr>
-          <w:sz w:val="19"/>
-          <w:szCs w:val="19"/>
-        </w:rPr>
-        <w:t xml:space="preserve">The book value then is $780,000, so each </w:t>
+        <w:t xml:space="preserve"> Orontes used </w:t>
       </w:r>
       <w:r>
         <w:rPr>
@@ -3815,7 +3905,7 @@
           <w:sz w:val="19"/>
           <w:szCs w:val="19"/>
         </w:rPr>
-        <w:t xml:space="preserve">           </w:t>
+        <w:t xml:space="preserve">               </w:t>
       </w:r>
       <w:r>
         <w:rPr>
@@ -3829,14 +3919,14 @@
           <w:sz w:val="19"/>
           <w:szCs w:val="19"/>
         </w:rPr>
-        <w:t xml:space="preserve"> year's depreciation is ($780,000 − $90,000) ÷ 4 = $172,500. </w:t>
-      </w:r>
-      <w:r>
-        <w:rPr>
-          <w:sz w:val="19"/>
-          <w:szCs w:val="19"/>
-        </w:rPr>
-        <w:t xml:space="preserve">A change in depreciation method is also applied prospectively, as a change in estimate effected by a change in </w:t>
+        <w:t xml:space="preserve"> for the bottling line and, after 2 years, decides it has 4 more years of life and a salvage value of $90,000. </w:t>
+      </w:r>
+      <w:r>
+        <w:rPr>
+          <w:sz w:val="19"/>
+          <w:szCs w:val="19"/>
+        </w:rPr>
+        <w:t xml:space="preserve">The book value then is $780,000, so each </w:t>
       </w:r>
       <w:r>
         <w:rPr>
@@ -3868,7 +3958,14 @@
           <w:sz w:val="19"/>
           <w:szCs w:val="19"/>
         </w:rPr>
-        <w:t xml:space="preserve">, and the new method must be </w:t>
+        <w:t xml:space="preserve"> year's depreciation is ($780,000 − $90,000) ÷ 4 = $172,500. </w:t>
+      </w:r>
+      <w:r>
+        <w:rPr>
+          <w:sz w:val="19"/>
+          <w:szCs w:val="19"/>
+        </w:rPr>
+        <w:t xml:space="preserve">A change in depreciation method is also applied prospectively, as a change in estimate effected by a change in </w:t>
       </w:r>
       <w:r>
         <w:rPr>
@@ -3886,7 +3983,7 @@
           <w:sz w:val="19"/>
           <w:szCs w:val="19"/>
         </w:rPr>
-        <w:t xml:space="preserve">            </w:t>
+        <w:t xml:space="preserve">           </w:t>
       </w:r>
       <w:r>
         <w:rPr>
@@ -3900,14 +3997,7 @@
           <w:sz w:val="19"/>
           <w:szCs w:val="19"/>
         </w:rPr>
-        <w:t xml:space="preserve">. </w:t>
-      </w:r>
-      <w:r>
-        <w:rPr>
-          <w:sz w:val="19"/>
-          <w:szCs w:val="19"/>
-        </w:rPr>
-        <w:t xml:space="preserve">An error, such as </w:t>
+        <w:t xml:space="preserve">, and the new method must be </w:t>
       </w:r>
       <w:r>
         <w:rPr>
@@ -3925,7 +4015,7 @@
           <w:sz w:val="19"/>
           <w:szCs w:val="19"/>
         </w:rPr>
-        <w:t xml:space="preserve">           </w:t>
+        <w:t xml:space="preserve">            </w:t>
       </w:r>
       <w:r>
         <w:rPr>
@@ -3939,7 +4029,14 @@
           <w:sz w:val="19"/>
           <w:szCs w:val="19"/>
         </w:rPr>
-        <w:t xml:space="preserve"> a machine that should have been </w:t>
+        <w:t xml:space="preserve">. </w:t>
+      </w:r>
+      <w:r>
+        <w:rPr>
+          <w:sz w:val="19"/>
+          <w:szCs w:val="19"/>
+        </w:rPr>
+        <w:t xml:space="preserve">An error, such as </w:t>
       </w:r>
       <w:r>
         <w:rPr>
@@ -3957,7 +4054,7 @@
           <w:sz w:val="19"/>
           <w:szCs w:val="19"/>
         </w:rPr>
-        <w:t xml:space="preserve">             </w:t>
+        <w:t xml:space="preserve">           </w:t>
       </w:r>
       <w:r>
         <w:rPr>
@@ -3971,14 +4068,7 @@
           <w:sz w:val="19"/>
           <w:szCs w:val="19"/>
         </w:rPr>
-        <w:t xml:space="preserve">, is different: it is corrected by restating the prior years. </w:t>
-      </w:r>
-      <w:r>
-        <w:rPr>
-          <w:sz w:val="19"/>
-          <w:szCs w:val="19"/>
-        </w:rPr>
-        <w:t xml:space="preserve">Some companies use group or </w:t>
+        <w:t xml:space="preserve"> a machine that should have been </w:t>
       </w:r>
       <w:r>
         <w:rPr>
@@ -3996,7 +4086,7 @@
           <w:sz w:val="19"/>
           <w:szCs w:val="19"/>
         </w:rPr>
-        <w:t xml:space="preserve">           </w:t>
+        <w:t xml:space="preserve">             </w:t>
       </w:r>
       <w:r>
         <w:rPr>
@@ -4010,7 +4100,14 @@
           <w:sz w:val="19"/>
           <w:szCs w:val="19"/>
         </w:rPr>
-        <w:t xml:space="preserve"> depreciation for many similar assets. </w:t>
+        <w:t xml:space="preserve">, is different: it is corrected by restating the prior years. </w:t>
+      </w:r>
+      <w:r>
+        <w:rPr>
+          <w:sz w:val="19"/>
+          <w:szCs w:val="19"/>
+        </w:rPr>
+        <w:t xml:space="preserve">Some companies use group or composite depreciation for many similar assets. </w:t>
       </w:r>
       <w:r>
         <w:rPr>
@@ -4075,7 +4172,7 @@
                 <w:sz w:val="16"/>
                 <w:szCs w:val="16"/>
               </w:rPr>
-              <w:t xml:space="preserve">preferable   ·   composite   ·   restate   ·   remaining   ·   accounting   ·   methods   ·   principle   ·   useful   ·   delivery   ·   capitalized   ·   Suppose   ·   expensing   ·   straight-line</w:t>
+              <w:t xml:space="preserve">principle   ·   capitalized   ·   accounting   ·   straight-line   ·   useful   ·   composite   ·   remaining   ·   double-declining   ·   delivery   ·   expensing   ·   restate   ·   preferable   ·   Suppose</w:t>
             </w:r>
           </w:p>
         </w:tc>
@@ -4330,7 +4427,7 @@
                 <w:sz w:val="16"/>
                 <w:szCs w:val="16"/>
               </w:rPr>
-              <w:t xml:space="preserve">depreciable   ·   prospective   ·   requires   ·   subtract</w:t>
+              <w:t xml:space="preserve">depreciable   ·   prospective   ·   increases   ·   subtract</w:t>
             </w:r>
           </w:p>
         </w:tc>
@@ -5596,7 +5693,7 @@
                 <w:sz w:val="16"/>
                 <w:szCs w:val="16"/>
               </w:rPr>
-              <w:t xml:space="preserve">useful</w:t>
+              <w:t xml:space="preserve">double-declining</w:t>
             </w:r>
           </w:p>
         </w:tc>
@@ -5664,7 +5761,7 @@
                 <w:sz w:val="16"/>
                 <w:szCs w:val="16"/>
               </w:rPr>
-              <w:t xml:space="preserve">accounting</w:t>
+              <w:t xml:space="preserve">useful</w:t>
             </w:r>
           </w:p>
         </w:tc>
@@ -5732,7 +5829,7 @@
                 <w:sz w:val="16"/>
                 <w:szCs w:val="16"/>
               </w:rPr>
-              <w:t xml:space="preserve">restate</w:t>
+              <w:t xml:space="preserve">accounting</w:t>
             </w:r>
           </w:p>
         </w:tc>
@@ -5800,7 +5897,7 @@
                 <w:sz w:val="16"/>
                 <w:szCs w:val="16"/>
               </w:rPr>
-              <w:t xml:space="preserve">Suppose</w:t>
+              <w:t xml:space="preserve">restate</w:t>
             </w:r>
           </w:p>
         </w:tc>
@@ -5868,7 +5965,7 @@
                 <w:sz w:val="16"/>
                 <w:szCs w:val="16"/>
               </w:rPr>
-              <w:t xml:space="preserve">straight-line</w:t>
+              <w:t xml:space="preserve">Suppose</w:t>
             </w:r>
           </w:p>
         </w:tc>
@@ -5936,7 +6033,7 @@
                 <w:sz w:val="16"/>
                 <w:szCs w:val="16"/>
               </w:rPr>
-              <w:t xml:space="preserve">remaining</w:t>
+              <w:t xml:space="preserve">straight-line</w:t>
             </w:r>
           </w:p>
         </w:tc>
@@ -6004,7 +6101,7 @@
                 <w:sz w:val="16"/>
                 <w:szCs w:val="16"/>
               </w:rPr>
-              <w:t xml:space="preserve">principle</w:t>
+              <w:t xml:space="preserve">remaining</w:t>
             </w:r>
           </w:p>
         </w:tc>
@@ -6072,7 +6169,7 @@
                 <w:sz w:val="16"/>
                 <w:szCs w:val="16"/>
               </w:rPr>
-              <w:t xml:space="preserve">preferable</w:t>
+              <w:t xml:space="preserve">principle</w:t>
             </w:r>
           </w:p>
         </w:tc>
@@ -6140,7 +6237,7 @@
                 <w:sz w:val="16"/>
                 <w:szCs w:val="16"/>
               </w:rPr>
-              <w:t xml:space="preserve">expensing</w:t>
+              <w:t xml:space="preserve">preferable</w:t>
             </w:r>
           </w:p>
         </w:tc>
@@ -6208,7 +6305,7 @@
                 <w:sz w:val="16"/>
                 <w:szCs w:val="16"/>
               </w:rPr>
-              <w:t xml:space="preserve">capitalized</w:t>
+              <w:t xml:space="preserve">expensing</w:t>
             </w:r>
           </w:p>
         </w:tc>
@@ -6276,7 +6373,7 @@
                 <w:sz w:val="16"/>
                 <w:szCs w:val="16"/>
               </w:rPr>
-              <w:t xml:space="preserve">composite</w:t>
+              <w:t xml:space="preserve">capitalized</w:t>
             </w:r>
           </w:p>
         </w:tc>
@@ -7173,7 +7270,7 @@
           <w:sz w:val="15"/>
           <w:szCs w:val="15"/>
         </w:rPr>
-        <w:t xml:space="preserve">Orontes buys delivery trucks for its Dubai plant for $90,000, with a salvage value of $10,000 after 4 years. A new useful life or salvage value is a change in accounting estimate. It is applied prospectively: the company does not restate prior years. Suppose Orontes used straight-line for the bottling line and, after 2 years, decides it has 4 more years of life and a salvage value of $90,000. The book value then is $780,000, so each remaining year's depreciation is ($780,000 − $90,000) ÷ 4 = $172,500. A change in depreciation method is also applied prospectively, as a change in estimate effected by a change in principle, and the new method must be preferable. An error, such as expensing a machine that should have been capitalized, is different: it is corrected by restating the prior years. Some companies use group or composite depreciation for many similar assets. They apply one rate to the whole pool, and when an asset is retired they record no gain or loss.</w:t>
+        <w:t xml:space="preserve">Orontes buys delivery trucks for its Dubai plant for $90,000, with a salvage value of $10,000 after 4 years. Complete the double-declining schedule. A new useful life or salvage value is a change in accounting estimate. It is applied prospectively: the company does not restate prior years. Suppose Orontes used straight-line for the bottling line and, after 2 years, decides it has 4 more years of life and a salvage value of $90,000. The book value then is $780,000, so each remaining year's depreciation is ($780,000 − $90,000) ÷ 4 = $172,500. A change in depreciation method is also applied prospectively, as a change in estimate effected by a change in principle, and the new method must be preferable. An error, such as expensing a machine that should have been capitalized, is different: it is corrected by restating the prior years. Some companies use group or composite depreciation for many similar assets. They apply one rate to the whole pool, and when an asset is retired they record no gain or loss.</w:t>
       </w:r>
     </w:p>
     <w:p>
@@ -7304,7 +7401,7 @@
           <w:sz w:val="16"/>
           <w:szCs w:val="16"/>
         </w:rPr>
-        <w:t xml:space="preserve">      gaps 1–7</w:t>
+        <w:t xml:space="preserve">      gaps 1–8</w:t>
       </w:r>
     </w:p>
     <w:p>
@@ -7452,14 +7549,7 @@
           <w:sz w:val="19"/>
           <w:szCs w:val="19"/>
         </w:rPr>
-        <w:t xml:space="preserve"> is simpler and is acceptable if use is fairly even. </w:t>
-      </w:r>
-      <w:r>
-        <w:rPr>
-          <w:sz w:val="19"/>
-          <w:szCs w:val="19"/>
-        </w:rPr>
-        <w:t xml:space="preserve">Other factors can support the choice: </w:t>
+        <w:t xml:space="preserve"> is simpler and is </w:t>
       </w:r>
       <w:r>
         <w:rPr>
@@ -7477,7 +7567,7 @@
           <w:sz w:val="19"/>
           <w:szCs w:val="19"/>
         </w:rPr>
-        <w:t xml:space="preserve">               </w:t>
+        <w:t xml:space="preserve">            </w:t>
       </w:r>
       <w:r>
         <w:rPr>
@@ -7491,7 +7581,14 @@
           <w:sz w:val="19"/>
           <w:szCs w:val="19"/>
         </w:rPr>
-        <w:t xml:space="preserve"> with other companies in the industry, the cost of tracking usage, and </w:t>
+        <w:t xml:space="preserve"> if use is fairly even. </w:t>
+      </w:r>
+      <w:r>
+        <w:rPr>
+          <w:sz w:val="19"/>
+          <w:szCs w:val="19"/>
+        </w:rPr>
+        <w:t xml:space="preserve">Other factors can support the choice: </w:t>
       </w:r>
       <w:r>
         <w:rPr>
@@ -7509,7 +7606,7 @@
           <w:sz w:val="19"/>
           <w:szCs w:val="19"/>
         </w:rPr>
-        <w:t xml:space="preserve">              </w:t>
+        <w:t xml:space="preserve">               </w:t>
       </w:r>
       <w:r>
         <w:rPr>
@@ -7523,14 +7620,7 @@
           <w:sz w:val="19"/>
           <w:szCs w:val="19"/>
         </w:rPr>
-        <w:t xml:space="preserve"> view of income smoothing. </w:t>
-      </w:r>
-      <w:r>
-        <w:rPr>
-          <w:sz w:val="19"/>
-          <w:szCs w:val="19"/>
-        </w:rPr>
-        <w:t xml:space="preserve">The tax method is a </w:t>
+        <w:t xml:space="preserve"> with other companies in the industry, the cost of tracking usage, and </w:t>
       </w:r>
       <w:r>
         <w:rPr>
@@ -7541,6 +7631,45 @@
           <w:szCs w:val="15"/>
         </w:rPr>
         <w:t xml:space="preserve"> (7) </w:t>
+      </w:r>
+      <w:r>
+        <w:rPr>
+          <w:u w:val="single"/>
+          <w:sz w:val="19"/>
+          <w:szCs w:val="19"/>
+        </w:rPr>
+        <w:t xml:space="preserve">              </w:t>
+      </w:r>
+      <w:r>
+        <w:rPr>
+          <w:sz w:val="19"/>
+          <w:szCs w:val="19"/>
+        </w:rPr>
+        <w:t xml:space="preserve"> </w:t>
+      </w:r>
+      <w:r>
+        <w:rPr>
+          <w:sz w:val="19"/>
+          <w:szCs w:val="19"/>
+        </w:rPr>
+        <w:t xml:space="preserve"> view of income smoothing. </w:t>
+      </w:r>
+      <w:r>
+        <w:rPr>
+          <w:sz w:val="19"/>
+          <w:szCs w:val="19"/>
+        </w:rPr>
+        <w:t xml:space="preserve">The tax method is a </w:t>
+      </w:r>
+      <w:r>
+        <w:rPr>
+          <w:b/>
+          <w:bCs/>
+          <w:color w:val="8186EF"/>
+          <w:sz w:val="15"/>
+          <w:szCs w:val="15"/>
+        </w:rPr>
+        <w:t xml:space="preserve"> (8) </w:t>
       </w:r>
       <w:r>
         <w:rPr>
@@ -7620,7 +7749,7 @@
                 <w:sz w:val="16"/>
                 <w:szCs w:val="16"/>
               </w:rPr>
-              <w:t xml:space="preserve">separate   ·   matches   ·   decision   ·   benefits   ·   straight-line   ·   production   ·   management's   ·   comparability</w:t>
+              <w:t xml:space="preserve">decision   ·   production   ·   matches   ·   management's   ·   benefits   ·   separate   ·   straight-line   ·   comparability   ·   acceptable</w:t>
             </w:r>
           </w:p>
         </w:tc>
@@ -7830,7 +7959,7 @@
           <w:sz w:val="16"/>
           <w:szCs w:val="16"/>
         </w:rPr>
-        <w:t xml:space="preserve">      gaps 10–11</w:t>
+        <w:t xml:space="preserve">      gaps 11–12</w:t>
       </w:r>
     </w:p>
     <w:p>
@@ -7853,7 +7982,7 @@
           <w:sz w:val="15"/>
           <w:szCs w:val="15"/>
         </w:rPr>
-        <w:t xml:space="preserve"> (10) </w:t>
+        <w:t xml:space="preserve"> (11) </w:t>
       </w:r>
       <w:r>
         <w:rPr>
@@ -7885,7 +8014,7 @@
           <w:sz w:val="15"/>
           <w:szCs w:val="15"/>
         </w:rPr>
-        <w:t xml:space="preserve"> (11) </w:t>
+        <w:t xml:space="preserve"> (12) </w:t>
       </w:r>
       <w:r>
         <w:rPr>
@@ -8102,7 +8231,7 @@
                 <w:sz w:val="16"/>
                 <w:szCs w:val="16"/>
               </w:rPr>
-              <w:t xml:space="preserve">separate</w:t>
+              <w:t xml:space="preserve">management's</w:t>
             </w:r>
           </w:p>
         </w:tc>
@@ -8170,7 +8299,7 @@
                 <w:sz w:val="16"/>
                 <w:szCs w:val="16"/>
               </w:rPr>
-              <w:t xml:space="preserve">A delivery truck wears out with kilometres driven</w:t>
+              <w:t xml:space="preserve">separate</w:t>
             </w:r>
           </w:p>
         </w:tc>
@@ -8238,7 +8367,7 @@
                 <w:sz w:val="16"/>
                 <w:szCs w:val="16"/>
               </w:rPr>
-              <w:t xml:space="preserve">An office building gives similar service each year</w:t>
+              <w:t xml:space="preserve">A delivery truck wears out with kilometres driven</w:t>
             </w:r>
           </w:p>
         </w:tc>
@@ -8306,7 +8435,7 @@
                 <w:sz w:val="16"/>
                 <w:szCs w:val="16"/>
               </w:rPr>
-              <w:t xml:space="preserve">recommendation</w:t>
+              <w:t xml:space="preserve">An office building gives similar service each year</w:t>
             </w:r>
           </w:p>
         </w:tc>
@@ -8341,7 +8470,7 @@
                 <w:sz w:val="16"/>
                 <w:szCs w:val="16"/>
               </w:rPr>
-              <w:t xml:space="preserve">comparability</w:t>
+              <w:t xml:space="preserve">acceptable</w:t>
             </w:r>
           </w:p>
         </w:tc>
@@ -8374,7 +8503,7 @@
                 <w:sz w:val="16"/>
                 <w:szCs w:val="16"/>
               </w:rPr>
-              <w:t xml:space="preserve">benefits</w:t>
+              <w:t xml:space="preserve">recommendation</w:t>
             </w:r>
           </w:p>
         </w:tc>
@@ -8409,7 +8538,7 @@
                 <w:sz w:val="16"/>
                 <w:szCs w:val="16"/>
               </w:rPr>
-              <w:t xml:space="preserve">management's</w:t>
+              <w:t xml:space="preserve">comparability</w:t>
             </w:r>
           </w:p>
         </w:tc>
@@ -8425,14 +8554,24 @@
           </w:tcPr>
           <w:p>
             <w:pPr>
-              <w:spacing w:before="24" w:after="24"/>
-            </w:pPr>
-            <w:r>
-              <w:rPr>
-                <w:sz w:val="16"/>
-                <w:szCs w:val="16"/>
-              </w:rPr>
-              <w:t xml:space="preserve"/>
+              <w:spacing w:before="12" w:after="12"/>
+            </w:pPr>
+            <w:r>
+              <w:rPr>
+                <w:b/>
+                <w:bCs/>
+                <w:color w:val="8186EF"/>
+                <w:sz w:val="16"/>
+                <w:szCs w:val="16"/>
+              </w:rPr>
+              <w:t xml:space="preserve">12  </w:t>
+            </w:r>
+            <w:r>
+              <w:rPr>
+                <w:sz w:val="16"/>
+                <w:szCs w:val="16"/>
+              </w:rPr>
+              <w:t xml:space="preserve">benefits</w:t>
             </w:r>
           </w:p>
         </w:tc>
@@ -10625,7 +10764,7 @@
           <w:sz w:val="16"/>
           <w:szCs w:val="16"/>
         </w:rPr>
-        <w:t xml:space="preserve">      gaps 1–11</w:t>
+        <w:t xml:space="preserve">      gaps 1–12</w:t>
       </w:r>
     </w:p>
     <w:p>
@@ -11053,7 +11192,39 @@
           <w:sz w:val="19"/>
           <w:szCs w:val="19"/>
         </w:rPr>
-        <w:t xml:space="preserve">An asset is held for sale when management has committed to a plan to sell it, it is available for immediate sale, and the sale is expected within one year. </w:t>
+        <w:t xml:space="preserve">An asset is held for sale when </w:t>
+      </w:r>
+      <w:r>
+        <w:rPr>
+          <w:b/>
+          <w:bCs/>
+          <w:color w:val="8186EF"/>
+          <w:sz w:val="15"/>
+          <w:szCs w:val="15"/>
+        </w:rPr>
+        <w:t xml:space="preserve"> (12) </w:t>
+      </w:r>
+      <w:r>
+        <w:rPr>
+          <w:u w:val="single"/>
+          <w:sz w:val="19"/>
+          <w:szCs w:val="19"/>
+        </w:rPr>
+        <w:t xml:space="preserve">            </w:t>
+      </w:r>
+      <w:r>
+        <w:rPr>
+          <w:sz w:val="19"/>
+          <w:szCs w:val="19"/>
+        </w:rPr>
+        <w:t xml:space="preserve"> </w:t>
+      </w:r>
+      <w:r>
+        <w:rPr>
+          <w:sz w:val="19"/>
+          <w:szCs w:val="19"/>
+        </w:rPr>
+        <w:t xml:space="preserve"> has committed to a plan to sell it, it is available for immediate sale, and the sale is expected within one year. </w:t>
       </w:r>
       <w:r>
         <w:rPr>
@@ -11118,7 +11289,7 @@
                 <w:sz w:val="16"/>
                 <w:szCs w:val="16"/>
               </w:rPr>
-              <w:t xml:space="preserve">continuing   ·   assets   ·   recover   ·   occurs   ·   reversed   ·   indicators   ·   remaining   ·   reduced   ·   measures   ·   management   ·   undiscounted   ·   compares</w:t>
+              <w:t xml:space="preserve">continuing   ·   assets   ·   recover   ·   occurs   ·   reversed   ·   indicators   ·   remaining   ·   reduced   ·   measures   ·   management   ·   undiscounted   ·   compares   ·   physical</w:t>
             </w:r>
           </w:p>
         </w:tc>
@@ -11145,7 +11316,7 @@
           <w:sz w:val="16"/>
           <w:szCs w:val="16"/>
         </w:rPr>
-        <w:t xml:space="preserve">      gaps 12–22</w:t>
+        <w:t xml:space="preserve">      gaps 13–23</w:t>
       </w:r>
     </w:p>
     <w:p>
@@ -11168,7 +11339,7 @@
           <w:sz w:val="15"/>
           <w:szCs w:val="15"/>
         </w:rPr>
-        <w:t xml:space="preserve"> (12) </w:t>
+        <w:t xml:space="preserve"> (13) </w:t>
       </w:r>
       <w:r>
         <w:rPr>
@@ -11200,7 +11371,7 @@
           <w:sz w:val="15"/>
           <w:szCs w:val="15"/>
         </w:rPr>
-        <w:t xml:space="preserve"> (13) </w:t>
+        <w:t xml:space="preserve"> (14) </w:t>
       </w:r>
       <w:r>
         <w:rPr>
@@ -11239,7 +11410,7 @@
           <w:sz w:val="15"/>
           <w:szCs w:val="15"/>
         </w:rPr>
-        <w:t xml:space="preserve"> (14) </w:t>
+        <w:t xml:space="preserve"> (15) </w:t>
       </w:r>
       <w:r>
         <w:rPr>
@@ -11271,7 +11442,7 @@
           <w:sz w:val="15"/>
           <w:szCs w:val="15"/>
         </w:rPr>
-        <w:t xml:space="preserve"> (15) </w:t>
+        <w:t xml:space="preserve"> (16) </w:t>
       </w:r>
       <w:r>
         <w:rPr>
@@ -11310,7 +11481,7 @@
           <w:sz w:val="15"/>
           <w:szCs w:val="15"/>
         </w:rPr>
-        <w:t xml:space="preserve"> (16) </w:t>
+        <w:t xml:space="preserve"> (17) </w:t>
       </w:r>
       <w:r>
         <w:rPr>
@@ -11342,7 +11513,7 @@
           <w:sz w:val="15"/>
           <w:szCs w:val="15"/>
         </w:rPr>
-        <w:t xml:space="preserve"> (17) </w:t>
+        <w:t xml:space="preserve"> (18) </w:t>
       </w:r>
       <w:r>
         <w:rPr>
@@ -11381,7 +11552,7 @@
           <w:sz w:val="15"/>
           <w:szCs w:val="15"/>
         </w:rPr>
-        <w:t xml:space="preserve"> (18) </w:t>
+        <w:t xml:space="preserve"> (19) </w:t>
       </w:r>
       <w:r>
         <w:rPr>
@@ -11420,7 +11591,7 @@
           <w:sz w:val="15"/>
           <w:szCs w:val="15"/>
         </w:rPr>
-        <w:t xml:space="preserve"> (19) </w:t>
+        <w:t xml:space="preserve"> (20) </w:t>
       </w:r>
       <w:r>
         <w:rPr>
@@ -11452,7 +11623,7 @@
           <w:sz w:val="15"/>
           <w:szCs w:val="15"/>
         </w:rPr>
-        <w:t xml:space="preserve"> (20) </w:t>
+        <w:t xml:space="preserve"> (21) </w:t>
       </w:r>
       <w:r>
         <w:rPr>
@@ -11491,7 +11662,7 @@
           <w:sz w:val="15"/>
           <w:szCs w:val="15"/>
         </w:rPr>
-        <w:t xml:space="preserve"> (21) </w:t>
+        <w:t xml:space="preserve"> (22) </w:t>
       </w:r>
       <w:r>
         <w:rPr>
@@ -11530,7 +11701,7 @@
           <w:sz w:val="15"/>
           <w:szCs w:val="15"/>
         </w:rPr>
-        <w:t xml:space="preserve"> (22) </w:t>
+        <w:t xml:space="preserve"> (23) </w:t>
       </w:r>
       <w:r>
         <w:rPr>
@@ -11649,7 +11820,7 @@
           <w:sz w:val="16"/>
           <w:szCs w:val="16"/>
         </w:rPr>
-        <w:t xml:space="preserve">      gaps 23–33</w:t>
+        <w:t xml:space="preserve">      gaps 24–34</w:t>
       </w:r>
     </w:p>
     <w:p>
@@ -11672,7 +11843,7 @@
           <w:sz w:val="15"/>
           <w:szCs w:val="15"/>
         </w:rPr>
-        <w:t xml:space="preserve"> (23) </w:t>
+        <w:t xml:space="preserve"> (24) </w:t>
       </w:r>
       <w:r>
         <w:rPr>
@@ -11704,7 +11875,7 @@
           <w:sz w:val="15"/>
           <w:szCs w:val="15"/>
         </w:rPr>
-        <w:t xml:space="preserve"> (24) </w:t>
+        <w:t xml:space="preserve"> (25) </w:t>
       </w:r>
       <w:r>
         <w:rPr>
@@ -11743,7 +11914,7 @@
           <w:sz w:val="15"/>
           <w:szCs w:val="15"/>
         </w:rPr>
-        <w:t xml:space="preserve"> (25) </w:t>
+        <w:t xml:space="preserve"> (26) </w:t>
       </w:r>
       <w:r>
         <w:rPr>
@@ -11775,7 +11946,7 @@
           <w:sz w:val="15"/>
           <w:szCs w:val="15"/>
         </w:rPr>
-        <w:t xml:space="preserve"> (26) </w:t>
+        <w:t xml:space="preserve"> (27) </w:t>
       </w:r>
       <w:r>
         <w:rPr>
@@ -11814,7 +11985,7 @@
           <w:sz w:val="15"/>
           <w:szCs w:val="15"/>
         </w:rPr>
-        <w:t xml:space="preserve"> (27) </w:t>
+        <w:t xml:space="preserve"> (28) </w:t>
       </w:r>
       <w:r>
         <w:rPr>
@@ -11853,7 +12024,7 @@
           <w:sz w:val="15"/>
           <w:szCs w:val="15"/>
         </w:rPr>
-        <w:t xml:space="preserve"> (28) </w:t>
+        <w:t xml:space="preserve"> (29) </w:t>
       </w:r>
       <w:r>
         <w:rPr>
@@ -11885,7 +12056,7 @@
           <w:sz w:val="15"/>
           <w:szCs w:val="15"/>
         </w:rPr>
-        <w:t xml:space="preserve"> (29) </w:t>
+        <w:t xml:space="preserve"> (30) </w:t>
       </w:r>
       <w:r>
         <w:rPr>
@@ -11924,7 +12095,7 @@
           <w:sz w:val="15"/>
           <w:szCs w:val="15"/>
         </w:rPr>
-        <w:t xml:space="preserve"> (30) </w:t>
+        <w:t xml:space="preserve"> (31) </w:t>
       </w:r>
       <w:r>
         <w:rPr>
@@ -11956,7 +12127,7 @@
           <w:sz w:val="15"/>
           <w:szCs w:val="15"/>
         </w:rPr>
-        <w:t xml:space="preserve"> (31) </w:t>
+        <w:t xml:space="preserve"> (32) </w:t>
       </w:r>
       <w:r>
         <w:rPr>
@@ -11995,7 +12166,7 @@
           <w:sz w:val="15"/>
           <w:szCs w:val="15"/>
         </w:rPr>
-        <w:t xml:space="preserve"> (32) </w:t>
+        <w:t xml:space="preserve"> (33) </w:t>
       </w:r>
       <w:r>
         <w:rPr>
@@ -12027,7 +12198,7 @@
           <w:sz w:val="15"/>
           <w:szCs w:val="15"/>
         </w:rPr>
-        <w:t xml:space="preserve"> (33) </w:t>
+        <w:t xml:space="preserve"> (34) </w:t>
       </w:r>
       <w:r>
         <w:rPr>
@@ -12195,7 +12366,7 @@
           <w:sz w:val="16"/>
           <w:szCs w:val="16"/>
         </w:rPr>
-        <w:t xml:space="preserve">      gaps 34–38</w:t>
+        <w:t xml:space="preserve">      gaps 35–39</w:t>
       </w:r>
     </w:p>
     <w:p>
@@ -12218,7 +12389,7 @@
           <w:sz w:val="15"/>
           <w:szCs w:val="15"/>
         </w:rPr>
-        <w:t xml:space="preserve"> (34) </w:t>
+        <w:t xml:space="preserve"> (35) </w:t>
       </w:r>
       <w:r>
         <w:rPr>
@@ -12257,7 +12428,7 @@
           <w:sz w:val="15"/>
           <w:szCs w:val="15"/>
         </w:rPr>
-        <w:t xml:space="preserve"> (35) </w:t>
+        <w:t xml:space="preserve"> (36) </w:t>
       </w:r>
       <w:r>
         <w:rPr>
@@ -12296,7 +12467,7 @@
           <w:sz w:val="15"/>
           <w:szCs w:val="15"/>
         </w:rPr>
-        <w:t xml:space="preserve"> (36) </w:t>
+        <w:t xml:space="preserve"> (37) </w:t>
       </w:r>
       <w:r>
         <w:rPr>
@@ -12335,7 +12506,7 @@
           <w:sz w:val="15"/>
           <w:szCs w:val="15"/>
         </w:rPr>
-        <w:t xml:space="preserve"> (37) </w:t>
+        <w:t xml:space="preserve"> (38) </w:t>
       </w:r>
       <w:r>
         <w:rPr>
@@ -12374,7 +12545,7 @@
           <w:sz w:val="15"/>
           <w:szCs w:val="15"/>
         </w:rPr>
-        <w:t xml:space="preserve"> (38) </w:t>
+        <w:t xml:space="preserve"> (39) </w:t>
       </w:r>
       <w:r>
         <w:rPr>
@@ -12721,7 +12892,7 @@
                 <w:sz w:val="14"/>
                 <w:szCs w:val="14"/>
               </w:rPr>
-              <w:t xml:space="preserve">(39)</w:t>
+              <w:t xml:space="preserve">(40)</w:t>
             </w:r>
           </w:p>
         </w:tc>
@@ -12875,7 +13046,7 @@
                 <w:sz w:val="14"/>
                 <w:szCs w:val="14"/>
               </w:rPr>
-              <w:t xml:space="preserve"> (40) </w:t>
+              <w:t xml:space="preserve"> (41) </w:t>
             </w:r>
             <w:r>
               <w:rPr>
@@ -12972,7 +13143,7 @@
                 <w:sz w:val="14"/>
                 <w:szCs w:val="14"/>
               </w:rPr>
-              <w:t xml:space="preserve">(41)</w:t>
+              <w:t xml:space="preserve">(42)</w:t>
             </w:r>
           </w:p>
         </w:tc>
@@ -13096,7 +13267,7 @@
                 <w:sz w:val="14"/>
                 <w:szCs w:val="14"/>
               </w:rPr>
-              <w:t xml:space="preserve">(42)</w:t>
+              <w:t xml:space="preserve">(43)</w:t>
             </w:r>
           </w:p>
         </w:tc>
@@ -13148,7 +13319,7 @@
                 <w:sz w:val="14"/>
                 <w:szCs w:val="14"/>
               </w:rPr>
-              <w:t xml:space="preserve">(43)</w:t>
+              <w:t xml:space="preserve">(44)</w:t>
             </w:r>
           </w:p>
         </w:tc>
@@ -13289,8 +13460,8 @@
         </w:tblBorders>
       </w:tblPr>
       <w:tblGrid>
-        <w:gridCol w:w="3956"/>
-        <w:gridCol w:w="5644"/>
+        <w:gridCol w:w="4608"/>
+        <w:gridCol w:w="4992"/>
       </w:tblGrid>
       <w:tr>
         <w:tc>
@@ -13325,7 +13496,7 @@
       <w:tr>
         <w:tc>
           <w:tcPr>
-            <w:tcW w:type="pct" w:w="2061"/>
+            <w:tcW w:type="pct" w:w="2400"/>
             <w:shd w:fill="353A7C" w:val="clear"/>
             <w:tcMar>
               <w:top w:type="dxa" w:w="50"/>
@@ -13352,7 +13523,7 @@
         </w:tc>
         <w:tc>
           <w:tcPr>
-            <w:tcW w:type="pct" w:w="2939"/>
+            <w:tcW w:type="pct" w:w="2600"/>
             <w:shd w:fill="353A7C" w:val="clear"/>
             <w:tcMar>
               <w:top w:type="dxa" w:w="50"/>
@@ -13381,7 +13552,7 @@
       <w:tr>
         <w:tc>
           <w:tcPr>
-            <w:tcW w:type="pct" w:w="2061"/>
+            <w:tcW w:type="pct" w:w="2400"/>
             <w:tcMar>
               <w:top w:type="dxa" w:w="50"/>
               <w:left w:type="dxa" w:w="110"/>
@@ -13404,7 +13575,7 @@
         </w:tc>
         <w:tc>
           <w:tcPr>
-            <w:tcW w:type="pct" w:w="2939"/>
+            <w:tcW w:type="pct" w:w="2600"/>
             <w:shd w:fill="FFFFFF" w:val="clear"/>
             <w:tcMar>
               <w:top w:type="dxa" w:w="50"/>
@@ -13425,7 +13596,7 @@
                 <w:sz w:val="14"/>
                 <w:szCs w:val="14"/>
               </w:rPr>
-              <w:t xml:space="preserve">(44)</w:t>
+              <w:t xml:space="preserve">(45)</w:t>
             </w:r>
           </w:p>
         </w:tc>
@@ -13433,7 +13604,7 @@
       <w:tr>
         <w:tc>
           <w:tcPr>
-            <w:tcW w:type="pct" w:w="2061"/>
+            <w:tcW w:type="pct" w:w="2400"/>
             <w:shd w:fill="FBFAF6" w:val="clear"/>
             <w:tcMar>
               <w:top w:type="dxa" w:w="50"/>
@@ -13457,7 +13628,7 @@
         </w:tc>
         <w:tc>
           <w:tcPr>
-            <w:tcW w:type="pct" w:w="2939"/>
+            <w:tcW w:type="pct" w:w="2600"/>
             <w:shd w:fill="FFFFFF" w:val="clear"/>
             <w:tcMar>
               <w:top w:type="dxa" w:w="50"/>
@@ -13478,7 +13649,7 @@
                 <w:sz w:val="14"/>
                 <w:szCs w:val="14"/>
               </w:rPr>
-              <w:t xml:space="preserve">(45)</w:t>
+              <w:t xml:space="preserve">(46)</w:t>
             </w:r>
           </w:p>
         </w:tc>
@@ -13486,7 +13657,7 @@
       <w:tr>
         <w:tc>
           <w:tcPr>
-            <w:tcW w:type="pct" w:w="2061"/>
+            <w:tcW w:type="pct" w:w="2400"/>
             <w:tcMar>
               <w:top w:type="dxa" w:w="50"/>
               <w:left w:type="dxa" w:w="110"/>
@@ -13509,7 +13680,7 @@
         </w:tc>
         <w:tc>
           <w:tcPr>
-            <w:tcW w:type="pct" w:w="2939"/>
+            <w:tcW w:type="pct" w:w="2600"/>
             <w:tcMar>
               <w:top w:type="dxa" w:w="50"/>
               <w:left w:type="dxa" w:w="110"/>
@@ -13609,8 +13780,8 @@
         </w:tblBorders>
       </w:tblPr>
       <w:tblGrid>
-        <w:gridCol w:w="3956"/>
-        <w:gridCol w:w="5644"/>
+        <w:gridCol w:w="4608"/>
+        <w:gridCol w:w="4992"/>
       </w:tblGrid>
       <w:tr>
         <w:tc>
@@ -13645,7 +13816,7 @@
       <w:tr>
         <w:tc>
           <w:tcPr>
-            <w:tcW w:type="pct" w:w="2061"/>
+            <w:tcW w:type="pct" w:w="2400"/>
             <w:shd w:fill="353A7C" w:val="clear"/>
             <w:tcMar>
               <w:top w:type="dxa" w:w="50"/>
@@ -13672,7 +13843,7 @@
         </w:tc>
         <w:tc>
           <w:tcPr>
-            <w:tcW w:type="pct" w:w="2939"/>
+            <w:tcW w:type="pct" w:w="2600"/>
             <w:shd w:fill="353A7C" w:val="clear"/>
             <w:tcMar>
               <w:top w:type="dxa" w:w="50"/>
@@ -13701,7 +13872,7 @@
       <w:tr>
         <w:tc>
           <w:tcPr>
-            <w:tcW w:type="pct" w:w="2061"/>
+            <w:tcW w:type="pct" w:w="2400"/>
             <w:tcMar>
               <w:top w:type="dxa" w:w="50"/>
               <w:left w:type="dxa" w:w="110"/>
@@ -13724,7 +13895,7 @@
         </w:tc>
         <w:tc>
           <w:tcPr>
-            <w:tcW w:type="pct" w:w="2939"/>
+            <w:tcW w:type="pct" w:w="2600"/>
             <w:tcMar>
               <w:top w:type="dxa" w:w="50"/>
               <w:left w:type="dxa" w:w="110"/>
@@ -13749,7 +13920,7 @@
       <w:tr>
         <w:tc>
           <w:tcPr>
-            <w:tcW w:type="pct" w:w="2061"/>
+            <w:tcW w:type="pct" w:w="2400"/>
             <w:shd w:fill="FBFAF6" w:val="clear"/>
             <w:tcMar>
               <w:top w:type="dxa" w:w="50"/>
@@ -13773,7 +13944,7 @@
         </w:tc>
         <w:tc>
           <w:tcPr>
-            <w:tcW w:type="pct" w:w="2939"/>
+            <w:tcW w:type="pct" w:w="2600"/>
             <w:shd w:fill="FBFAF6" w:val="clear"/>
             <w:tcMar>
               <w:top w:type="dxa" w:w="50"/>
@@ -13801,7 +13972,7 @@
                 <w:sz w:val="14"/>
                 <w:szCs w:val="14"/>
               </w:rPr>
-              <w:t xml:space="preserve"> (46) </w:t>
+              <w:t xml:space="preserve"> (47) </w:t>
             </w:r>
             <w:r>
               <w:rPr>
@@ -13831,7 +14002,7 @@
       <w:tr>
         <w:tc>
           <w:tcPr>
-            <w:tcW w:type="pct" w:w="2061"/>
+            <w:tcW w:type="pct" w:w="2400"/>
             <w:tcMar>
               <w:top w:type="dxa" w:w="50"/>
               <w:left w:type="dxa" w:w="110"/>
@@ -13854,7 +14025,7 @@
         </w:tc>
         <w:tc>
           <w:tcPr>
-            <w:tcW w:type="pct" w:w="2939"/>
+            <w:tcW w:type="pct" w:w="2600"/>
             <w:tcMar>
               <w:top w:type="dxa" w:w="50"/>
               <w:left w:type="dxa" w:w="110"/>
@@ -13879,7 +14050,7 @@
       <w:tr>
         <w:tc>
           <w:tcPr>
-            <w:tcW w:type="pct" w:w="2061"/>
+            <w:tcW w:type="pct" w:w="2400"/>
             <w:shd w:fill="FBFAF6" w:val="clear"/>
             <w:tcMar>
               <w:top w:type="dxa" w:w="50"/>
@@ -13903,7 +14074,7 @@
         </w:tc>
         <w:tc>
           <w:tcPr>
-            <w:tcW w:type="pct" w:w="2939"/>
+            <w:tcW w:type="pct" w:w="2600"/>
             <w:shd w:fill="FFFFFF" w:val="clear"/>
             <w:tcMar>
               <w:top w:type="dxa" w:w="50"/>
@@ -13924,7 +14095,7 @@
                 <w:sz w:val="14"/>
                 <w:szCs w:val="14"/>
               </w:rPr>
-              <w:t xml:space="preserve">(47)</w:t>
+              <w:t xml:space="preserve">(48)</w:t>
             </w:r>
           </w:p>
         </w:tc>
@@ -13932,7 +14103,7 @@
       <w:tr>
         <w:tc>
           <w:tcPr>
-            <w:tcW w:type="pct" w:w="2061"/>
+            <w:tcW w:type="pct" w:w="2400"/>
             <w:tcMar>
               <w:top w:type="dxa" w:w="50"/>
               <w:left w:type="dxa" w:w="110"/>
@@ -13955,7 +14126,7 @@
         </w:tc>
         <w:tc>
           <w:tcPr>
-            <w:tcW w:type="pct" w:w="2939"/>
+            <w:tcW w:type="pct" w:w="2600"/>
             <w:tcMar>
               <w:top w:type="dxa" w:w="50"/>
               <w:left w:type="dxa" w:w="110"/>
@@ -13982,7 +14153,7 @@
                 <w:sz w:val="14"/>
                 <w:szCs w:val="14"/>
               </w:rPr>
-              <w:t xml:space="preserve"> (48) </w:t>
+              <w:t xml:space="preserve"> (49) </w:t>
             </w:r>
             <w:r>
               <w:rPr>
@@ -14912,7 +15083,7 @@
                 <w:sz w:val="16"/>
                 <w:szCs w:val="16"/>
               </w:rPr>
-              <w:t xml:space="preserve">government</w:t>
+              <w:t xml:space="preserve">effective</w:t>
             </w:r>
           </w:p>
         </w:tc>
@@ -14980,7 +15151,7 @@
                 <w:sz w:val="16"/>
                 <w:szCs w:val="16"/>
               </w:rPr>
-              <w:t xml:space="preserve">one-year</w:t>
+              <w:t xml:space="preserve">government</w:t>
             </w:r>
           </w:p>
         </w:tc>
@@ -15048,7 +15219,7 @@
                 <w:sz w:val="16"/>
                 <w:szCs w:val="16"/>
               </w:rPr>
-              <w:t xml:space="preserve">tested</w:t>
+              <w:t xml:space="preserve">one-year</w:t>
             </w:r>
           </w:p>
         </w:tc>
@@ -15116,7 +15287,7 @@
                 <w:sz w:val="16"/>
                 <w:szCs w:val="16"/>
               </w:rPr>
-              <w:t xml:space="preserve">recoverable</w:t>
+              <w:t xml:space="preserve">tested</w:t>
             </w:r>
           </w:p>
         </w:tc>
@@ -15184,7 +15355,7 @@
                 <w:sz w:val="16"/>
                 <w:szCs w:val="16"/>
               </w:rPr>
-              <w:t xml:space="preserve">discounted</w:t>
+              <w:t xml:space="preserve">recoverable</w:t>
             </w:r>
           </w:p>
         </w:tc>
@@ -15252,7 +15423,7 @@
                 <w:sz w:val="16"/>
                 <w:szCs w:val="16"/>
               </w:rPr>
-              <w:t xml:space="preserve">allows</w:t>
+              <w:t xml:space="preserve">discounted</w:t>
             </w:r>
           </w:p>
         </w:tc>
@@ -15320,7 +15491,7 @@
                 <w:sz w:val="16"/>
                 <w:szCs w:val="16"/>
               </w:rPr>
-              <w:t xml:space="preserve">impairment</w:t>
+              <w:t xml:space="preserve">allows</w:t>
             </w:r>
           </w:p>
         </w:tc>
@@ -15388,7 +15559,7 @@
                 <w:sz w:val="16"/>
                 <w:szCs w:val="16"/>
               </w:rPr>
-              <w:t xml:space="preserve">UNDISCOUNTED</w:t>
+              <w:t xml:space="preserve">impairment</w:t>
             </w:r>
           </w:p>
         </w:tc>
@@ -15456,7 +15627,7 @@
                 <w:sz w:val="16"/>
                 <w:szCs w:val="16"/>
               </w:rPr>
-              <w:t xml:space="preserve">measures</w:t>
+              <w:t xml:space="preserve">UNDISCOUNTED</w:t>
             </w:r>
           </w:p>
         </w:tc>
@@ -15524,7 +15695,7 @@
                 <w:sz w:val="16"/>
                 <w:szCs w:val="16"/>
               </w:rPr>
-              <w:t xml:space="preserve">balance</w:t>
+              <w:t xml:space="preserve">measures</w:t>
             </w:r>
           </w:p>
         </w:tc>
@@ -15592,7 +15763,7 @@
                 <w:sz w:val="16"/>
                 <w:szCs w:val="16"/>
               </w:rPr>
-              <w:t xml:space="preserve">indefinite-lived</w:t>
+              <w:t xml:space="preserve">balance</w:t>
             </w:r>
           </w:p>
         </w:tc>
@@ -15627,7 +15798,7 @@
                 <w:sz w:val="16"/>
                 <w:szCs w:val="16"/>
               </w:rPr>
-              <w:t xml:space="preserve">records</w:t>
+              <w:t xml:space="preserve">management</w:t>
             </w:r>
           </w:p>
         </w:tc>
@@ -15660,7 +15831,7 @@
                 <w:sz w:val="16"/>
                 <w:szCs w:val="16"/>
               </w:rPr>
-              <w:t xml:space="preserve">earlier</w:t>
+              <w:t xml:space="preserve">indefinite-lived</w:t>
             </w:r>
           </w:p>
         </w:tc>
@@ -15695,7 +15866,7 @@
                 <w:sz w:val="16"/>
                 <w:szCs w:val="16"/>
               </w:rPr>
-              <w:t xml:space="preserve">recognized</w:t>
+              <w:t xml:space="preserve">records</w:t>
             </w:r>
           </w:p>
         </w:tc>
@@ -15728,7 +15899,7 @@
                 <w:sz w:val="16"/>
                 <w:szCs w:val="16"/>
               </w:rPr>
-              <w:t xml:space="preserve">Pastry line, Dubai</w:t>
+              <w:t xml:space="preserve">earlier</w:t>
             </w:r>
           </w:p>
         </w:tc>
@@ -15763,7 +15934,7 @@
                 <w:sz w:val="16"/>
                 <w:szCs w:val="16"/>
               </w:rPr>
-              <w:t xml:space="preserve">Finite-lived</w:t>
+              <w:t xml:space="preserve">recognized</w:t>
             </w:r>
           </w:p>
         </w:tc>
@@ -15796,7 +15967,7 @@
                 <w:sz w:val="16"/>
                 <w:szCs w:val="16"/>
               </w:rPr>
-              <w:t xml:space="preserve">undiscounted</w:t>
+              <w:t xml:space="preserve">Pastry line, Dubai</w:t>
             </w:r>
           </w:p>
         </w:tc>
@@ -15831,7 +16002,7 @@
                 <w:sz w:val="16"/>
                 <w:szCs w:val="16"/>
               </w:rPr>
-              <w:t xml:space="preserve">amortization</w:t>
+              <w:t xml:space="preserve">Finite-lived</w:t>
             </w:r>
           </w:p>
         </w:tc>
@@ -15864,7 +16035,7 @@
                 <w:sz w:val="16"/>
                 <w:szCs w:val="16"/>
               </w:rPr>
-              <w:t xml:space="preserve">Annual test.</w:t>
+              <w:t xml:space="preserve">undiscounted</w:t>
             </w:r>
           </w:p>
         </w:tc>
@@ -15899,7 +16070,7 @@
                 <w:sz w:val="16"/>
                 <w:szCs w:val="16"/>
               </w:rPr>
-              <w:t xml:space="preserve">intangible</w:t>
+              <w:t xml:space="preserve">amortization</w:t>
             </w:r>
           </w:p>
         </w:tc>
@@ -15932,7 +16103,7 @@
                 <w:sz w:val="16"/>
                 <w:szCs w:val="16"/>
               </w:rPr>
-              <w:t xml:space="preserve">carrying 2,000; goodwill included 150; fair value 1,700</w:t>
+              <w:t xml:space="preserve">Annual test.</w:t>
             </w:r>
           </w:p>
         </w:tc>
@@ -15967,7 +16138,7 @@
                 <w:sz w:val="16"/>
                 <w:szCs w:val="16"/>
               </w:rPr>
-              <w:t xml:space="preserve">expected</w:t>
+              <w:t xml:space="preserve">intangible</w:t>
             </w:r>
           </w:p>
         </w:tc>
@@ -16000,7 +16171,7 @@
                 <w:sz w:val="16"/>
                 <w:szCs w:val="16"/>
               </w:rPr>
-              <w:t xml:space="preserve">Delivery van (held for sale)</w:t>
+              <w:t xml:space="preserve">carrying 2,000; goodwill included 150; fair value 1,700</w:t>
             </w:r>
           </w:p>
         </w:tc>
@@ -16035,7 +16206,7 @@
                 <w:sz w:val="16"/>
                 <w:szCs w:val="16"/>
               </w:rPr>
-              <w:t xml:space="preserve">against</w:t>
+              <w:t xml:space="preserve">expected</w:t>
             </w:r>
           </w:p>
         </w:tc>
@@ -16068,7 +16239,7 @@
                 <w:sz w:val="16"/>
                 <w:szCs w:val="16"/>
               </w:rPr>
-              <w:t xml:space="preserve">50% × 45,000 = 22,500; ending book value 22,500</w:t>
+              <w:t xml:space="preserve">Delivery van (held for sale)</w:t>
             </w:r>
           </w:p>
         </w:tc>
@@ -16103,7 +16274,7 @@
                 <w:sz w:val="16"/>
                 <w:szCs w:val="16"/>
               </w:rPr>
-              <w:t xml:space="preserve">Goodwill</w:t>
+              <w:t xml:space="preserve">against</w:t>
             </w:r>
           </w:p>
         </w:tc>
@@ -16136,7 +16307,7 @@
                 <w:sz w:val="16"/>
                 <w:szCs w:val="16"/>
               </w:rPr>
-              <w:t xml:space="preserve">50% × 22,500 = 11,250; ending book value 11,250</w:t>
+              <w:t xml:space="preserve">50% × 45,000 = 22,500; ending book value 22,500</w:t>
             </w:r>
           </w:p>
         </w:tc>
@@ -16171,7 +16342,7 @@
                 <w:sz w:val="16"/>
                 <w:szCs w:val="16"/>
               </w:rPr>
-              <w:t xml:space="preserve">public</w:t>
+              <w:t xml:space="preserve">Goodwill</w:t>
             </w:r>
           </w:p>
         </w:tc>
@@ -16204,7 +16375,7 @@
                 <w:sz w:val="16"/>
                 <w:szCs w:val="16"/>
               </w:rPr>
-              <w:t xml:space="preserve">Two steps</w:t>
+              <w:t xml:space="preserve">50% × 22,500 = 11,250; ending book value 11,250</w:t>
             </w:r>
           </w:p>
         </w:tc>
@@ -16239,7 +16410,7 @@
                 <w:sz w:val="16"/>
                 <w:szCs w:val="16"/>
               </w:rPr>
-              <w:t xml:space="preserve">reporting</w:t>
+              <w:t xml:space="preserve">public</w:t>
             </w:r>
           </w:p>
         </w:tc>
@@ -16272,7 +16443,7 @@
                 <w:sz w:val="16"/>
                 <w:szCs w:val="16"/>
               </w:rPr>
-              <w:t xml:space="preserve">Single-step goodwill test</w:t>
+              <w:t xml:space="preserve">Two steps</w:t>
             </w:r>
           </w:p>
         </w:tc>
@@ -16307,7 +16478,7 @@
                 <w:sz w:val="16"/>
                 <w:szCs w:val="16"/>
               </w:rPr>
-              <w:t xml:space="preserve">qualitative</w:t>
+              <w:t xml:space="preserve">reporting</w:t>
             </w:r>
           </w:p>
         </w:tc>
@@ -16340,7 +16511,7 @@
                 <w:sz w:val="16"/>
                 <w:szCs w:val="16"/>
               </w:rPr>
-              <w:t xml:space="preserve">carrying amount</w:t>
+              <w:t xml:space="preserve">Single-step goodwill test</w:t>
             </w:r>
           </w:p>
         </w:tc>
@@ -16375,7 +16546,7 @@
                 <w:sz w:val="16"/>
                 <w:szCs w:val="16"/>
               </w:rPr>
-              <w:t xml:space="preserve">applies</w:t>
+              <w:t xml:space="preserve">qualitative</w:t>
             </w:r>
           </w:p>
         </w:tc>
@@ -16408,7 +16579,7 @@
                 <w:sz w:val="16"/>
                 <w:szCs w:val="16"/>
               </w:rPr>
-              <w:t xml:space="preserve">impairment</w:t>
+              <w:t xml:space="preserve">carrying amount</w:t>
             </w:r>
           </w:p>
         </w:tc>
@@ -16443,7 +16614,7 @@
                 <w:sz w:val="16"/>
                 <w:szCs w:val="16"/>
               </w:rPr>
-              <w:t xml:space="preserve">unit's</w:t>
+              <w:t xml:space="preserve">applies</w:t>
             </w:r>
           </w:p>
         </w:tc>
@@ -16476,7 +16647,7 @@
                 <w:sz w:val="16"/>
                 <w:szCs w:val="16"/>
               </w:rPr>
-              <w:t xml:space="preserve">recoverability test</w:t>
+              <w:t xml:space="preserve">impairment</w:t>
             </w:r>
           </w:p>
         </w:tc>
@@ -16511,7 +16682,7 @@
                 <w:sz w:val="16"/>
                 <w:szCs w:val="16"/>
               </w:rPr>
-              <w:t xml:space="preserve">capitalizing</w:t>
+              <w:t xml:space="preserve">unit's</w:t>
             </w:r>
           </w:p>
         </w:tc>
@@ -16544,7 +16715,7 @@
                 <w:sz w:val="16"/>
                 <w:szCs w:val="16"/>
               </w:rPr>
-              <w:t xml:space="preserve">reporting unit</w:t>
+              <w:t xml:space="preserve">recoverability test</w:t>
             </w:r>
           </w:p>
         </w:tc>
@@ -16579,7 +16750,7 @@
                 <w:sz w:val="16"/>
                 <w:szCs w:val="16"/>
               </w:rPr>
-              <w:t xml:space="preserve">effective</w:t>
+              <w:t xml:space="preserve">capitalizing</w:t>
             </w:r>
           </w:p>
         </w:tc>
@@ -16595,14 +16766,24 @@
           </w:tcPr>
           <w:p>
             <w:pPr>
-              <w:spacing w:before="24" w:after="24"/>
-            </w:pPr>
-            <w:r>
-              <w:rPr>
-                <w:sz w:val="16"/>
-                <w:szCs w:val="16"/>
-              </w:rPr>
-              <w:t xml:space="preserve"/>
+              <w:spacing w:before="12" w:after="12"/>
+            </w:pPr>
+            <w:r>
+              <w:rPr>
+                <w:b/>
+                <w:bCs/>
+                <w:color w:val="8186EF"/>
+                <w:sz w:val="16"/>
+                <w:szCs w:val="16"/>
+              </w:rPr>
+              <w:t xml:space="preserve">52  </w:t>
+            </w:r>
+            <w:r>
+              <w:rPr>
+                <w:sz w:val="16"/>
+                <w:szCs w:val="16"/>
+              </w:rPr>
+              <w:t xml:space="preserve">reporting unit</w:t>
             </w:r>
           </w:p>
         </w:tc>

--- a/CMA_Summaries_B1_Ch10.docx
+++ b/CMA_Summaries_B1_Ch10.docx
@@ -9765,6 +9765,142 @@
         <w:t xml:space="preserve"> </w:t>
       </w:r>
     </w:p>
+    <w:p>
+      <w:pPr>
+        <w:spacing w:before="44" w:after="10"/>
+      </w:pPr>
+      <w:r>
+        <w:rPr>
+          <w:b/>
+          <w:bCs/>
+          <w:color w:val="353A7C"/>
+          <w:sz w:val="18"/>
+          <w:szCs w:val="18"/>
+        </w:rPr>
+        <w:t xml:space="preserve">The English this section uses, and its Arabic</w:t>
+      </w:r>
+    </w:p>
+    <w:p>
+      <w:pPr>
+        <w:spacing w:before="0" w:after="12"/>
+      </w:pPr>
+      <w:r>
+        <w:rPr>
+          <w:color w:val="6B7280"/>
+          <w:sz w:val="15"/>
+          <w:szCs w:val="15"/>
+        </w:rPr>
+        <w:t xml:space="preserve">Each term sits against what it means.</w:t>
+      </w:r>
+    </w:p>
+    <w:p>
+      <w:pPr>
+        <w:spacing w:after="40" w:before="90"/>
+        <w:jc w:val="center"/>
+      </w:pPr>
+      <w:r>
+        <w:drawing>
+          <wp:inline distT="0" distB="0" distL="0" distR="0">
+            <wp:extent cx="5734050" cy="2074825"/>
+            <wp:effectExtent t="0" r="0" b="0" l="0"/>
+            <wp:docPr id="1" name="" descr="" title=""/>
+            <wp:cNvGraphicFramePr>
+              <a:graphicFrameLocks xmlns:a="http://schemas.openxmlformats.org/drawingml/2006/main" noChangeAspect="1"/>
+            </wp:cNvGraphicFramePr>
+            <a:graphic xmlns:a="http://schemas.openxmlformats.org/drawingml/2006/main">
+              <a:graphicData uri="http://schemas.openxmlformats.org/drawingml/2006/picture">
+                <pic:pic xmlns:pic="http://schemas.openxmlformats.org/drawingml/2006/picture">
+                  <pic:nvPicPr>
+                    <pic:cNvPr id="0" name="" descr=""/>
+                    <pic:cNvPicPr>
+                      <a:picLocks noChangeAspect="1" noChangeArrowheads="1"/>
+                    </pic:cNvPicPr>
+                  </pic:nvPicPr>
+                  <pic:blipFill>
+                    <a:blip r:embed="rId110" cstate="none"/>
+                    <a:srcRect/>
+                    <a:stretch>
+                      <a:fillRect/>
+                    </a:stretch>
+                  </pic:blipFill>
+                  <pic:spPr bwMode="auto">
+                    <a:xfrm>
+                      <a:off x="0" y="0"/>
+                      <a:ext cx="5734050" cy="2074825"/>
+                    </a:xfrm>
+                    <a:prstGeom prst="rect">
+                      <a:avLst/>
+                    </a:prstGeom>
+                  </pic:spPr>
+                </pic:pic>
+              </a:graphicData>
+            </a:graphic>
+          </wp:inline>
+        </w:drawing>
+      </w:r>
+    </w:p>
+    <w:tbl>
+      <w:tblPr>
+        <w:tblW w:type="pct" w:w="100%"/>
+        <w:tblLayout w:type="fixed"/>
+        <w:tblBorders>
+          <w:top w:val="single" w:color="FBFAF6" w:sz="4"/>
+          <w:left w:val="single" w:color="FBFAF6" w:sz="4"/>
+          <w:bottom w:val="single" w:color="FBFAF6" w:sz="4"/>
+          <w:right w:val="single" w:color="FBFAF6" w:sz="4"/>
+          <w:insideH w:val="single" w:color="FBFAF6" w:sz="4"/>
+          <w:insideV w:val="single" w:color="FBFAF6" w:sz="4"/>
+        </w:tblBorders>
+      </w:tblPr>
+      <w:tblGrid>
+        <w:gridCol w:w="9600"/>
+      </w:tblGrid>
+      <w:tr>
+        <w:tc>
+          <w:tcPr>
+            <w:tcW w:type="pct" w:w="5000"/>
+            <w:shd w:fill="FBFAF6" w:val="clear"/>
+            <w:tcMar>
+              <w:top w:type="dxa" w:w="40"/>
+              <w:left w:type="dxa" w:w="100"/>
+              <w:bottom w:type="dxa" w:w="40"/>
+              <w:right w:type="dxa" w:w="100"/>
+            </w:tcMar>
+          </w:tcPr>
+          <w:p>
+            <w:pPr>
+              <w:spacing w:before="18" w:after="6"/>
+            </w:pPr>
+            <w:r>
+              <w:rPr>
+                <w:b/>
+                <w:bCs/>
+                <w:color w:val="6B7280"/>
+                <w:sz w:val="14"/>
+                <w:szCs w:val="14"/>
+              </w:rPr>
+              <w:t xml:space="preserve">word list</w:t>
+            </w:r>
+          </w:p>
+          <w:p>
+            <w:pPr>
+              <w:spacing w:before="0" w:after="18"/>
+            </w:pPr>
+            <w:r>
+              <w:rPr>
+                <w:b/>
+                <w:bCs/>
+                <w:color w:val="353A7C"/>
+                <w:sz w:val="16"/>
+                <w:szCs w:val="16"/>
+              </w:rPr>
+              <w:t xml:space="preserve">carrying amount   ·   involuntary conversion   ·   depreciable base</w:t>
+            </w:r>
+          </w:p>
+        </w:tc>
+      </w:tr>
+    </w:tbl>
+    <w:p/>
     <w:tbl>
       <w:tblPr>
         <w:tblW w:type="pct" w:w="100%"/>
@@ -10093,14 +10229,14 @@
                 <w:sz w:val="16"/>
                 <w:szCs w:val="16"/>
               </w:rPr>
-              <w:t xml:space="preserve">9  </w:t>
-            </w:r>
-            <w:r>
-              <w:rPr>
-                <w:sz w:val="16"/>
-                <w:szCs w:val="16"/>
-              </w:rPr>
-              <w:t xml:space="preserve">Orontes</w:t>
+              <w:t xml:space="preserve">10  </w:t>
+            </w:r>
+            <w:r>
+              <w:rPr>
+                <w:sz w:val="16"/>
+                <w:szCs w:val="16"/>
+              </w:rPr>
+              <w:t xml:space="preserve">months</w:t>
             </w:r>
           </w:p>
         </w:tc>
@@ -10161,14 +10297,14 @@
                 <w:sz w:val="16"/>
                 <w:szCs w:val="16"/>
               </w:rPr>
-              <w:t xml:space="preserve">10  </w:t>
-            </w:r>
-            <w:r>
-              <w:rPr>
-                <w:sz w:val="16"/>
-                <w:szCs w:val="16"/>
-              </w:rPr>
-              <w:t xml:space="preserve">months</w:t>
+              <w:t xml:space="preserve">11  </w:t>
+            </w:r>
+            <w:r>
+              <w:rPr>
+                <w:sz w:val="16"/>
+                <w:szCs w:val="16"/>
+              </w:rPr>
+              <w:t xml:space="preserve">special</w:t>
             </w:r>
           </w:p>
         </w:tc>
@@ -10229,14 +10365,14 @@
                 <w:sz w:val="16"/>
                 <w:szCs w:val="16"/>
               </w:rPr>
-              <w:t xml:space="preserve">11  </w:t>
-            </w:r>
-            <w:r>
-              <w:rPr>
-                <w:sz w:val="16"/>
-                <w:szCs w:val="16"/>
-              </w:rPr>
-              <w:t xml:space="preserve">special</w:t>
+              <w:t xml:space="preserve">12  </w:t>
+            </w:r>
+            <w:r>
+              <w:rPr>
+                <w:sz w:val="16"/>
+                <w:szCs w:val="16"/>
+              </w:rPr>
+              <w:t xml:space="preserve">involuntary</w:t>
             </w:r>
           </w:p>
         </w:tc>
@@ -10297,14 +10433,14 @@
                 <w:sz w:val="16"/>
                 <w:szCs w:val="16"/>
               </w:rPr>
-              <w:t xml:space="preserve">12  </w:t>
-            </w:r>
-            <w:r>
-              <w:rPr>
-                <w:sz w:val="16"/>
-                <w:szCs w:val="16"/>
-              </w:rPr>
-              <w:t xml:space="preserve">involuntary</w:t>
+              <w:t xml:space="preserve">13  </w:t>
+            </w:r>
+            <w:r>
+              <w:rPr>
+                <w:sz w:val="16"/>
+                <w:szCs w:val="16"/>
+              </w:rPr>
+              <w:t xml:space="preserve">expropriation</w:t>
             </w:r>
           </w:p>
         </w:tc>
@@ -10365,14 +10501,14 @@
                 <w:sz w:val="16"/>
                 <w:szCs w:val="16"/>
               </w:rPr>
-              <w:t xml:space="preserve">13  </w:t>
-            </w:r>
-            <w:r>
-              <w:rPr>
-                <w:sz w:val="16"/>
-                <w:szCs w:val="16"/>
-              </w:rPr>
-              <w:t xml:space="preserve">expropriation</w:t>
+              <w:t xml:space="preserve">14  </w:t>
+            </w:r>
+            <w:r>
+              <w:rPr>
+                <w:sz w:val="16"/>
+                <w:szCs w:val="16"/>
+              </w:rPr>
+              <w:t xml:space="preserve">depreciation</w:t>
             </w:r>
           </w:p>
         </w:tc>
@@ -10433,14 +10569,14 @@
                 <w:sz w:val="16"/>
                 <w:szCs w:val="16"/>
               </w:rPr>
-              <w:t xml:space="preserve">14  </w:t>
-            </w:r>
-            <w:r>
-              <w:rPr>
-                <w:sz w:val="16"/>
-                <w:szCs w:val="16"/>
-              </w:rPr>
-              <w:t xml:space="preserve">depreciation</w:t>
+              <w:t xml:space="preserve">15  </w:t>
+            </w:r>
+            <w:r>
+              <w:rPr>
+                <w:sz w:val="16"/>
+                <w:szCs w:val="16"/>
+              </w:rPr>
+              <w:t xml:space="preserve">proceeds</w:t>
             </w:r>
           </w:p>
         </w:tc>
@@ -10501,14 +10637,14 @@
                 <w:sz w:val="16"/>
                 <w:szCs w:val="16"/>
               </w:rPr>
-              <w:t xml:space="preserve">15  </w:t>
-            </w:r>
-            <w:r>
-              <w:rPr>
-                <w:sz w:val="16"/>
-                <w:szCs w:val="16"/>
-              </w:rPr>
-              <w:t xml:space="preserve">proceeds</w:t>
+              <w:t xml:space="preserve">16  </w:t>
+            </w:r>
+            <w:r>
+              <w:rPr>
+                <w:sz w:val="16"/>
+                <w:szCs w:val="16"/>
+              </w:rPr>
+              <w:t xml:space="preserve">carrying amount</w:t>
             </w:r>
           </w:p>
         </w:tc>
@@ -10544,6 +10680,74 @@
                 <w:szCs w:val="16"/>
               </w:rPr>
               <w:t xml:space="preserve">straight-line</w:t>
+            </w:r>
+          </w:p>
+        </w:tc>
+        <w:tc>
+          <w:tcPr>
+            <w:tcW w:type="pct" w:w="2500"/>
+            <w:tcMar>
+              <w:top w:type="dxa" w:w="20"/>
+              <w:left w:type="dxa" w:w="80"/>
+              <w:bottom w:type="dxa" w:w="20"/>
+              <w:right w:type="dxa" w:w="80"/>
+            </w:tcMar>
+          </w:tcPr>
+          <w:p>
+            <w:pPr>
+              <w:spacing w:before="12" w:after="12"/>
+            </w:pPr>
+            <w:r>
+              <w:rPr>
+                <w:b/>
+                <w:bCs/>
+                <w:color w:val="8186EF"/>
+                <w:sz w:val="16"/>
+                <w:szCs w:val="16"/>
+              </w:rPr>
+              <w:t xml:space="preserve">17  </w:t>
+            </w:r>
+            <w:r>
+              <w:rPr>
+                <w:sz w:val="16"/>
+                <w:szCs w:val="16"/>
+              </w:rPr>
+              <w:t xml:space="preserve">involuntary conversion</w:t>
+            </w:r>
+          </w:p>
+        </w:tc>
+      </w:tr>
+      <w:tr>
+        <w:tc>
+          <w:tcPr>
+            <w:tcW w:type="pct" w:w="2500"/>
+            <w:tcMar>
+              <w:top w:type="dxa" w:w="20"/>
+              <w:left w:type="dxa" w:w="80"/>
+              <w:bottom w:type="dxa" w:w="20"/>
+              <w:right w:type="dxa" w:w="80"/>
+            </w:tcMar>
+          </w:tcPr>
+          <w:p>
+            <w:pPr>
+              <w:spacing w:before="12" w:after="12"/>
+            </w:pPr>
+            <w:r>
+              <w:rPr>
+                <w:b/>
+                <w:bCs/>
+                <w:color w:val="8186EF"/>
+                <w:sz w:val="16"/>
+                <w:szCs w:val="16"/>
+              </w:rPr>
+              <w:t xml:space="preserve">9  </w:t>
+            </w:r>
+            <w:r>
+              <w:rPr>
+                <w:sz w:val="16"/>
+                <w:szCs w:val="16"/>
+              </w:rPr>
+              <w:t xml:space="preserve">Orontes</w:t>
             </w:r>
           </w:p>
         </w:tc>
@@ -14296,7 +14500,7 @@
                     </pic:cNvPicPr>
                   </pic:nvPicPr>
                   <pic:blipFill>
-                    <a:blip r:embed="rId110" cstate="none"/>
+                    <a:blip r:embed="rId111" cstate="none"/>
                     <a:srcRect/>
                     <a:stretch>
                       <a:fillRect/>

--- a/CMA_Summaries_B1_Ch10.docx
+++ b/CMA_Summaries_B1_Ch10.docx
@@ -11493,7 +11493,7 @@
                 <w:sz w:val="16"/>
                 <w:szCs w:val="16"/>
               </w:rPr>
-              <w:t xml:space="preserve">continuing   ·   assets   ·   recover   ·   occurs   ·   reversed   ·   indicators   ·   remaining   ·   reduced   ·   measures   ·   management   ·   undiscounted   ·   compares   ·   physical</w:t>
+              <w:t xml:space="preserve">continuing   ·   assets   ·   recover   ·   occurs   ·   reversed   ·   indicators   ·   remaining   ·   reduced   ·   measures   ·   management   ·   undiscounted   ·   compares   ·   records</w:t>
             </w:r>
           </w:p>
         </w:tc>
@@ -11985,7 +11985,7 @@
                 <w:sz w:val="16"/>
                 <w:szCs w:val="16"/>
               </w:rPr>
-              <w:t xml:space="preserve">expected   ·   capitalizing   ·   recognized   ·   intangible   ·   Goodwill   ·   amortization   ·   Finite-lived   ·   against   ·   qualitative   ·   public   ·   records   ·   reporting</w:t>
+              <w:t xml:space="preserve">expected   ·   beginning   ·   recognized   ·   intangible   ·   Goodwill   ·   amortization   ·   Finite-lived   ·   against   ·   qualitative   ·   public   ·   records   ·   reporting</w:t>
             </w:r>
           </w:p>
         </w:tc>
@@ -12024,7 +12024,7 @@
           <w:sz w:val="16"/>
           <w:szCs w:val="16"/>
         </w:rPr>
-        <w:t xml:space="preserve">      gaps 24–34</w:t>
+        <w:t xml:space="preserve">      gaps 24–35</w:t>
       </w:r>
     </w:p>
     <w:p>
@@ -12108,7 +12108,7 @@
           <w:sz w:val="19"/>
           <w:szCs w:val="19"/>
         </w:rPr>
-        <w:t xml:space="preserve">ASU 2025-06 changes when companies start </w:t>
+        <w:t xml:space="preserve">It also shows the rule for </w:t>
       </w:r>
       <w:r>
         <w:rPr>
@@ -12126,7 +12126,7 @@
           <w:sz w:val="19"/>
           <w:szCs w:val="19"/>
         </w:rPr>
-        <w:t xml:space="preserve">              </w:t>
+        <w:t xml:space="preserve">           </w:t>
       </w:r>
       <w:r>
         <w:rPr>
@@ -12140,7 +12140,7 @@
           <w:sz w:val="19"/>
           <w:szCs w:val="19"/>
         </w:rPr>
-        <w:t xml:space="preserve"> internal-use software (</w:t>
+        <w:t xml:space="preserve"> and development (R&amp;D): U.S. GAAP expenses R&amp;D as incurred, except for equipment and </w:t>
       </w:r>
       <w:r>
         <w:rPr>
@@ -12158,7 +12158,7 @@
           <w:sz w:val="19"/>
           <w:szCs w:val="19"/>
         </w:rPr>
-        <w:t xml:space="preserve">           </w:t>
+        <w:t xml:space="preserve">            </w:t>
       </w:r>
       <w:r>
         <w:rPr>
@@ -12172,14 +12172,14 @@
           <w:sz w:val="19"/>
           <w:szCs w:val="19"/>
         </w:rPr>
-        <w:t xml:space="preserve"> for annual periods beginning after December 15, 2027). </w:t>
-      </w:r>
-      <w:r>
-        <w:rPr>
-          <w:sz w:val="19"/>
-          <w:szCs w:val="19"/>
-        </w:rPr>
-        <w:t xml:space="preserve">ASU 2025-10 adds guidance on </w:t>
+        <w:t xml:space="preserve"> that have other future uses. </w:t>
+      </w:r>
+      <w:r>
+        <w:rPr>
+          <w:sz w:val="19"/>
+          <w:szCs w:val="19"/>
+        </w:rPr>
+        <w:t xml:space="preserve">ASU 2025-06 changes when companies start </w:t>
       </w:r>
       <w:r>
         <w:rPr>
@@ -12197,7 +12197,7 @@
           <w:sz w:val="19"/>
           <w:szCs w:val="19"/>
         </w:rPr>
-        <w:t xml:space="preserve">            </w:t>
+        <w:t xml:space="preserve">              </w:t>
       </w:r>
       <w:r>
         <w:rPr>
@@ -12211,14 +12211,7 @@
           <w:sz w:val="19"/>
           <w:szCs w:val="19"/>
         </w:rPr>
-        <w:t xml:space="preserve"> grants for assets. </w:t>
-      </w:r>
-      <w:r>
-        <w:rPr>
-          <w:sz w:val="19"/>
-          <w:szCs w:val="19"/>
-        </w:rPr>
-        <w:t xml:space="preserve">Under the </w:t>
+        <w:t xml:space="preserve"> internal-use software (</w:t>
       </w:r>
       <w:r>
         <w:rPr>
@@ -12250,7 +12243,14 @@
           <w:sz w:val="19"/>
           <w:szCs w:val="19"/>
         </w:rPr>
-        <w:t xml:space="preserve"> rule, neither is </w:t>
+        <w:t xml:space="preserve"> for annual periods beginning after December 15, 2027). </w:t>
+      </w:r>
+      <w:r>
+        <w:rPr>
+          <w:sz w:val="19"/>
+          <w:szCs w:val="19"/>
+        </w:rPr>
+        <w:t xml:space="preserve">ASU 2025-10 adds guidance on </w:t>
       </w:r>
       <w:r>
         <w:rPr>
@@ -12268,7 +12268,7 @@
           <w:sz w:val="19"/>
           <w:szCs w:val="19"/>
         </w:rPr>
-        <w:t xml:space="preserve">           </w:t>
+        <w:t xml:space="preserve">            </w:t>
       </w:r>
       <w:r>
         <w:rPr>
@@ -12282,14 +12282,14 @@
           <w:sz w:val="19"/>
           <w:szCs w:val="19"/>
         </w:rPr>
-        <w:t xml:space="preserve"> yet. </w:t>
-      </w:r>
-      <w:r>
-        <w:rPr>
-          <w:sz w:val="19"/>
-          <w:szCs w:val="19"/>
-        </w:rPr>
-        <w:t xml:space="preserve">IAS 36 uses one step: compare the carrying amount with the </w:t>
+        <w:t xml:space="preserve"> grants for assets. </w:t>
+      </w:r>
+      <w:r>
+        <w:rPr>
+          <w:sz w:val="19"/>
+          <w:szCs w:val="19"/>
+        </w:rPr>
+        <w:t xml:space="preserve">Under the </w:t>
       </w:r>
       <w:r>
         <w:rPr>
@@ -12307,7 +12307,7 @@
           <w:sz w:val="19"/>
           <w:szCs w:val="19"/>
         </w:rPr>
-        <w:t xml:space="preserve">             </w:t>
+        <w:t xml:space="preserve">           </w:t>
       </w:r>
       <w:r>
         <w:rPr>
@@ -12321,7 +12321,7 @@
           <w:sz w:val="19"/>
           <w:szCs w:val="19"/>
         </w:rPr>
-        <w:t xml:space="preserve"> amount, which is the higher of fair value less costs of disposal and value in use (a </w:t>
+        <w:t xml:space="preserve"> rule, neither is </w:t>
       </w:r>
       <w:r>
         <w:rPr>
@@ -12339,7 +12339,7 @@
           <w:sz w:val="19"/>
           <w:szCs w:val="19"/>
         </w:rPr>
-        <w:t xml:space="preserve">            </w:t>
+        <w:t xml:space="preserve">           </w:t>
       </w:r>
       <w:r>
         <w:rPr>
@@ -12353,14 +12353,14 @@
           <w:sz w:val="19"/>
           <w:szCs w:val="19"/>
         </w:rPr>
-        <w:t xml:space="preserve"> amount). </w:t>
-      </w:r>
-      <w:r>
-        <w:rPr>
-          <w:sz w:val="19"/>
-          <w:szCs w:val="19"/>
-        </w:rPr>
-        <w:t xml:space="preserve">IFRS </w:t>
+        <w:t xml:space="preserve"> yet. </w:t>
+      </w:r>
+      <w:r>
+        <w:rPr>
+          <w:sz w:val="19"/>
+          <w:szCs w:val="19"/>
+        </w:rPr>
+        <w:t xml:space="preserve">IAS 36 uses one step: compare the carrying amount with the </w:t>
       </w:r>
       <w:r>
         <w:rPr>
@@ -12378,7 +12378,7 @@
           <w:sz w:val="19"/>
           <w:szCs w:val="19"/>
         </w:rPr>
-        <w:t xml:space="preserve">           </w:t>
+        <w:t xml:space="preserve">             </w:t>
       </w:r>
       <w:r>
         <w:rPr>
@@ -12392,7 +12392,7 @@
           <w:sz w:val="19"/>
           <w:szCs w:val="19"/>
         </w:rPr>
-        <w:t xml:space="preserve"> the reversal of </w:t>
+        <w:t xml:space="preserve"> amount, which is the higher of fair value less costs of disposal and value in use (a </w:t>
       </w:r>
       <w:r>
         <w:rPr>
@@ -12403,6 +12403,45 @@
           <w:szCs w:val="15"/>
         </w:rPr>
         <w:t xml:space="preserve"> (34) </w:t>
+      </w:r>
+      <w:r>
+        <w:rPr>
+          <w:u w:val="single"/>
+          <w:sz w:val="19"/>
+          <w:szCs w:val="19"/>
+        </w:rPr>
+        <w:t xml:space="preserve">            </w:t>
+      </w:r>
+      <w:r>
+        <w:rPr>
+          <w:sz w:val="19"/>
+          <w:szCs w:val="19"/>
+        </w:rPr>
+        <w:t xml:space="preserve"> </w:t>
+      </w:r>
+      <w:r>
+        <w:rPr>
+          <w:sz w:val="19"/>
+          <w:szCs w:val="19"/>
+        </w:rPr>
+        <w:t xml:space="preserve"> amount). </w:t>
+      </w:r>
+      <w:r>
+        <w:rPr>
+          <w:sz w:val="19"/>
+          <w:szCs w:val="19"/>
+        </w:rPr>
+        <w:t xml:space="preserve">IFRS allows the reversal of </w:t>
+      </w:r>
+      <w:r>
+        <w:rPr>
+          <w:b/>
+          <w:bCs/>
+          <w:color w:val="8186EF"/>
+          <w:sz w:val="15"/>
+          <w:szCs w:val="15"/>
+        </w:rPr>
+        <w:t xml:space="preserve"> (35) </w:t>
       </w:r>
       <w:r>
         <w:rPr>
@@ -12496,7 +12535,7 @@
                 <w:sz w:val="16"/>
                 <w:szCs w:val="16"/>
               </w:rPr>
-              <w:t xml:space="preserve">government   ·   impairment   ·   allows   ·   tested   ·   subject   ·   one-year   ·   applies   ·   unit's   ·   recoverable   ·   discounted   ·   capitalizing   ·   effective</w:t>
+              <w:t xml:space="preserve">capitalizing   ·   discounted   ·   recoverable   ·   government   ·   impairment   ·   effective   ·   applies   ·   unit's   ·   one-year   ·   tested   ·   research   ·   facilities   ·   management</w:t>
             </w:r>
           </w:p>
         </w:tc>
@@ -12570,7 +12609,7 @@
           <w:sz w:val="16"/>
           <w:szCs w:val="16"/>
         </w:rPr>
-        <w:t xml:space="preserve">      gaps 35–39</w:t>
+        <w:t xml:space="preserve">      gaps 36–40</w:t>
       </w:r>
     </w:p>
     <w:p>
@@ -12593,7 +12632,7 @@
           <w:sz w:val="15"/>
           <w:szCs w:val="15"/>
         </w:rPr>
-        <w:t xml:space="preserve"> (35) </w:t>
+        <w:t xml:space="preserve"> (36) </w:t>
       </w:r>
       <w:r>
         <w:rPr>
@@ -12632,7 +12671,7 @@
           <w:sz w:val="15"/>
           <w:szCs w:val="15"/>
         </w:rPr>
-        <w:t xml:space="preserve"> (36) </w:t>
+        <w:t xml:space="preserve"> (37) </w:t>
       </w:r>
       <w:r>
         <w:rPr>
@@ -12671,7 +12710,7 @@
           <w:sz w:val="15"/>
           <w:szCs w:val="15"/>
         </w:rPr>
-        <w:t xml:space="preserve"> (37) </w:t>
+        <w:t xml:space="preserve"> (38) </w:t>
       </w:r>
       <w:r>
         <w:rPr>
@@ -12710,7 +12749,7 @@
           <w:sz w:val="15"/>
           <w:szCs w:val="15"/>
         </w:rPr>
-        <w:t xml:space="preserve"> (38) </w:t>
+        <w:t xml:space="preserve"> (39) </w:t>
       </w:r>
       <w:r>
         <w:rPr>
@@ -12749,7 +12788,7 @@
           <w:sz w:val="15"/>
           <w:szCs w:val="15"/>
         </w:rPr>
-        <w:t xml:space="preserve"> (39) </w:t>
+        <w:t xml:space="preserve"> (40) </w:t>
       </w:r>
       <w:r>
         <w:rPr>
@@ -13096,7 +13135,7 @@
                 <w:sz w:val="14"/>
                 <w:szCs w:val="14"/>
               </w:rPr>
-              <w:t xml:space="preserve">(40)</w:t>
+              <w:t xml:space="preserve">(41)</w:t>
             </w:r>
           </w:p>
         </w:tc>
@@ -13250,7 +13289,7 @@
                 <w:sz w:val="14"/>
                 <w:szCs w:val="14"/>
               </w:rPr>
-              <w:t xml:space="preserve"> (41) </w:t>
+              <w:t xml:space="preserve"> (42) </w:t>
             </w:r>
             <w:r>
               <w:rPr>
@@ -13347,7 +13386,7 @@
                 <w:sz w:val="14"/>
                 <w:szCs w:val="14"/>
               </w:rPr>
-              <w:t xml:space="preserve">(42)</w:t>
+              <w:t xml:space="preserve">(43)</w:t>
             </w:r>
           </w:p>
         </w:tc>
@@ -13471,7 +13510,7 @@
                 <w:sz w:val="14"/>
                 <w:szCs w:val="14"/>
               </w:rPr>
-              <w:t xml:space="preserve">(43)</w:t>
+              <w:t xml:space="preserve">(44)</w:t>
             </w:r>
           </w:p>
         </w:tc>
@@ -13523,7 +13562,7 @@
                 <w:sz w:val="14"/>
                 <w:szCs w:val="14"/>
               </w:rPr>
-              <w:t xml:space="preserve">(44)</w:t>
+              <w:t xml:space="preserve">(45)</w:t>
             </w:r>
           </w:p>
         </w:tc>
@@ -13800,7 +13839,7 @@
                 <w:sz w:val="14"/>
                 <w:szCs w:val="14"/>
               </w:rPr>
-              <w:t xml:space="preserve">(45)</w:t>
+              <w:t xml:space="preserve">(46)</w:t>
             </w:r>
           </w:p>
         </w:tc>
@@ -13853,7 +13892,7 @@
                 <w:sz w:val="14"/>
                 <w:szCs w:val="14"/>
               </w:rPr>
-              <w:t xml:space="preserve">(46)</w:t>
+              <w:t xml:space="preserve">(47)</w:t>
             </w:r>
           </w:p>
         </w:tc>
@@ -14176,7 +14215,7 @@
                 <w:sz w:val="14"/>
                 <w:szCs w:val="14"/>
               </w:rPr>
-              <w:t xml:space="preserve"> (47) </w:t>
+              <w:t xml:space="preserve"> (48) </w:t>
             </w:r>
             <w:r>
               <w:rPr>
@@ -14299,7 +14338,7 @@
                 <w:sz w:val="14"/>
                 <w:szCs w:val="14"/>
               </w:rPr>
-              <w:t xml:space="preserve">(48)</w:t>
+              <w:t xml:space="preserve">(49)</w:t>
             </w:r>
           </w:p>
         </w:tc>
@@ -14357,7 +14396,7 @@
                 <w:sz w:val="14"/>
                 <w:szCs w:val="14"/>
               </w:rPr>
-              <w:t xml:space="preserve"> (49) </w:t>
+              <w:t xml:space="preserve"> (50) </w:t>
             </w:r>
             <w:r>
               <w:rPr>
@@ -15280,14 +15319,14 @@
                 <w:sz w:val="16"/>
                 <w:szCs w:val="16"/>
               </w:rPr>
-              <w:t xml:space="preserve">27  </w:t>
-            </w:r>
-            <w:r>
-              <w:rPr>
-                <w:sz w:val="16"/>
-                <w:szCs w:val="16"/>
-              </w:rPr>
-              <w:t xml:space="preserve">effective</w:t>
+              <w:t xml:space="preserve">28  </w:t>
+            </w:r>
+            <w:r>
+              <w:rPr>
+                <w:sz w:val="16"/>
+                <w:szCs w:val="16"/>
+              </w:rPr>
+              <w:t xml:space="preserve">capitalizing</w:t>
             </w:r>
           </w:p>
         </w:tc>
@@ -15348,14 +15387,14 @@
                 <w:sz w:val="16"/>
                 <w:szCs w:val="16"/>
               </w:rPr>
-              <w:t xml:space="preserve">28  </w:t>
-            </w:r>
-            <w:r>
-              <w:rPr>
-                <w:sz w:val="16"/>
-                <w:szCs w:val="16"/>
-              </w:rPr>
-              <w:t xml:space="preserve">government</w:t>
+              <w:t xml:space="preserve">29  </w:t>
+            </w:r>
+            <w:r>
+              <w:rPr>
+                <w:sz w:val="16"/>
+                <w:szCs w:val="16"/>
+              </w:rPr>
+              <w:t xml:space="preserve">effective</w:t>
             </w:r>
           </w:p>
         </w:tc>
@@ -15416,14 +15455,14 @@
                 <w:sz w:val="16"/>
                 <w:szCs w:val="16"/>
               </w:rPr>
-              <w:t xml:space="preserve">29  </w:t>
-            </w:r>
-            <w:r>
-              <w:rPr>
-                <w:sz w:val="16"/>
-                <w:szCs w:val="16"/>
-              </w:rPr>
-              <w:t xml:space="preserve">one-year</w:t>
+              <w:t xml:space="preserve">30  </w:t>
+            </w:r>
+            <w:r>
+              <w:rPr>
+                <w:sz w:val="16"/>
+                <w:szCs w:val="16"/>
+              </w:rPr>
+              <w:t xml:space="preserve">government</w:t>
             </w:r>
           </w:p>
         </w:tc>
@@ -15484,14 +15523,14 @@
                 <w:sz w:val="16"/>
                 <w:szCs w:val="16"/>
               </w:rPr>
-              <w:t xml:space="preserve">30  </w:t>
-            </w:r>
-            <w:r>
-              <w:rPr>
-                <w:sz w:val="16"/>
-                <w:szCs w:val="16"/>
-              </w:rPr>
-              <w:t xml:space="preserve">tested</w:t>
+              <w:t xml:space="preserve">31  </w:t>
+            </w:r>
+            <w:r>
+              <w:rPr>
+                <w:sz w:val="16"/>
+                <w:szCs w:val="16"/>
+              </w:rPr>
+              <w:t xml:space="preserve">one-year</w:t>
             </w:r>
           </w:p>
         </w:tc>
@@ -15552,14 +15591,14 @@
                 <w:sz w:val="16"/>
                 <w:szCs w:val="16"/>
               </w:rPr>
-              <w:t xml:space="preserve">31  </w:t>
-            </w:r>
-            <w:r>
-              <w:rPr>
-                <w:sz w:val="16"/>
-                <w:szCs w:val="16"/>
-              </w:rPr>
-              <w:t xml:space="preserve">recoverable</w:t>
+              <w:t xml:space="preserve">32  </w:t>
+            </w:r>
+            <w:r>
+              <w:rPr>
+                <w:sz w:val="16"/>
+                <w:szCs w:val="16"/>
+              </w:rPr>
+              <w:t xml:space="preserve">tested</w:t>
             </w:r>
           </w:p>
         </w:tc>
@@ -15620,14 +15659,14 @@
                 <w:sz w:val="16"/>
                 <w:szCs w:val="16"/>
               </w:rPr>
-              <w:t xml:space="preserve">32  </w:t>
-            </w:r>
-            <w:r>
-              <w:rPr>
-                <w:sz w:val="16"/>
-                <w:szCs w:val="16"/>
-              </w:rPr>
-              <w:t xml:space="preserve">discounted</w:t>
+              <w:t xml:space="preserve">33  </w:t>
+            </w:r>
+            <w:r>
+              <w:rPr>
+                <w:sz w:val="16"/>
+                <w:szCs w:val="16"/>
+              </w:rPr>
+              <w:t xml:space="preserve">recoverable</w:t>
             </w:r>
           </w:p>
         </w:tc>
@@ -15688,14 +15727,14 @@
                 <w:sz w:val="16"/>
                 <w:szCs w:val="16"/>
               </w:rPr>
-              <w:t xml:space="preserve">33  </w:t>
-            </w:r>
-            <w:r>
-              <w:rPr>
-                <w:sz w:val="16"/>
-                <w:szCs w:val="16"/>
-              </w:rPr>
-              <w:t xml:space="preserve">allows</w:t>
+              <w:t xml:space="preserve">34  </w:t>
+            </w:r>
+            <w:r>
+              <w:rPr>
+                <w:sz w:val="16"/>
+                <w:szCs w:val="16"/>
+              </w:rPr>
+              <w:t xml:space="preserve">discounted</w:t>
             </w:r>
           </w:p>
         </w:tc>
@@ -15756,7 +15795,7 @@
                 <w:sz w:val="16"/>
                 <w:szCs w:val="16"/>
               </w:rPr>
-              <w:t xml:space="preserve">34  </w:t>
+              <w:t xml:space="preserve">35  </w:t>
             </w:r>
             <w:r>
               <w:rPr>
@@ -15824,7 +15863,7 @@
                 <w:sz w:val="16"/>
                 <w:szCs w:val="16"/>
               </w:rPr>
-              <w:t xml:space="preserve">35  </w:t>
+              <w:t xml:space="preserve">36  </w:t>
             </w:r>
             <w:r>
               <w:rPr>
@@ -15892,7 +15931,7 @@
                 <w:sz w:val="16"/>
                 <w:szCs w:val="16"/>
               </w:rPr>
-              <w:t xml:space="preserve">36  </w:t>
+              <w:t xml:space="preserve">37  </w:t>
             </w:r>
             <w:r>
               <w:rPr>
@@ -15960,7 +15999,7 @@
                 <w:sz w:val="16"/>
                 <w:szCs w:val="16"/>
               </w:rPr>
-              <w:t xml:space="preserve">37  </w:t>
+              <w:t xml:space="preserve">38  </w:t>
             </w:r>
             <w:r>
               <w:rPr>
@@ -16028,7 +16067,7 @@
                 <w:sz w:val="16"/>
                 <w:szCs w:val="16"/>
               </w:rPr>
-              <w:t xml:space="preserve">38  </w:t>
+              <w:t xml:space="preserve">39  </w:t>
             </w:r>
             <w:r>
               <w:rPr>
@@ -16096,7 +16135,7 @@
                 <w:sz w:val="16"/>
                 <w:szCs w:val="16"/>
               </w:rPr>
-              <w:t xml:space="preserve">39  </w:t>
+              <w:t xml:space="preserve">40  </w:t>
             </w:r>
             <w:r>
               <w:rPr>
@@ -16164,7 +16203,7 @@
                 <w:sz w:val="16"/>
                 <w:szCs w:val="16"/>
               </w:rPr>
-              <w:t xml:space="preserve">40  </w:t>
+              <w:t xml:space="preserve">41  </w:t>
             </w:r>
             <w:r>
               <w:rPr>
@@ -16232,7 +16271,7 @@
                 <w:sz w:val="16"/>
                 <w:szCs w:val="16"/>
               </w:rPr>
-              <w:t xml:space="preserve">41  </w:t>
+              <w:t xml:space="preserve">42  </w:t>
             </w:r>
             <w:r>
               <w:rPr>
@@ -16300,7 +16339,7 @@
                 <w:sz w:val="16"/>
                 <w:szCs w:val="16"/>
               </w:rPr>
-              <w:t xml:space="preserve">42  </w:t>
+              <w:t xml:space="preserve">43  </w:t>
             </w:r>
             <w:r>
               <w:rPr>
@@ -16368,7 +16407,7 @@
                 <w:sz w:val="16"/>
                 <w:szCs w:val="16"/>
               </w:rPr>
-              <w:t xml:space="preserve">43  </w:t>
+              <w:t xml:space="preserve">44  </w:t>
             </w:r>
             <w:r>
               <w:rPr>
@@ -16436,7 +16475,7 @@
                 <w:sz w:val="16"/>
                 <w:szCs w:val="16"/>
               </w:rPr>
-              <w:t xml:space="preserve">44  </w:t>
+              <w:t xml:space="preserve">45  </w:t>
             </w:r>
             <w:r>
               <w:rPr>
@@ -16504,7 +16543,7 @@
                 <w:sz w:val="16"/>
                 <w:szCs w:val="16"/>
               </w:rPr>
-              <w:t xml:space="preserve">45  </w:t>
+              <w:t xml:space="preserve">46  </w:t>
             </w:r>
             <w:r>
               <w:rPr>
@@ -16572,7 +16611,7 @@
                 <w:sz w:val="16"/>
                 <w:szCs w:val="16"/>
               </w:rPr>
-              <w:t xml:space="preserve">46  </w:t>
+              <w:t xml:space="preserve">47  </w:t>
             </w:r>
             <w:r>
               <w:rPr>
@@ -16640,7 +16679,7 @@
                 <w:sz w:val="16"/>
                 <w:szCs w:val="16"/>
               </w:rPr>
-              <w:t xml:space="preserve">47  </w:t>
+              <w:t xml:space="preserve">48  </w:t>
             </w:r>
             <w:r>
               <w:rPr>
@@ -16708,7 +16747,7 @@
                 <w:sz w:val="16"/>
                 <w:szCs w:val="16"/>
               </w:rPr>
-              <w:t xml:space="preserve">48  </w:t>
+              <w:t xml:space="preserve">49  </w:t>
             </w:r>
             <w:r>
               <w:rPr>
@@ -16776,7 +16815,7 @@
                 <w:sz w:val="16"/>
                 <w:szCs w:val="16"/>
               </w:rPr>
-              <w:t xml:space="preserve">49  </w:t>
+              <w:t xml:space="preserve">50  </w:t>
             </w:r>
             <w:r>
               <w:rPr>
@@ -16844,7 +16883,7 @@
                 <w:sz w:val="16"/>
                 <w:szCs w:val="16"/>
               </w:rPr>
-              <w:t xml:space="preserve">50  </w:t>
+              <w:t xml:space="preserve">51  </w:t>
             </w:r>
             <w:r>
               <w:rPr>
@@ -16912,7 +16951,7 @@
                 <w:sz w:val="16"/>
                 <w:szCs w:val="16"/>
               </w:rPr>
-              <w:t xml:space="preserve">51  </w:t>
+              <w:t xml:space="preserve">52  </w:t>
             </w:r>
             <w:r>
               <w:rPr>
@@ -16954,7 +16993,7 @@
                 <w:sz w:val="16"/>
                 <w:szCs w:val="16"/>
               </w:rPr>
-              <w:t xml:space="preserve">capitalizing</w:t>
+              <w:t xml:space="preserve">research</w:t>
             </w:r>
           </w:p>
         </w:tc>
@@ -16980,7 +17019,7 @@
                 <w:sz w:val="16"/>
                 <w:szCs w:val="16"/>
               </w:rPr>
-              <w:t xml:space="preserve">52  </w:t>
+              <w:t xml:space="preserve">53  </w:t>
             </w:r>
             <w:r>
               <w:rPr>
@@ -16988,6 +17027,64 @@
                 <w:szCs w:val="16"/>
               </w:rPr>
               <w:t xml:space="preserve">reporting unit</w:t>
+            </w:r>
+          </w:p>
+        </w:tc>
+      </w:tr>
+      <w:tr>
+        <w:tc>
+          <w:tcPr>
+            <w:tcW w:type="pct" w:w="2500"/>
+            <w:tcMar>
+              <w:top w:type="dxa" w:w="20"/>
+              <w:left w:type="dxa" w:w="80"/>
+              <w:bottom w:type="dxa" w:w="20"/>
+              <w:right w:type="dxa" w:w="80"/>
+            </w:tcMar>
+          </w:tcPr>
+          <w:p>
+            <w:pPr>
+              <w:spacing w:before="12" w:after="12"/>
+            </w:pPr>
+            <w:r>
+              <w:rPr>
+                <w:b/>
+                <w:bCs/>
+                <w:color w:val="8186EF"/>
+                <w:sz w:val="16"/>
+                <w:szCs w:val="16"/>
+              </w:rPr>
+              <w:t xml:space="preserve">27  </w:t>
+            </w:r>
+            <w:r>
+              <w:rPr>
+                <w:sz w:val="16"/>
+                <w:szCs w:val="16"/>
+              </w:rPr>
+              <w:t xml:space="preserve">facilities</w:t>
+            </w:r>
+          </w:p>
+        </w:tc>
+        <w:tc>
+          <w:tcPr>
+            <w:tcW w:type="pct" w:w="2500"/>
+            <w:tcMar>
+              <w:top w:type="dxa" w:w="20"/>
+              <w:left w:type="dxa" w:w="80"/>
+              <w:bottom w:type="dxa" w:w="20"/>
+              <w:right w:type="dxa" w:w="80"/>
+            </w:tcMar>
+          </w:tcPr>
+          <w:p>
+            <w:pPr>
+              <w:spacing w:before="24" w:after="24"/>
+            </w:pPr>
+            <w:r>
+              <w:rPr>
+                <w:sz w:val="16"/>
+                <w:szCs w:val="16"/>
+              </w:rPr>
+              <w:t xml:space="preserve"/>
             </w:r>
           </w:p>
         </w:tc>
@@ -17078,7 +17175,7 @@
           <w:sz w:val="15"/>
           <w:szCs w:val="15"/>
         </w:rPr>
-        <w:t xml:space="preserve">Otherwise it applies a single step: the loss is the unit's carrying amount minus its fair value, but never more than the goodwill. ASU 2025-06 changes when companies start capitalizing internal-use software (effective for annual periods beginning after December 15, 2027). ASU 2025-10 adds guidance on government grants for assets. Under the one-year rule, neither is tested yet. IAS 36 uses one step: compare the carrying amount with the recoverable amount, which is the higher of fair value less costs of disposal and value in use (a discounted amount). IFRS allows the reversal of impairment losses on assets other than goodwill. IAS 38 requires development costs to be capitalized when six criteria are met. These are the classic IFRS habits that cost marks on the U.S. GAAP exam.</w:t>
+        <w:t xml:space="preserve">Otherwise it applies a single step: the loss is the unit's carrying amount minus its fair value, but never more than the goodwill. It also shows the rule for research and development (R&amp;D): U.S. GAAP expenses R&amp;D as incurred, except for equipment and facilities that have other future uses. ASU 2025-06 changes when companies start capitalizing internal-use software (effective for annual periods beginning after December 15, 2027). ASU 2025-10 adds guidance on government grants for assets. Under the one-year rule, neither is tested yet. IAS 36 uses one step: compare the carrying amount with the recoverable amount, which is the higher of fair value less costs of disposal and value in use (a discounted amount). IFRS allows the reversal of impairment losses on assets other than goodwill. IAS 38 requires development costs to be capitalized when six criteria are met. These are the classic IFRS habits that cost marks on the U.S. GAAP exam.</w:t>
       </w:r>
     </w:p>
     <w:p>

--- a/CMA_Summaries_B1_Ch10.docx
+++ b/CMA_Summaries_B1_Ch10.docx
@@ -782,7 +782,14 @@
           <w:sz w:val="19"/>
           <w:szCs w:val="19"/>
         </w:rPr>
-        <w:t xml:space="preserve">Actual </w:t>
+        <w:t xml:space="preserve">Actual interest is 150, so Orontes capitalizes 120. </w:t>
+      </w:r>
+      <w:r>
+        <w:rPr>
+          <w:sz w:val="19"/>
+          <w:szCs w:val="19"/>
+        </w:rPr>
+        <w:t xml:space="preserve"/>
       </w:r>
       <w:r>
         <w:rPr>
@@ -800,7 +807,7 @@
           <w:sz w:val="19"/>
           <w:szCs w:val="19"/>
         </w:rPr>
-        <w:t xml:space="preserve">           </w:t>
+        <w:t xml:space="preserve">                </w:t>
       </w:r>
       <w:r>
         <w:rPr>
@@ -814,14 +821,7 @@
           <w:sz w:val="19"/>
           <w:szCs w:val="19"/>
         </w:rPr>
-        <w:t xml:space="preserve"> is 150, so Orontes capitalizes 120. </w:t>
-      </w:r>
-      <w:r>
-        <w:rPr>
-          <w:sz w:val="19"/>
-          <w:szCs w:val="19"/>
-        </w:rPr>
-        <w:t xml:space="preserve"/>
+        <w:t xml:space="preserve"> stops when the asset is </w:t>
       </w:r>
       <w:r>
         <w:rPr>
@@ -839,7 +839,7 @@
           <w:sz w:val="19"/>
           <w:szCs w:val="19"/>
         </w:rPr>
-        <w:t xml:space="preserve">                </w:t>
+        <w:t xml:space="preserve">               </w:t>
       </w:r>
       <w:r>
         <w:rPr>
@@ -853,7 +853,7 @@
           <w:sz w:val="19"/>
           <w:szCs w:val="19"/>
         </w:rPr>
-        <w:t xml:space="preserve"> stops when the asset is substantially complete. </w:t>
+        <w:t xml:space="preserve"> complete. </w:t>
       </w:r>
       <w:r>
         <w:rPr>
@@ -899,7 +899,7 @@
           <w:sz w:val="19"/>
           <w:szCs w:val="19"/>
         </w:rPr>
-        <w:t xml:space="preserve">One difference: when a company invests borrowed money for a short time before spending it, IAS 23 deducts the investment income from the amount </w:t>
+        <w:t xml:space="preserve">One </w:t>
       </w:r>
       <w:r>
         <w:rPr>
@@ -917,7 +917,7 @@
           <w:sz w:val="19"/>
           <w:szCs w:val="19"/>
         </w:rPr>
-        <w:t xml:space="preserve">             </w:t>
+        <w:t xml:space="preserve">            </w:t>
       </w:r>
       <w:r>
         <w:rPr>
@@ -931,7 +931,7 @@
           <w:sz w:val="19"/>
           <w:szCs w:val="19"/>
         </w:rPr>
-        <w:t xml:space="preserve">. </w:t>
+        <w:t xml:space="preserve">: when a company invests borrowed money for a short time before spending it, IAS 23 deducts the investment income from the amount capitalized. </w:t>
       </w:r>
       <w:r>
         <w:rPr>
@@ -1028,7 +1028,7 @@
                 <w:sz w:val="16"/>
                 <w:szCs w:val="16"/>
               </w:rPr>
-              <w:t xml:space="preserve">Capitalization   ·   generally   ·   interest   ·   recorded   ·   qualifying   ·   capitalized</w:t>
+              <w:t xml:space="preserve">substantially   ·   generally   ·   Capitalization   ·   recorded   ·   qualifying   ·   difference</w:t>
             </w:r>
           </w:p>
         </w:tc>
@@ -1824,7 +1824,7 @@
                 <w:sz w:val="16"/>
                 <w:szCs w:val="16"/>
               </w:rPr>
-              <w:t xml:space="preserve">interest</w:t>
+              <w:t xml:space="preserve">Capitalization</w:t>
             </w:r>
           </w:p>
         </w:tc>
@@ -1892,7 +1892,7 @@
                 <w:sz w:val="16"/>
                 <w:szCs w:val="16"/>
               </w:rPr>
-              <w:t xml:space="preserve">Capitalization</w:t>
+              <w:t xml:space="preserve">substantially</w:t>
             </w:r>
           </w:p>
         </w:tc>
@@ -2028,7 +2028,7 @@
                 <w:sz w:val="16"/>
                 <w:szCs w:val="16"/>
               </w:rPr>
-              <w:t xml:space="preserve">capitalized</w:t>
+              <w:t xml:space="preserve">difference</w:t>
             </w:r>
           </w:p>
         </w:tc>
@@ -2548,7 +2548,7 @@
           <w:sz w:val="19"/>
           <w:szCs w:val="19"/>
         </w:rPr>
-        <w:t xml:space="preserve">Four </w:t>
+        <w:t xml:space="preserve">Four methods </w:t>
       </w:r>
       <w:r>
         <w:rPr>
@@ -2580,7 +2580,7 @@
           <w:sz w:val="19"/>
           <w:szCs w:val="19"/>
         </w:rPr>
-        <w:t xml:space="preserve"> appear on the exam. </w:t>
+        <w:t xml:space="preserve"> on the exam. </w:t>
       </w:r>
       <w:r>
         <w:rPr>
@@ -2736,6 +2736,13 @@
           <w:sz w:val="19"/>
           <w:szCs w:val="19"/>
         </w:rPr>
+        <w:t xml:space="preserve">Sum-of-the-years'-digits method: depreciable base × remaining life at the start of the year ÷ the sum of the years' digits. </w:t>
+      </w:r>
+      <w:r>
+        <w:rPr>
+          <w:sz w:val="19"/>
+          <w:szCs w:val="19"/>
+        </w:rPr>
         <w:t xml:space="preserve"/>
       </w:r>
       <w:r>
@@ -2754,7 +2761,7 @@
           <w:sz w:val="19"/>
           <w:szCs w:val="19"/>
         </w:rPr>
-        <w:t xml:space="preserve">                          </w:t>
+        <w:t xml:space="preserve">                     </w:t>
       </w:r>
       <w:r>
         <w:rPr>
@@ -2768,14 +2775,7 @@
           <w:sz w:val="19"/>
           <w:szCs w:val="19"/>
         </w:rPr>
-        <w:t xml:space="preserve"> method: depreciable base × remaining life at the start of the year ÷ the sum of the years' digits. </w:t>
-      </w:r>
-      <w:r>
-        <w:rPr>
-          <w:sz w:val="19"/>
-          <w:szCs w:val="19"/>
-        </w:rPr>
-        <w:t xml:space="preserve">Units-of-production method: a rate per unit or hour of use, times actual use. </w:t>
+        <w:t xml:space="preserve"> method: a rate per unit or hour of use, times actual use. </w:t>
       </w:r>
     </w:p>
     <w:tbl>
@@ -2833,7 +2833,7 @@
                 <w:sz w:val="16"/>
                 <w:szCs w:val="16"/>
               </w:rPr>
-              <w:t xml:space="preserve">Sum-of-the-years'-digits   ·   calculation   ·   beginning   ·   Double-declining-balance   ·   amount   ·   methods   ·   systematic   ·   Complete   ·   spreads</w:t>
+              <w:t xml:space="preserve">Units-of-production   ·   calculation   ·   beginning   ·   Double-declining-balance   ·   amount   ·   appear   ·   systematic   ·   separately   ·   spreads</w:t>
             </w:r>
           </w:p>
         </w:tc>
@@ -2907,7 +2907,7 @@
           <w:sz w:val="16"/>
           <w:szCs w:val="16"/>
         </w:rPr>
-        <w:t xml:space="preserve">      gaps 9–20</w:t>
+        <w:t xml:space="preserve">      gaps 9–15</w:t>
       </w:r>
     </w:p>
     <w:p>
@@ -2920,7 +2920,7 @@
           <w:sz w:val="19"/>
           <w:szCs w:val="19"/>
         </w:rPr>
-        <w:t xml:space="preserve">In, Orontes bought a new </w:t>
+        <w:t xml:space="preserve">In, Orontes </w:t>
       </w:r>
       <w:r>
         <w:rPr>
@@ -2952,7 +2952,7 @@
           <w:sz w:val="19"/>
           <w:szCs w:val="19"/>
         </w:rPr>
-        <w:t xml:space="preserve"> line for its Amman plant. </w:t>
+        <w:t xml:space="preserve"> a new bottling line for its Amman plant. </w:t>
       </w:r>
       <w:r>
         <w:rPr>
@@ -2991,7 +2991,49 @@
           <w:sz w:val="19"/>
           <w:szCs w:val="19"/>
         </w:rPr>
-        <w:t xml:space="preserve"> a salvage value of $150,000 after 5 years, or after 21,000 </w:t>
+        <w:t xml:space="preserve"> a salvage value of $150,000 after 5 years, or after 21,000 machine hours. </w:t>
+      </w:r>
+      <w:r>
+        <w:rPr>
+          <w:sz w:val="19"/>
+          <w:szCs w:val="19"/>
+        </w:rPr>
+        <w:t xml:space="preserve">The depreciable base is $1,050,000. </w:t>
+      </w:r>
+      <w:r>
+        <w:rPr>
+          <w:sz w:val="19"/>
+          <w:szCs w:val="19"/>
+        </w:rPr>
+        <w:t xml:space="preserve">Straight-line: $1,050,000 ÷ 5 = $210,000 a year. </w:t>
+      </w:r>
+      <w:r>
+        <w:rPr>
+          <w:sz w:val="19"/>
+          <w:szCs w:val="19"/>
+        </w:rPr>
+        <w:t xml:space="preserve">Double-declining: rate 40%; year 1 = 40% × $1,200,000 = $480,000. </w:t>
+      </w:r>
+      <w:r>
+        <w:rPr>
+          <w:sz w:val="19"/>
+          <w:szCs w:val="19"/>
+        </w:rPr>
+        <w:t xml:space="preserve">In year 5 only $5,520 is left, so the book value ends at salvage. </w:t>
+      </w:r>
+      <w:r>
+        <w:rPr>
+          <w:sz w:val="19"/>
+          <w:szCs w:val="19"/>
+        </w:rPr>
+        <w:t xml:space="preserve">Sum-of-the-years'-digits: the digits add up to 15; year 1 = $1,050,000 × 5/15 = $350,000. </w:t>
+      </w:r>
+      <w:r>
+        <w:rPr>
+          <w:sz w:val="19"/>
+          <w:szCs w:val="19"/>
+        </w:rPr>
+        <w:t xml:space="preserve">Units of </w:t>
       </w:r>
       <w:r>
         <w:rPr>
@@ -3009,7 +3051,7 @@
           <w:sz w:val="19"/>
           <w:szCs w:val="19"/>
         </w:rPr>
-        <w:t xml:space="preserve">           </w:t>
+        <w:t xml:space="preserve">            </w:t>
       </w:r>
       <w:r>
         <w:rPr>
@@ -3023,14 +3065,14 @@
           <w:sz w:val="19"/>
           <w:szCs w:val="19"/>
         </w:rPr>
-        <w:t xml:space="preserve"> hours. </w:t>
-      </w:r>
-      <w:r>
-        <w:rPr>
-          <w:sz w:val="19"/>
-          <w:szCs w:val="19"/>
-        </w:rPr>
-        <w:t xml:space="preserve">The </w:t>
+        <w:t xml:space="preserve">: $1,050,000 ÷ 21,000 hours = $50 an hour; year 1 = 5,000 hours × $50 = $250,000. </w:t>
+      </w:r>
+      <w:r>
+        <w:rPr>
+          <w:sz w:val="19"/>
+          <w:szCs w:val="19"/>
+        </w:rPr>
+        <w:t xml:space="preserve">All four methods </w:t>
       </w:r>
       <w:r>
         <w:rPr>
@@ -3048,7 +3090,7 @@
           <w:sz w:val="19"/>
           <w:szCs w:val="19"/>
         </w:rPr>
-        <w:t xml:space="preserve">             </w:t>
+        <w:t xml:space="preserve">           </w:t>
       </w:r>
       <w:r>
         <w:rPr>
@@ -3062,14 +3104,14 @@
           <w:sz w:val="19"/>
           <w:szCs w:val="19"/>
         </w:rPr>
-        <w:t xml:space="preserve"> base is $1,050,000. </w:t>
-      </w:r>
-      <w:r>
-        <w:rPr>
-          <w:sz w:val="19"/>
-          <w:szCs w:val="19"/>
-        </w:rPr>
-        <w:t xml:space="preserve"/>
+        <w:t xml:space="preserve"> the same total, $1,050,000. </w:t>
+      </w:r>
+      <w:r>
+        <w:rPr>
+          <w:sz w:val="19"/>
+          <w:szCs w:val="19"/>
+        </w:rPr>
+        <w:t xml:space="preserve">They only change the </w:t>
       </w:r>
       <w:r>
         <w:rPr>
@@ -3087,7 +3129,7 @@
           <w:sz w:val="19"/>
           <w:szCs w:val="19"/>
         </w:rPr>
-        <w:t xml:space="preserve">               </w:t>
+        <w:t xml:space="preserve">           </w:t>
       </w:r>
       <w:r>
         <w:rPr>
@@ -3101,14 +3143,14 @@
           <w:sz w:val="19"/>
           <w:szCs w:val="19"/>
         </w:rPr>
-        <w:t xml:space="preserve">: $1,050,000 ÷ 5 = $210,000 a year. </w:t>
-      </w:r>
-      <w:r>
-        <w:rPr>
-          <w:sz w:val="19"/>
-          <w:szCs w:val="19"/>
-        </w:rPr>
-        <w:t xml:space="preserve"/>
+        <w:t xml:space="preserve">. </w:t>
+      </w:r>
+      <w:r>
+        <w:rPr>
+          <w:sz w:val="19"/>
+          <w:szCs w:val="19"/>
+        </w:rPr>
+        <w:t xml:space="preserve">Depreciation is not a cash flow, so the method changes cash only </w:t>
       </w:r>
       <w:r>
         <w:rPr>
@@ -3126,7 +3168,7 @@
           <w:sz w:val="19"/>
           <w:szCs w:val="19"/>
         </w:rPr>
-        <w:t xml:space="preserve">                  </w:t>
+        <w:t xml:space="preserve">           </w:t>
       </w:r>
       <w:r>
         <w:rPr>
@@ -3140,21 +3182,7 @@
           <w:sz w:val="19"/>
           <w:szCs w:val="19"/>
         </w:rPr>
-        <w:t xml:space="preserve">: rate 40%; year 1 = 40% × $1,200,000 = $480,000. </w:t>
-      </w:r>
-      <w:r>
-        <w:rPr>
-          <w:sz w:val="19"/>
-          <w:szCs w:val="19"/>
-        </w:rPr>
-        <w:t xml:space="preserve">In year 5 only $5,520 is left, so the book value ends at salvage. </w:t>
-      </w:r>
-      <w:r>
-        <w:rPr>
-          <w:sz w:val="19"/>
-          <w:szCs w:val="19"/>
-        </w:rPr>
-        <w:t xml:space="preserve"/>
+        <w:t xml:space="preserve"> income taxes, and U.S. tax depreciation (MACRS) is </w:t>
       </w:r>
       <w:r>
         <w:rPr>
@@ -3172,7 +3200,7 @@
           <w:sz w:val="19"/>
           <w:szCs w:val="19"/>
         </w:rPr>
-        <w:t xml:space="preserve">                          </w:t>
+        <w:t xml:space="preserve">           </w:t>
       </w:r>
       <w:r>
         <w:rPr>
@@ -3186,195 +3214,7 @@
           <w:sz w:val="19"/>
           <w:szCs w:val="19"/>
         </w:rPr>
-        <w:t xml:space="preserve">: the digits add up to 15; year 1 = $1,050,000 × 5/15 = $350,000. </w:t>
-      </w:r>
-      <w:r>
-        <w:rPr>
-          <w:sz w:val="19"/>
-          <w:szCs w:val="19"/>
-        </w:rPr>
-        <w:t xml:space="preserve">Units of </w:t>
-      </w:r>
-      <w:r>
-        <w:rPr>
-          <w:b/>
-          <w:bCs/>
-          <w:color w:val="8186EF"/>
-          <w:sz w:val="15"/>
-          <w:szCs w:val="15"/>
-        </w:rPr>
-        <w:t xml:space="preserve"> (16) </w:t>
-      </w:r>
-      <w:r>
-        <w:rPr>
-          <w:u w:val="single"/>
-          <w:sz w:val="19"/>
-          <w:szCs w:val="19"/>
-        </w:rPr>
-        <w:t xml:space="preserve">            </w:t>
-      </w:r>
-      <w:r>
-        <w:rPr>
-          <w:sz w:val="19"/>
-          <w:szCs w:val="19"/>
-        </w:rPr>
-        <w:t xml:space="preserve"> </w:t>
-      </w:r>
-      <w:r>
-        <w:rPr>
-          <w:sz w:val="19"/>
-          <w:szCs w:val="19"/>
-        </w:rPr>
-        <w:t xml:space="preserve">: $1,050,000 ÷ 21,000 hours = $50 an hour; year 1 = 5,000 hours × $50 = $250,000. </w:t>
-      </w:r>
-      <w:r>
-        <w:rPr>
-          <w:sz w:val="19"/>
-          <w:szCs w:val="19"/>
-        </w:rPr>
-        <w:t xml:space="preserve">All four </w:t>
-      </w:r>
-      <w:r>
-        <w:rPr>
-          <w:b/>
-          <w:bCs/>
-          <w:color w:val="8186EF"/>
-          <w:sz w:val="15"/>
-          <w:szCs w:val="15"/>
-        </w:rPr>
-        <w:t xml:space="preserve"> (17) </w:t>
-      </w:r>
-      <w:r>
-        <w:rPr>
-          <w:u w:val="single"/>
-          <w:sz w:val="19"/>
-          <w:szCs w:val="19"/>
-        </w:rPr>
-        <w:t xml:space="preserve">           </w:t>
-      </w:r>
-      <w:r>
-        <w:rPr>
-          <w:sz w:val="19"/>
-          <w:szCs w:val="19"/>
-        </w:rPr>
-        <w:t xml:space="preserve"> </w:t>
-      </w:r>
-      <w:r>
-        <w:rPr>
-          <w:sz w:val="19"/>
-          <w:szCs w:val="19"/>
-        </w:rPr>
-        <w:t xml:space="preserve"> charge the same total, $1,050,000. </w:t>
-      </w:r>
-      <w:r>
-        <w:rPr>
-          <w:sz w:val="19"/>
-          <w:szCs w:val="19"/>
-        </w:rPr>
-        <w:t xml:space="preserve">They only </w:t>
-      </w:r>
-      <w:r>
-        <w:rPr>
-          <w:b/>
-          <w:bCs/>
-          <w:color w:val="8186EF"/>
-          <w:sz w:val="15"/>
-          <w:szCs w:val="15"/>
-        </w:rPr>
-        <w:t xml:space="preserve"> (18) </w:t>
-      </w:r>
-      <w:r>
-        <w:rPr>
-          <w:u w:val="single"/>
-          <w:sz w:val="19"/>
-          <w:szCs w:val="19"/>
-        </w:rPr>
-        <w:t xml:space="preserve">           </w:t>
-      </w:r>
-      <w:r>
-        <w:rPr>
-          <w:sz w:val="19"/>
-          <w:szCs w:val="19"/>
-        </w:rPr>
-        <w:t xml:space="preserve"> </w:t>
-      </w:r>
-      <w:r>
-        <w:rPr>
-          <w:sz w:val="19"/>
-          <w:szCs w:val="19"/>
-        </w:rPr>
-        <w:t xml:space="preserve"> the timing. </w:t>
-      </w:r>
-      <w:r>
-        <w:rPr>
-          <w:sz w:val="19"/>
-          <w:szCs w:val="19"/>
-        </w:rPr>
-        <w:t xml:space="preserve">Depreciation is not a cash flow, so the method changes cash only </w:t>
-      </w:r>
-      <w:r>
-        <w:rPr>
-          <w:b/>
-          <w:bCs/>
-          <w:color w:val="8186EF"/>
-          <w:sz w:val="15"/>
-          <w:szCs w:val="15"/>
-        </w:rPr>
-        <w:t xml:space="preserve"> (19) </w:t>
-      </w:r>
-      <w:r>
-        <w:rPr>
-          <w:u w:val="single"/>
-          <w:sz w:val="19"/>
-          <w:szCs w:val="19"/>
-        </w:rPr>
-        <w:t xml:space="preserve">           </w:t>
-      </w:r>
-      <w:r>
-        <w:rPr>
-          <w:sz w:val="19"/>
-          <w:szCs w:val="19"/>
-        </w:rPr>
-        <w:t xml:space="preserve"> </w:t>
-      </w:r>
-      <w:r>
-        <w:rPr>
-          <w:sz w:val="19"/>
-          <w:szCs w:val="19"/>
-        </w:rPr>
-        <w:t xml:space="preserve"> income taxes, and U.S. tax depreciation (MACRS) is chosen </w:t>
-      </w:r>
-      <w:r>
-        <w:rPr>
-          <w:b/>
-          <w:bCs/>
-          <w:color w:val="8186EF"/>
-          <w:sz w:val="15"/>
-          <w:szCs w:val="15"/>
-        </w:rPr>
-        <w:t xml:space="preserve"> (20) </w:t>
-      </w:r>
-      <w:r>
-        <w:rPr>
-          <w:u w:val="single"/>
-          <w:sz w:val="19"/>
-          <w:szCs w:val="19"/>
-        </w:rPr>
-        <w:t xml:space="preserve">            </w:t>
-      </w:r>
-      <w:r>
-        <w:rPr>
-          <w:sz w:val="19"/>
-          <w:szCs w:val="19"/>
-        </w:rPr>
-        <w:t xml:space="preserve"> </w:t>
-      </w:r>
-      <w:r>
-        <w:rPr>
-          <w:sz w:val="19"/>
-          <w:szCs w:val="19"/>
-        </w:rPr>
-        <w:t xml:space="preserve"> from the book method. </w:t>
+        <w:t xml:space="preserve"> separately from the book method. </w:t>
       </w:r>
     </w:p>
     <w:tbl>
@@ -3432,13 +3272,25 @@
                 <w:sz w:val="16"/>
                 <w:szCs w:val="16"/>
               </w:rPr>
-              <w:t xml:space="preserve">Sum-of-the-years'-digits   ·   prospective   ·   separately   ·   Double-declining   ·   bottling   ·   expects   ·   machine   ·   Straight-line   ·   methods   ·   depreciable   ·   production   ·   change   ·   through</w:t>
+              <w:t xml:space="preserve">chosen   ·   charge   ·   bought   ·   through   ·   production   ·   timing   ·   expects   ·   Depreciation</w:t>
             </w:r>
           </w:p>
         </w:tc>
       </w:tr>
     </w:tbl>
     <w:p/>
+    <w:p>
+      <w:pPr>
+        <w:pageBreakBefore w:val="true"/>
+        <w:spacing w:after="0"/>
+      </w:pPr>
+      <w:r>
+        <w:rPr>
+          <w:sz w:val="2"/>
+        </w:rPr>
+        <w:t xml:space="preserve"> </w:t>
+      </w:r>
+    </w:p>
     <w:p>
       <w:pPr>
         <w:spacing w:before="44" w:after="10"/>
@@ -3475,7 +3327,7 @@
       <w:r>
         <w:drawing>
           <wp:inline distT="0" distB="0" distL="0" distR="0">
-            <wp:extent cx="5734050" cy="1976750"/>
+            <wp:extent cx="5734050" cy="3583775"/>
             <wp:effectExtent t="0" r="0" b="0" l="0"/>
             <wp:docPr id="1" name="" descr="" title=""/>
             <wp:cNvGraphicFramePr>
@@ -3500,7 +3352,7 @@
                   <pic:spPr bwMode="auto">
                     <a:xfrm>
                       <a:off x="0" y="0"/>
-                      <a:ext cx="5734050" cy="1976750"/>
+                      <a:ext cx="5734050" cy="3583775"/>
                     </a:xfrm>
                     <a:prstGeom prst="rect">
                       <a:avLst/>
@@ -3569,610 +3421,6 @@
                 <w:szCs w:val="16"/>
               </w:rPr>
               <w:t xml:space="preserve">research and development (R&amp;D)   ·   Expense in early years   ·   Carrying amount in early years</w:t>
-            </w:r>
-          </w:p>
-        </w:tc>
-      </w:tr>
-    </w:tbl>
-    <w:p/>
-    <w:p>
-      <w:pPr>
-        <w:pageBreakBefore w:val="true"/>
-        <w:spacing w:after="0"/>
-      </w:pPr>
-      <w:r>
-        <w:rPr>
-          <w:sz w:val="2"/>
-        </w:rPr>
-        <w:t xml:space="preserve"> </w:t>
-      </w:r>
-    </w:p>
-    <w:tbl>
-      <w:tblPr>
-        <w:tblW w:type="pct" w:w="100%"/>
-        <w:tblLayout w:type="fixed"/>
-        <w:tblBorders>
-          <w:top w:val="single" w:color="353A7C" w:sz="4"/>
-          <w:left w:val="single" w:color="353A7C" w:sz="4"/>
-          <w:bottom w:val="single" w:color="353A7C" w:sz="4"/>
-          <w:right w:val="single" w:color="353A7C" w:sz="4"/>
-          <w:insideH w:val="single" w:color="353A7C" w:sz="4"/>
-          <w:insideV w:val="single" w:color="353A7C" w:sz="4"/>
-        </w:tblBorders>
-      </w:tblPr>
-      <w:tblGrid>
-        <w:gridCol w:w="9600"/>
-      </w:tblGrid>
-      <w:tr>
-        <w:tc>
-          <w:tcPr>
-            <w:tcW w:type="pct" w:w="5000"/>
-            <w:shd w:fill="F2F4FB" w:val="clear"/>
-            <w:tcMar>
-              <w:top w:type="dxa" w:w="50"/>
-              <w:left w:type="dxa" w:w="110"/>
-              <w:bottom w:type="dxa" w:w="50"/>
-              <w:right w:type="dxa" w:w="110"/>
-            </w:tcMar>
-          </w:tcPr>
-          <w:p>
-            <w:pPr>
-              <w:spacing w:before="30" w:after="30"/>
-            </w:pPr>
-            <w:r>
-              <w:rPr>
-                <w:b/>
-                <w:bCs/>
-                <w:color w:val="353A7C"/>
-                <w:sz w:val="19"/>
-                <w:szCs w:val="19"/>
-              </w:rPr>
-              <w:t xml:space="preserve">Dubai delivery trucks</w:t>
-            </w:r>
-          </w:p>
-        </w:tc>
-      </w:tr>
-    </w:tbl>
-    <w:p/>
-    <w:p>
-      <w:pPr>
-        <w:spacing w:before="44" w:after="14"/>
-      </w:pPr>
-      <w:r>
-        <w:rPr>
-          <w:b/>
-          <w:bCs/>
-          <w:color w:val="353A7C"/>
-          <w:sz w:val="18"/>
-          <w:szCs w:val="18"/>
-        </w:rPr>
-        <w:t xml:space="preserve">Summary 3</w:t>
-      </w:r>
-      <w:r>
-        <w:rPr>
-          <w:color w:val="6B7280"/>
-          <w:sz w:val="16"/>
-          <w:szCs w:val="16"/>
-        </w:rPr>
-        <w:t xml:space="preserve">      gaps 23–34</w:t>
-      </w:r>
-    </w:p>
-    <w:p>
-      <w:pPr>
-        <w:spacing w:before="20" w:after="20" w:line="360" w:lineRule="auto"/>
-        <w:ind w:left="200"/>
-      </w:pPr>
-      <w:r>
-        <w:rPr>
-          <w:sz w:val="19"/>
-          <w:szCs w:val="19"/>
-        </w:rPr>
-        <w:t xml:space="preserve">Orontes buys </w:t>
-      </w:r>
-      <w:r>
-        <w:rPr>
-          <w:b/>
-          <w:bCs/>
-          <w:color w:val="8186EF"/>
-          <w:sz w:val="15"/>
-          <w:szCs w:val="15"/>
-        </w:rPr>
-        <w:t xml:space="preserve"> (23) </w:t>
-      </w:r>
-      <w:r>
-        <w:rPr>
-          <w:u w:val="single"/>
-          <w:sz w:val="19"/>
-          <w:szCs w:val="19"/>
-        </w:rPr>
-        <w:t xml:space="preserve">           </w:t>
-      </w:r>
-      <w:r>
-        <w:rPr>
-          <w:sz w:val="19"/>
-          <w:szCs w:val="19"/>
-        </w:rPr>
-        <w:t xml:space="preserve"> </w:t>
-      </w:r>
-      <w:r>
-        <w:rPr>
-          <w:sz w:val="19"/>
-          <w:szCs w:val="19"/>
-        </w:rPr>
-        <w:t xml:space="preserve"> trucks for its Dubai plant for $90,000, with a salvage value of $10,000 after 4 years. </w:t>
-      </w:r>
-      <w:r>
-        <w:rPr>
-          <w:sz w:val="19"/>
-          <w:szCs w:val="19"/>
-        </w:rPr>
-        <w:t xml:space="preserve">Complete the </w:t>
-      </w:r>
-      <w:r>
-        <w:rPr>
-          <w:b/>
-          <w:bCs/>
-          <w:color w:val="8186EF"/>
-          <w:sz w:val="15"/>
-          <w:szCs w:val="15"/>
-        </w:rPr>
-        <w:t xml:space="preserve"> (24) </w:t>
-      </w:r>
-      <w:r>
-        <w:rPr>
-          <w:u w:val="single"/>
-          <w:sz w:val="19"/>
-          <w:szCs w:val="19"/>
-        </w:rPr>
-        <w:t xml:space="preserve">                  </w:t>
-      </w:r>
-      <w:r>
-        <w:rPr>
-          <w:sz w:val="19"/>
-          <w:szCs w:val="19"/>
-        </w:rPr>
-        <w:t xml:space="preserve"> </w:t>
-      </w:r>
-      <w:r>
-        <w:rPr>
-          <w:sz w:val="19"/>
-          <w:szCs w:val="19"/>
-        </w:rPr>
-        <w:t xml:space="preserve"> schedule. </w:t>
-      </w:r>
-      <w:r>
-        <w:rPr>
-          <w:sz w:val="19"/>
-          <w:szCs w:val="19"/>
-        </w:rPr>
-        <w:t xml:space="preserve">A new </w:t>
-      </w:r>
-      <w:r>
-        <w:rPr>
-          <w:b/>
-          <w:bCs/>
-          <w:color w:val="8186EF"/>
-          <w:sz w:val="15"/>
-          <w:szCs w:val="15"/>
-        </w:rPr>
-        <w:t xml:space="preserve"> (25) </w:t>
-      </w:r>
-      <w:r>
-        <w:rPr>
-          <w:u w:val="single"/>
-          <w:sz w:val="19"/>
-          <w:szCs w:val="19"/>
-        </w:rPr>
-        <w:t xml:space="preserve">           </w:t>
-      </w:r>
-      <w:r>
-        <w:rPr>
-          <w:sz w:val="19"/>
-          <w:szCs w:val="19"/>
-        </w:rPr>
-        <w:t xml:space="preserve"> </w:t>
-      </w:r>
-      <w:r>
-        <w:rPr>
-          <w:sz w:val="19"/>
-          <w:szCs w:val="19"/>
-        </w:rPr>
-        <w:t xml:space="preserve"> life or salvage value is a change in </w:t>
-      </w:r>
-      <w:r>
-        <w:rPr>
-          <w:b/>
-          <w:bCs/>
-          <w:color w:val="8186EF"/>
-          <w:sz w:val="15"/>
-          <w:szCs w:val="15"/>
-        </w:rPr>
-        <w:t xml:space="preserve"> (26) </w:t>
-      </w:r>
-      <w:r>
-        <w:rPr>
-          <w:u w:val="single"/>
-          <w:sz w:val="19"/>
-          <w:szCs w:val="19"/>
-        </w:rPr>
-        <w:t xml:space="preserve">            </w:t>
-      </w:r>
-      <w:r>
-        <w:rPr>
-          <w:sz w:val="19"/>
-          <w:szCs w:val="19"/>
-        </w:rPr>
-        <w:t xml:space="preserve"> </w:t>
-      </w:r>
-      <w:r>
-        <w:rPr>
-          <w:sz w:val="19"/>
-          <w:szCs w:val="19"/>
-        </w:rPr>
-        <w:t xml:space="preserve"> estimate. </w:t>
-      </w:r>
-      <w:r>
-        <w:rPr>
-          <w:sz w:val="19"/>
-          <w:szCs w:val="19"/>
-        </w:rPr>
-        <w:t xml:space="preserve">It is applied prospectively: the company does not </w:t>
-      </w:r>
-      <w:r>
-        <w:rPr>
-          <w:b/>
-          <w:bCs/>
-          <w:color w:val="8186EF"/>
-          <w:sz w:val="15"/>
-          <w:szCs w:val="15"/>
-        </w:rPr>
-        <w:t xml:space="preserve"> (27) </w:t>
-      </w:r>
-      <w:r>
-        <w:rPr>
-          <w:u w:val="single"/>
-          <w:sz w:val="19"/>
-          <w:szCs w:val="19"/>
-        </w:rPr>
-        <w:t xml:space="preserve">           </w:t>
-      </w:r>
-      <w:r>
-        <w:rPr>
-          <w:sz w:val="19"/>
-          <w:szCs w:val="19"/>
-        </w:rPr>
-        <w:t xml:space="preserve"> </w:t>
-      </w:r>
-      <w:r>
-        <w:rPr>
-          <w:sz w:val="19"/>
-          <w:szCs w:val="19"/>
-        </w:rPr>
-        <w:t xml:space="preserve"> prior years. </w:t>
-      </w:r>
-      <w:r>
-        <w:rPr>
-          <w:sz w:val="19"/>
-          <w:szCs w:val="19"/>
-        </w:rPr>
-        <w:t xml:space="preserve"/>
-      </w:r>
-      <w:r>
-        <w:rPr>
-          <w:b/>
-          <w:bCs/>
-          <w:color w:val="8186EF"/>
-          <w:sz w:val="15"/>
-          <w:szCs w:val="15"/>
-        </w:rPr>
-        <w:t xml:space="preserve"> (28) </w:t>
-      </w:r>
-      <w:r>
-        <w:rPr>
-          <w:u w:val="single"/>
-          <w:sz w:val="19"/>
-          <w:szCs w:val="19"/>
-        </w:rPr>
-        <w:t xml:space="preserve">           </w:t>
-      </w:r>
-      <w:r>
-        <w:rPr>
-          <w:sz w:val="19"/>
-          <w:szCs w:val="19"/>
-        </w:rPr>
-        <w:t xml:space="preserve"> </w:t>
-      </w:r>
-      <w:r>
-        <w:rPr>
-          <w:sz w:val="19"/>
-          <w:szCs w:val="19"/>
-        </w:rPr>
-        <w:t xml:space="preserve"> Orontes used </w:t>
-      </w:r>
-      <w:r>
-        <w:rPr>
-          <w:b/>
-          <w:bCs/>
-          <w:color w:val="8186EF"/>
-          <w:sz w:val="15"/>
-          <w:szCs w:val="15"/>
-        </w:rPr>
-        <w:t xml:space="preserve"> (29) </w:t>
-      </w:r>
-      <w:r>
-        <w:rPr>
-          <w:u w:val="single"/>
-          <w:sz w:val="19"/>
-          <w:szCs w:val="19"/>
-        </w:rPr>
-        <w:t xml:space="preserve">               </w:t>
-      </w:r>
-      <w:r>
-        <w:rPr>
-          <w:sz w:val="19"/>
-          <w:szCs w:val="19"/>
-        </w:rPr>
-        <w:t xml:space="preserve"> </w:t>
-      </w:r>
-      <w:r>
-        <w:rPr>
-          <w:sz w:val="19"/>
-          <w:szCs w:val="19"/>
-        </w:rPr>
-        <w:t xml:space="preserve"> for the bottling line and, after 2 years, decides it has 4 more years of life and a salvage value of $90,000. </w:t>
-      </w:r>
-      <w:r>
-        <w:rPr>
-          <w:sz w:val="19"/>
-          <w:szCs w:val="19"/>
-        </w:rPr>
-        <w:t xml:space="preserve">The book value then is $780,000, so each </w:t>
-      </w:r>
-      <w:r>
-        <w:rPr>
-          <w:b/>
-          <w:bCs/>
-          <w:color w:val="8186EF"/>
-          <w:sz w:val="15"/>
-          <w:szCs w:val="15"/>
-        </w:rPr>
-        <w:t xml:space="preserve"> (30) </w:t>
-      </w:r>
-      <w:r>
-        <w:rPr>
-          <w:u w:val="single"/>
-          <w:sz w:val="19"/>
-          <w:szCs w:val="19"/>
-        </w:rPr>
-        <w:t xml:space="preserve">           </w:t>
-      </w:r>
-      <w:r>
-        <w:rPr>
-          <w:sz w:val="19"/>
-          <w:szCs w:val="19"/>
-        </w:rPr>
-        <w:t xml:space="preserve"> </w:t>
-      </w:r>
-      <w:r>
-        <w:rPr>
-          <w:sz w:val="19"/>
-          <w:szCs w:val="19"/>
-        </w:rPr>
-        <w:t xml:space="preserve"> year's depreciation is ($780,000 − $90,000) ÷ 4 = $172,500. </w:t>
-      </w:r>
-      <w:r>
-        <w:rPr>
-          <w:sz w:val="19"/>
-          <w:szCs w:val="19"/>
-        </w:rPr>
-        <w:t xml:space="preserve">A change in depreciation method is also applied prospectively, as a change in estimate effected by a change in </w:t>
-      </w:r>
-      <w:r>
-        <w:rPr>
-          <w:b/>
-          <w:bCs/>
-          <w:color w:val="8186EF"/>
-          <w:sz w:val="15"/>
-          <w:szCs w:val="15"/>
-        </w:rPr>
-        <w:t xml:space="preserve"> (31) </w:t>
-      </w:r>
-      <w:r>
-        <w:rPr>
-          <w:u w:val="single"/>
-          <w:sz w:val="19"/>
-          <w:szCs w:val="19"/>
-        </w:rPr>
-        <w:t xml:space="preserve">           </w:t>
-      </w:r>
-      <w:r>
-        <w:rPr>
-          <w:sz w:val="19"/>
-          <w:szCs w:val="19"/>
-        </w:rPr>
-        <w:t xml:space="preserve"> </w:t>
-      </w:r>
-      <w:r>
-        <w:rPr>
-          <w:sz w:val="19"/>
-          <w:szCs w:val="19"/>
-        </w:rPr>
-        <w:t xml:space="preserve">, and the new method must be </w:t>
-      </w:r>
-      <w:r>
-        <w:rPr>
-          <w:b/>
-          <w:bCs/>
-          <w:color w:val="8186EF"/>
-          <w:sz w:val="15"/>
-          <w:szCs w:val="15"/>
-        </w:rPr>
-        <w:t xml:space="preserve"> (32) </w:t>
-      </w:r>
-      <w:r>
-        <w:rPr>
-          <w:u w:val="single"/>
-          <w:sz w:val="19"/>
-          <w:szCs w:val="19"/>
-        </w:rPr>
-        <w:t xml:space="preserve">            </w:t>
-      </w:r>
-      <w:r>
-        <w:rPr>
-          <w:sz w:val="19"/>
-          <w:szCs w:val="19"/>
-        </w:rPr>
-        <w:t xml:space="preserve"> </w:t>
-      </w:r>
-      <w:r>
-        <w:rPr>
-          <w:sz w:val="19"/>
-          <w:szCs w:val="19"/>
-        </w:rPr>
-        <w:t xml:space="preserve">. </w:t>
-      </w:r>
-      <w:r>
-        <w:rPr>
-          <w:sz w:val="19"/>
-          <w:szCs w:val="19"/>
-        </w:rPr>
-        <w:t xml:space="preserve">An error, such as </w:t>
-      </w:r>
-      <w:r>
-        <w:rPr>
-          <w:b/>
-          <w:bCs/>
-          <w:color w:val="8186EF"/>
-          <w:sz w:val="15"/>
-          <w:szCs w:val="15"/>
-        </w:rPr>
-        <w:t xml:space="preserve"> (33) </w:t>
-      </w:r>
-      <w:r>
-        <w:rPr>
-          <w:u w:val="single"/>
-          <w:sz w:val="19"/>
-          <w:szCs w:val="19"/>
-        </w:rPr>
-        <w:t xml:space="preserve">           </w:t>
-      </w:r>
-      <w:r>
-        <w:rPr>
-          <w:sz w:val="19"/>
-          <w:szCs w:val="19"/>
-        </w:rPr>
-        <w:t xml:space="preserve"> </w:t>
-      </w:r>
-      <w:r>
-        <w:rPr>
-          <w:sz w:val="19"/>
-          <w:szCs w:val="19"/>
-        </w:rPr>
-        <w:t xml:space="preserve"> a machine that should have been </w:t>
-      </w:r>
-      <w:r>
-        <w:rPr>
-          <w:b/>
-          <w:bCs/>
-          <w:color w:val="8186EF"/>
-          <w:sz w:val="15"/>
-          <w:szCs w:val="15"/>
-        </w:rPr>
-        <w:t xml:space="preserve"> (34) </w:t>
-      </w:r>
-      <w:r>
-        <w:rPr>
-          <w:u w:val="single"/>
-          <w:sz w:val="19"/>
-          <w:szCs w:val="19"/>
-        </w:rPr>
-        <w:t xml:space="preserve">             </w:t>
-      </w:r>
-      <w:r>
-        <w:rPr>
-          <w:sz w:val="19"/>
-          <w:szCs w:val="19"/>
-        </w:rPr>
-        <w:t xml:space="preserve"> </w:t>
-      </w:r>
-      <w:r>
-        <w:rPr>
-          <w:sz w:val="19"/>
-          <w:szCs w:val="19"/>
-        </w:rPr>
-        <w:t xml:space="preserve">, is different: it is corrected by restating the prior years. </w:t>
-      </w:r>
-      <w:r>
-        <w:rPr>
-          <w:sz w:val="19"/>
-          <w:szCs w:val="19"/>
-        </w:rPr>
-        <w:t xml:space="preserve">Some companies use group or composite depreciation for many similar assets. </w:t>
-      </w:r>
-      <w:r>
-        <w:rPr>
-          <w:sz w:val="19"/>
-          <w:szCs w:val="19"/>
-        </w:rPr>
-        <w:t xml:space="preserve">They apply one rate to the whole pool, and when an asset is retired they record no gain or loss. </w:t>
-      </w:r>
-    </w:p>
-    <w:tbl>
-      <w:tblPr>
-        <w:tblW w:type="pct" w:w="100%"/>
-        <w:tblLayout w:type="fixed"/>
-        <w:tblBorders>
-          <w:top w:val="single" w:color="FBFAF6" w:sz="4"/>
-          <w:left w:val="single" w:color="FBFAF6" w:sz="4"/>
-          <w:bottom w:val="single" w:color="FBFAF6" w:sz="4"/>
-          <w:right w:val="single" w:color="FBFAF6" w:sz="4"/>
-          <w:insideH w:val="single" w:color="FBFAF6" w:sz="4"/>
-          <w:insideV w:val="single" w:color="FBFAF6" w:sz="4"/>
-        </w:tblBorders>
-      </w:tblPr>
-      <w:tblGrid>
-        <w:gridCol w:w="9600"/>
-      </w:tblGrid>
-      <w:tr>
-        <w:tc>
-          <w:tcPr>
-            <w:tcW w:type="pct" w:w="5000"/>
-            <w:shd w:fill="FBFAF6" w:val="clear"/>
-            <w:tcMar>
-              <w:top w:type="dxa" w:w="40"/>
-              <w:left w:type="dxa" w:w="100"/>
-              <w:bottom w:type="dxa" w:w="40"/>
-              <w:right w:type="dxa" w:w="100"/>
-            </w:tcMar>
-          </w:tcPr>
-          <w:p>
-            <w:pPr>
-              <w:spacing w:before="18" w:after="6"/>
-            </w:pPr>
-            <w:r>
-              <w:rPr>
-                <w:b/>
-                <w:bCs/>
-                <w:color w:val="6B7280"/>
-                <w:sz w:val="14"/>
-                <w:szCs w:val="14"/>
-              </w:rPr>
-              <w:t xml:space="preserve">word list</w:t>
-            </w:r>
-          </w:p>
-          <w:p>
-            <w:pPr>
-              <w:spacing w:before="0" w:after="18"/>
-            </w:pPr>
-            <w:r>
-              <w:rPr>
-                <w:b/>
-                <w:bCs/>
-                <w:color w:val="353A7C"/>
-                <w:sz w:val="16"/>
-                <w:szCs w:val="16"/>
-              </w:rPr>
-              <w:t xml:space="preserve">principle   ·   capitalized   ·   accounting   ·   straight-line   ·   useful   ·   composite   ·   remaining   ·   double-declining   ·   delivery   ·   expensing   ·   restate   ·   preferable   ·   Suppose</w:t>
             </w:r>
           </w:p>
         </w:tc>
@@ -4219,7 +3467,7 @@
                 <w:sz w:val="19"/>
                 <w:szCs w:val="19"/>
               </w:rPr>
-              <w:t xml:space="preserve">Depreciation traps</w:t>
+              <w:t xml:space="preserve">Dubai delivery trucks</w:t>
             </w:r>
           </w:p>
         </w:tc>
@@ -4238,7 +3486,7 @@
           <w:sz w:val="18"/>
           <w:szCs w:val="18"/>
         </w:rPr>
-        <w:t xml:space="preserve">Summary 4</w:t>
+        <w:t xml:space="preserve">Summary 3</w:t>
       </w:r>
       <w:r>
         <w:rPr>
@@ -4246,7 +3494,7 @@
           <w:sz w:val="16"/>
           <w:szCs w:val="16"/>
         </w:rPr>
-        <w:t xml:space="preserve">      gaps 35–37</w:t>
+        <w:t xml:space="preserve">      gaps 18–29</w:t>
       </w:r>
     </w:p>
     <w:p>
@@ -4259,7 +3507,7 @@
           <w:sz w:val="19"/>
           <w:szCs w:val="19"/>
         </w:rPr>
-        <w:t xml:space="preserve">Double-declining: apply the rate to book value; never </w:t>
+        <w:t xml:space="preserve">Orontes buys </w:t>
       </w:r>
       <w:r>
         <w:rPr>
@@ -4269,7 +3517,7 @@
           <w:sz w:val="15"/>
           <w:szCs w:val="15"/>
         </w:rPr>
-        <w:t xml:space="preserve"> (35) </w:t>
+        <w:t xml:space="preserve"> (18) </w:t>
       </w:r>
       <w:r>
         <w:rPr>
@@ -4291,14 +3539,14 @@
           <w:sz w:val="19"/>
           <w:szCs w:val="19"/>
         </w:rPr>
-        <w:t xml:space="preserve"> salvage first, and never go below salvage. </w:t>
-      </w:r>
-      <w:r>
-        <w:rPr>
-          <w:sz w:val="19"/>
-          <w:szCs w:val="19"/>
-        </w:rPr>
-        <w:t xml:space="preserve">SYD: use the remaining life at the start of the year, applied to the </w:t>
+        <w:t xml:space="preserve"> trucks for its Dubai plant for $90,000, with a salvage value of $10,000 after 4 years. </w:t>
+      </w:r>
+      <w:r>
+        <w:rPr>
+          <w:sz w:val="19"/>
+          <w:szCs w:val="19"/>
+        </w:rPr>
+        <w:t xml:space="preserve"/>
       </w:r>
       <w:r>
         <w:rPr>
@@ -4308,7 +3556,7 @@
           <w:sz w:val="15"/>
           <w:szCs w:val="15"/>
         </w:rPr>
-        <w:t xml:space="preserve"> (36) </w:t>
+        <w:t xml:space="preserve"> (19) </w:t>
       </w:r>
       <w:r>
         <w:rPr>
@@ -4316,7 +3564,7 @@
           <w:sz w:val="19"/>
           <w:szCs w:val="19"/>
         </w:rPr>
-        <w:t xml:space="preserve">             </w:t>
+        <w:t xml:space="preserve">           </w:t>
       </w:r>
       <w:r>
         <w:rPr>
@@ -4330,14 +3578,7 @@
           <w:sz w:val="19"/>
           <w:szCs w:val="19"/>
         </w:rPr>
-        <w:t xml:space="preserve"> base. </w:t>
-      </w:r>
-      <w:r>
-        <w:rPr>
-          <w:sz w:val="19"/>
-          <w:szCs w:val="19"/>
-        </w:rPr>
-        <w:t xml:space="preserve">Changes in life, salvage or method: </w:t>
+        <w:t xml:space="preserve"> the double-declining </w:t>
       </w:r>
       <w:r>
         <w:rPr>
@@ -4347,7 +3588,7 @@
           <w:sz w:val="15"/>
           <w:szCs w:val="15"/>
         </w:rPr>
-        <w:t xml:space="preserve"> (37) </w:t>
+        <w:t xml:space="preserve"> (20) </w:t>
       </w:r>
       <w:r>
         <w:rPr>
@@ -4355,6 +3596,336 @@
           <w:sz w:val="19"/>
           <w:szCs w:val="19"/>
         </w:rPr>
+        <w:t xml:space="preserve">           </w:t>
+      </w:r>
+      <w:r>
+        <w:rPr>
+          <w:sz w:val="19"/>
+          <w:szCs w:val="19"/>
+        </w:rPr>
+        <w:t xml:space="preserve"> </w:t>
+      </w:r>
+      <w:r>
+        <w:rPr>
+          <w:sz w:val="19"/>
+          <w:szCs w:val="19"/>
+        </w:rPr>
+        <w:t xml:space="preserve">. </w:t>
+      </w:r>
+      <w:r>
+        <w:rPr>
+          <w:sz w:val="19"/>
+          <w:szCs w:val="19"/>
+        </w:rPr>
+        <w:t xml:space="preserve">A new useful life or salvage value is a change in </w:t>
+      </w:r>
+      <w:r>
+        <w:rPr>
+          <w:b/>
+          <w:bCs/>
+          <w:color w:val="8186EF"/>
+          <w:sz w:val="15"/>
+          <w:szCs w:val="15"/>
+        </w:rPr>
+        <w:t xml:space="preserve"> (21) </w:t>
+      </w:r>
+      <w:r>
+        <w:rPr>
+          <w:u w:val="single"/>
+          <w:sz w:val="19"/>
+          <w:szCs w:val="19"/>
+        </w:rPr>
+        <w:t xml:space="preserve">            </w:t>
+      </w:r>
+      <w:r>
+        <w:rPr>
+          <w:sz w:val="19"/>
+          <w:szCs w:val="19"/>
+        </w:rPr>
+        <w:t xml:space="preserve"> </w:t>
+      </w:r>
+      <w:r>
+        <w:rPr>
+          <w:sz w:val="19"/>
+          <w:szCs w:val="19"/>
+        </w:rPr>
+        <w:t xml:space="preserve"> estimate. </w:t>
+      </w:r>
+      <w:r>
+        <w:rPr>
+          <w:sz w:val="19"/>
+          <w:szCs w:val="19"/>
+        </w:rPr>
+        <w:t xml:space="preserve">It is applied prospectively: the company does not </w:t>
+      </w:r>
+      <w:r>
+        <w:rPr>
+          <w:b/>
+          <w:bCs/>
+          <w:color w:val="8186EF"/>
+          <w:sz w:val="15"/>
+          <w:szCs w:val="15"/>
+        </w:rPr>
+        <w:t xml:space="preserve"> (22) </w:t>
+      </w:r>
+      <w:r>
+        <w:rPr>
+          <w:u w:val="single"/>
+          <w:sz w:val="19"/>
+          <w:szCs w:val="19"/>
+        </w:rPr>
+        <w:t xml:space="preserve">           </w:t>
+      </w:r>
+      <w:r>
+        <w:rPr>
+          <w:sz w:val="19"/>
+          <w:szCs w:val="19"/>
+        </w:rPr>
+        <w:t xml:space="preserve"> </w:t>
+      </w:r>
+      <w:r>
+        <w:rPr>
+          <w:sz w:val="19"/>
+          <w:szCs w:val="19"/>
+        </w:rPr>
+        <w:t xml:space="preserve"> prior years. </w:t>
+      </w:r>
+      <w:r>
+        <w:rPr>
+          <w:sz w:val="19"/>
+          <w:szCs w:val="19"/>
+        </w:rPr>
+        <w:t xml:space="preserve"/>
+      </w:r>
+      <w:r>
+        <w:rPr>
+          <w:b/>
+          <w:bCs/>
+          <w:color w:val="8186EF"/>
+          <w:sz w:val="15"/>
+          <w:szCs w:val="15"/>
+        </w:rPr>
+        <w:t xml:space="preserve"> (23) </w:t>
+      </w:r>
+      <w:r>
+        <w:rPr>
+          <w:u w:val="single"/>
+          <w:sz w:val="19"/>
+          <w:szCs w:val="19"/>
+        </w:rPr>
+        <w:t xml:space="preserve">           </w:t>
+      </w:r>
+      <w:r>
+        <w:rPr>
+          <w:sz w:val="19"/>
+          <w:szCs w:val="19"/>
+        </w:rPr>
+        <w:t xml:space="preserve"> </w:t>
+      </w:r>
+      <w:r>
+        <w:rPr>
+          <w:sz w:val="19"/>
+          <w:szCs w:val="19"/>
+        </w:rPr>
+        <w:t xml:space="preserve"> Orontes used straight-line for the bottling line and, after 2 years, </w:t>
+      </w:r>
+      <w:r>
+        <w:rPr>
+          <w:b/>
+          <w:bCs/>
+          <w:color w:val="8186EF"/>
+          <w:sz w:val="15"/>
+          <w:szCs w:val="15"/>
+        </w:rPr>
+        <w:t xml:space="preserve"> (24) </w:t>
+      </w:r>
+      <w:r>
+        <w:rPr>
+          <w:u w:val="single"/>
+          <w:sz w:val="19"/>
+          <w:szCs w:val="19"/>
+        </w:rPr>
+        <w:t xml:space="preserve">           </w:t>
+      </w:r>
+      <w:r>
+        <w:rPr>
+          <w:sz w:val="19"/>
+          <w:szCs w:val="19"/>
+        </w:rPr>
+        <w:t xml:space="preserve"> </w:t>
+      </w:r>
+      <w:r>
+        <w:rPr>
+          <w:sz w:val="19"/>
+          <w:szCs w:val="19"/>
+        </w:rPr>
+        <w:t xml:space="preserve"> it has 4 more years of life and a salvage value of $90,000. </w:t>
+      </w:r>
+      <w:r>
+        <w:rPr>
+          <w:sz w:val="19"/>
+          <w:szCs w:val="19"/>
+        </w:rPr>
+        <w:t xml:space="preserve">The book value then is $780,000, so each remaining </w:t>
+      </w:r>
+      <w:r>
+        <w:rPr>
+          <w:b/>
+          <w:bCs/>
+          <w:color w:val="8186EF"/>
+          <w:sz w:val="15"/>
+          <w:szCs w:val="15"/>
+        </w:rPr>
+        <w:t xml:space="preserve"> (25) </w:t>
+      </w:r>
+      <w:r>
+        <w:rPr>
+          <w:u w:val="single"/>
+          <w:sz w:val="19"/>
+          <w:szCs w:val="19"/>
+        </w:rPr>
+        <w:t xml:space="preserve">           </w:t>
+      </w:r>
+      <w:r>
+        <w:rPr>
+          <w:sz w:val="19"/>
+          <w:szCs w:val="19"/>
+        </w:rPr>
+        <w:t xml:space="preserve"> </w:t>
+      </w:r>
+      <w:r>
+        <w:rPr>
+          <w:sz w:val="19"/>
+          <w:szCs w:val="19"/>
+        </w:rPr>
+        <w:t xml:space="preserve"> depreciation is ($780,000 − $90,000) ÷ 4 = $172,500. </w:t>
+      </w:r>
+      <w:r>
+        <w:rPr>
+          <w:sz w:val="19"/>
+          <w:szCs w:val="19"/>
+        </w:rPr>
+        <w:t xml:space="preserve">A change in depreciation method is also applied prospectively, as a change in estimate effected by a change in </w:t>
+      </w:r>
+      <w:r>
+        <w:rPr>
+          <w:b/>
+          <w:bCs/>
+          <w:color w:val="8186EF"/>
+          <w:sz w:val="15"/>
+          <w:szCs w:val="15"/>
+        </w:rPr>
+        <w:t xml:space="preserve"> (26) </w:t>
+      </w:r>
+      <w:r>
+        <w:rPr>
+          <w:u w:val="single"/>
+          <w:sz w:val="19"/>
+          <w:szCs w:val="19"/>
+        </w:rPr>
+        <w:t xml:space="preserve">           </w:t>
+      </w:r>
+      <w:r>
+        <w:rPr>
+          <w:sz w:val="19"/>
+          <w:szCs w:val="19"/>
+        </w:rPr>
+        <w:t xml:space="preserve"> </w:t>
+      </w:r>
+      <w:r>
+        <w:rPr>
+          <w:sz w:val="19"/>
+          <w:szCs w:val="19"/>
+        </w:rPr>
+        <w:t xml:space="preserve">, and the new method must be </w:t>
+      </w:r>
+      <w:r>
+        <w:rPr>
+          <w:b/>
+          <w:bCs/>
+          <w:color w:val="8186EF"/>
+          <w:sz w:val="15"/>
+          <w:szCs w:val="15"/>
+        </w:rPr>
+        <w:t xml:space="preserve"> (27) </w:t>
+      </w:r>
+      <w:r>
+        <w:rPr>
+          <w:u w:val="single"/>
+          <w:sz w:val="19"/>
+          <w:szCs w:val="19"/>
+        </w:rPr>
+        <w:t xml:space="preserve">            </w:t>
+      </w:r>
+      <w:r>
+        <w:rPr>
+          <w:sz w:val="19"/>
+          <w:szCs w:val="19"/>
+        </w:rPr>
+        <w:t xml:space="preserve"> </w:t>
+      </w:r>
+      <w:r>
+        <w:rPr>
+          <w:sz w:val="19"/>
+          <w:szCs w:val="19"/>
+        </w:rPr>
+        <w:t xml:space="preserve">. </w:t>
+      </w:r>
+      <w:r>
+        <w:rPr>
+          <w:sz w:val="19"/>
+          <w:szCs w:val="19"/>
+        </w:rPr>
+        <w:t xml:space="preserve">An error, such as </w:t>
+      </w:r>
+      <w:r>
+        <w:rPr>
+          <w:b/>
+          <w:bCs/>
+          <w:color w:val="8186EF"/>
+          <w:sz w:val="15"/>
+          <w:szCs w:val="15"/>
+        </w:rPr>
+        <w:t xml:space="preserve"> (28) </w:t>
+      </w:r>
+      <w:r>
+        <w:rPr>
+          <w:u w:val="single"/>
+          <w:sz w:val="19"/>
+          <w:szCs w:val="19"/>
+        </w:rPr>
+        <w:t xml:space="preserve">           </w:t>
+      </w:r>
+      <w:r>
+        <w:rPr>
+          <w:sz w:val="19"/>
+          <w:szCs w:val="19"/>
+        </w:rPr>
+        <w:t xml:space="preserve"> </w:t>
+      </w:r>
+      <w:r>
+        <w:rPr>
+          <w:sz w:val="19"/>
+          <w:szCs w:val="19"/>
+        </w:rPr>
+        <w:t xml:space="preserve"> a machine that should have been </w:t>
+      </w:r>
+      <w:r>
+        <w:rPr>
+          <w:b/>
+          <w:bCs/>
+          <w:color w:val="8186EF"/>
+          <w:sz w:val="15"/>
+          <w:szCs w:val="15"/>
+        </w:rPr>
+        <w:t xml:space="preserve"> (29) </w:t>
+      </w:r>
+      <w:r>
+        <w:rPr>
+          <w:u w:val="single"/>
+          <w:sz w:val="19"/>
+          <w:szCs w:val="19"/>
+        </w:rPr>
         <w:t xml:space="preserve">             </w:t>
       </w:r>
       <w:r>
@@ -4369,7 +3940,21 @@
           <w:sz w:val="19"/>
           <w:szCs w:val="19"/>
         </w:rPr>
-        <w:t xml:space="preserve">. </w:t>
+        <w:t xml:space="preserve">, is different: it is corrected by restating the prior years. </w:t>
+      </w:r>
+      <w:r>
+        <w:rPr>
+          <w:sz w:val="19"/>
+          <w:szCs w:val="19"/>
+        </w:rPr>
+        <w:t xml:space="preserve">Some companies use group or composite depreciation for many similar assets. </w:t>
+      </w:r>
+      <w:r>
+        <w:rPr>
+          <w:sz w:val="19"/>
+          <w:szCs w:val="19"/>
+        </w:rPr>
+        <w:t xml:space="preserve">They apply one rate to the whole pool, and when an asset is retired they record no gain or loss. </w:t>
       </w:r>
     </w:p>
     <w:tbl>
@@ -4427,7 +4012,54 @@
                 <w:sz w:val="16"/>
                 <w:szCs w:val="16"/>
               </w:rPr>
-              <w:t xml:space="preserve">depreciable   ·   prospective   ·   increases   ·   subtract</w:t>
+              <w:t xml:space="preserve">principle   ·   capitalized   ·   accounting   ·   decides   ·   schedule   ·   restating   ·   year's   ·   Complete   ·   delivery   ·   expensing   ·   restate   ·   preferable   ·   Suppose</w:t>
+            </w:r>
+          </w:p>
+        </w:tc>
+      </w:tr>
+    </w:tbl>
+    <w:p/>
+    <w:tbl>
+      <w:tblPr>
+        <w:tblW w:type="pct" w:w="100%"/>
+        <w:tblLayout w:type="fixed"/>
+        <w:tblBorders>
+          <w:top w:val="single" w:color="353A7C" w:sz="4"/>
+          <w:left w:val="single" w:color="353A7C" w:sz="4"/>
+          <w:bottom w:val="single" w:color="353A7C" w:sz="4"/>
+          <w:right w:val="single" w:color="353A7C" w:sz="4"/>
+          <w:insideH w:val="single" w:color="353A7C" w:sz="4"/>
+          <w:insideV w:val="single" w:color="353A7C" w:sz="4"/>
+        </w:tblBorders>
+      </w:tblPr>
+      <w:tblGrid>
+        <w:gridCol w:w="9600"/>
+      </w:tblGrid>
+      <w:tr>
+        <w:tc>
+          <w:tcPr>
+            <w:tcW w:type="pct" w:w="5000"/>
+            <w:shd w:fill="F2F4FB" w:val="clear"/>
+            <w:tcMar>
+              <w:top w:type="dxa" w:w="50"/>
+              <w:left w:type="dxa" w:w="110"/>
+              <w:bottom w:type="dxa" w:w="50"/>
+              <w:right w:type="dxa" w:w="110"/>
+            </w:tcMar>
+          </w:tcPr>
+          <w:p>
+            <w:pPr>
+              <w:spacing w:before="30" w:after="30"/>
+            </w:pPr>
+            <w:r>
+              <w:rPr>
+                <w:b/>
+                <w:bCs/>
+                <w:color w:val="353A7C"/>
+                <w:sz w:val="19"/>
+                <w:szCs w:val="19"/>
+              </w:rPr>
+              <w:t xml:space="preserve">Depreciation traps</w:t>
             </w:r>
           </w:p>
         </w:tc>
@@ -4448,6 +4080,182 @@
     </w:p>
     <w:p>
       <w:pPr>
+        <w:spacing w:before="44" w:after="14"/>
+      </w:pPr>
+      <w:r>
+        <w:rPr>
+          <w:b/>
+          <w:bCs/>
+          <w:color w:val="353A7C"/>
+          <w:sz w:val="18"/>
+          <w:szCs w:val="18"/>
+        </w:rPr>
+        <w:t xml:space="preserve">Summary 4</w:t>
+      </w:r>
+      <w:r>
+        <w:rPr>
+          <w:color w:val="6B7280"/>
+          <w:sz w:val="16"/>
+          <w:szCs w:val="16"/>
+        </w:rPr>
+        <w:t xml:space="preserve">      gaps 30–31</w:t>
+      </w:r>
+    </w:p>
+    <w:p>
+      <w:pPr>
+        <w:spacing w:before="20" w:after="20" w:line="360" w:lineRule="auto"/>
+        <w:ind w:left="200"/>
+      </w:pPr>
+      <w:r>
+        <w:rPr>
+          <w:sz w:val="19"/>
+          <w:szCs w:val="19"/>
+        </w:rPr>
+        <w:t xml:space="preserve">Double-declining: apply the rate to book value; never </w:t>
+      </w:r>
+      <w:r>
+        <w:rPr>
+          <w:b/>
+          <w:bCs/>
+          <w:color w:val="8186EF"/>
+          <w:sz w:val="15"/>
+          <w:szCs w:val="15"/>
+        </w:rPr>
+        <w:t xml:space="preserve"> (30) </w:t>
+      </w:r>
+      <w:r>
+        <w:rPr>
+          <w:u w:val="single"/>
+          <w:sz w:val="19"/>
+          <w:szCs w:val="19"/>
+        </w:rPr>
+        <w:t xml:space="preserve">           </w:t>
+      </w:r>
+      <w:r>
+        <w:rPr>
+          <w:sz w:val="19"/>
+          <w:szCs w:val="19"/>
+        </w:rPr>
+        <w:t xml:space="preserve"> </w:t>
+      </w:r>
+      <w:r>
+        <w:rPr>
+          <w:sz w:val="19"/>
+          <w:szCs w:val="19"/>
+        </w:rPr>
+        <w:t xml:space="preserve"> salvage first, and never go below salvage. </w:t>
+      </w:r>
+      <w:r>
+        <w:rPr>
+          <w:sz w:val="19"/>
+          <w:szCs w:val="19"/>
+        </w:rPr>
+        <w:t xml:space="preserve">SYD: use the remaining life at the start of the year, applied to the depreciable base. </w:t>
+      </w:r>
+      <w:r>
+        <w:rPr>
+          <w:sz w:val="19"/>
+          <w:szCs w:val="19"/>
+        </w:rPr>
+        <w:t xml:space="preserve">Changes in life, salvage or method: </w:t>
+      </w:r>
+      <w:r>
+        <w:rPr>
+          <w:b/>
+          <w:bCs/>
+          <w:color w:val="8186EF"/>
+          <w:sz w:val="15"/>
+          <w:szCs w:val="15"/>
+        </w:rPr>
+        <w:t xml:space="preserve"> (31) </w:t>
+      </w:r>
+      <w:r>
+        <w:rPr>
+          <w:u w:val="single"/>
+          <w:sz w:val="19"/>
+          <w:szCs w:val="19"/>
+        </w:rPr>
+        <w:t xml:space="preserve">             </w:t>
+      </w:r>
+      <w:r>
+        <w:rPr>
+          <w:sz w:val="19"/>
+          <w:szCs w:val="19"/>
+        </w:rPr>
+        <w:t xml:space="preserve"> </w:t>
+      </w:r>
+      <w:r>
+        <w:rPr>
+          <w:sz w:val="19"/>
+          <w:szCs w:val="19"/>
+        </w:rPr>
+        <w:t xml:space="preserve">. </w:t>
+      </w:r>
+    </w:p>
+    <w:tbl>
+      <w:tblPr>
+        <w:tblW w:type="pct" w:w="100%"/>
+        <w:tblLayout w:type="fixed"/>
+        <w:tblBorders>
+          <w:top w:val="single" w:color="FBFAF6" w:sz="4"/>
+          <w:left w:val="single" w:color="FBFAF6" w:sz="4"/>
+          <w:bottom w:val="single" w:color="FBFAF6" w:sz="4"/>
+          <w:right w:val="single" w:color="FBFAF6" w:sz="4"/>
+          <w:insideH w:val="single" w:color="FBFAF6" w:sz="4"/>
+          <w:insideV w:val="single" w:color="FBFAF6" w:sz="4"/>
+        </w:tblBorders>
+      </w:tblPr>
+      <w:tblGrid>
+        <w:gridCol w:w="9600"/>
+      </w:tblGrid>
+      <w:tr>
+        <w:tc>
+          <w:tcPr>
+            <w:tcW w:type="pct" w:w="5000"/>
+            <w:shd w:fill="FBFAF6" w:val="clear"/>
+            <w:tcMar>
+              <w:top w:type="dxa" w:w="40"/>
+              <w:left w:type="dxa" w:w="100"/>
+              <w:bottom w:type="dxa" w:w="40"/>
+              <w:right w:type="dxa" w:w="100"/>
+            </w:tcMar>
+          </w:tcPr>
+          <w:p>
+            <w:pPr>
+              <w:spacing w:before="18" w:after="6"/>
+            </w:pPr>
+            <w:r>
+              <w:rPr>
+                <w:b/>
+                <w:bCs/>
+                <w:color w:val="6B7280"/>
+                <w:sz w:val="14"/>
+                <w:szCs w:val="14"/>
+              </w:rPr>
+              <w:t xml:space="preserve">word list</w:t>
+            </w:r>
+          </w:p>
+          <w:p>
+            <w:pPr>
+              <w:spacing w:before="0" w:after="18"/>
+            </w:pPr>
+            <w:r>
+              <w:rPr>
+                <w:b/>
+                <w:bCs/>
+                <w:color w:val="353A7C"/>
+                <w:sz w:val="16"/>
+                <w:szCs w:val="16"/>
+              </w:rPr>
+              <w:t xml:space="preserve">prospective   ·   depreciated   ·   subtract</w:t>
+            </w:r>
+          </w:p>
+        </w:tc>
+      </w:tr>
+    </w:tbl>
+    <w:p/>
+    <w:p>
+      <w:pPr>
         <w:spacing w:before="44" w:after="10"/>
       </w:pPr>
       <w:r>
@@ -4482,7 +4290,7 @@
       <w:r>
         <w:drawing>
           <wp:inline distT="0" distB="0" distL="0" distR="0">
-            <wp:extent cx="5734050" cy="2452050"/>
+            <wp:extent cx="5734050" cy="2648225"/>
             <wp:effectExtent t="0" r="0" b="0" l="0"/>
             <wp:docPr id="1" name="" descr="" title=""/>
             <wp:cNvGraphicFramePr>
@@ -4507,7 +4315,7 @@
                   <pic:spPr bwMode="auto">
                     <a:xfrm>
                       <a:off x="0" y="0"/>
-                      <a:ext cx="5734050" cy="2452050"/>
+                      <a:ext cx="5734050" cy="2648225"/>
                     </a:xfrm>
                     <a:prstGeom prst="rect">
                       <a:avLst/>
@@ -4584,6 +4392,18 @@
     <w:p/>
     <w:p>
       <w:pPr>
+        <w:pageBreakBefore w:val="true"/>
+        <w:spacing w:after="0"/>
+      </w:pPr>
+      <w:r>
+        <w:rPr>
+          <w:sz w:val="2"/>
+        </w:rPr>
+        <w:t xml:space="preserve"> </w:t>
+      </w:r>
+    </w:p>
+    <w:p>
+      <w:pPr>
         <w:spacing w:before="44" w:after="10"/>
       </w:pPr>
       <w:r>
@@ -4618,7 +4438,7 @@
       <w:r>
         <w:drawing>
           <wp:inline distT="0" distB="0" distL="0" distR="0">
-            <wp:extent cx="5734050" cy="1614600"/>
+            <wp:extent cx="5734050" cy="3108450"/>
             <wp:effectExtent t="0" r="0" b="0" l="0"/>
             <wp:docPr id="1" name="" descr="" title=""/>
             <wp:cNvGraphicFramePr>
@@ -4643,7 +4463,7 @@
                   <pic:spPr bwMode="auto">
                     <a:xfrm>
                       <a:off x="0" y="0"/>
-                      <a:ext cx="5734050" cy="1614600"/>
+                      <a:ext cx="5734050" cy="3108450"/>
                     </a:xfrm>
                     <a:prstGeom prst="rect">
                       <a:avLst/>
@@ -4711,7 +4531,7 @@
                 <w:sz w:val="16"/>
                 <w:szCs w:val="16"/>
               </w:rPr>
-              <w:t xml:space="preserve">reporting unit   ·   Year 4</w:t>
+              <w:t xml:space="preserve">Year 3   ·   capitalized interest   ·   Year 2</w:t>
             </w:r>
           </w:p>
         </w:tc>
@@ -4878,7 +4698,7 @@
           <w:sz w:val="18"/>
           <w:szCs w:val="18"/>
         </w:rPr>
-        <w:t xml:space="preserve">The words this section uses</w:t>
+        <w:t xml:space="preserve">The English this section uses, and its Arabic</w:t>
       </w:r>
     </w:p>
     <w:p>
@@ -4902,7 +4722,7 @@
       <w:r>
         <w:drawing>
           <wp:inline distT="0" distB="0" distL="0" distR="0">
-            <wp:extent cx="5734050" cy="2708575"/>
+            <wp:extent cx="5734050" cy="3266900"/>
             <wp:effectExtent t="0" r="0" b="0" l="0"/>
             <wp:docPr id="1" name="" descr="" title=""/>
             <wp:cNvGraphicFramePr>
@@ -4927,7 +4747,7 @@
                   <pic:spPr bwMode="auto">
                     <a:xfrm>
                       <a:off x="0" y="0"/>
-                      <a:ext cx="5734050" cy="2708575"/>
+                      <a:ext cx="5734050" cy="3266900"/>
                     </a:xfrm>
                     <a:prstGeom prst="rect">
                       <a:avLst/>
@@ -4995,7 +4815,7 @@
                 <w:sz w:val="16"/>
                 <w:szCs w:val="16"/>
               </w:rPr>
-              <w:t xml:space="preserve">sum-of-the-years'-digits method   ·   double-declining-balance method   ·   reporting unit</w:t>
+              <w:t xml:space="preserve">depreciable base   ·   revenue expenditure   ·   sum-of-the-years'-digits method   ·   useful life</w:t>
             </w:r>
           </w:p>
         </w:tc>
@@ -5686,14 +5506,14 @@
                 <w:sz w:val="16"/>
                 <w:szCs w:val="16"/>
               </w:rPr>
-              <w:t xml:space="preserve">24  </w:t>
-            </w:r>
-            <w:r>
-              <w:rPr>
-                <w:sz w:val="16"/>
-                <w:szCs w:val="16"/>
-              </w:rPr>
-              <w:t xml:space="preserve">double-declining</w:t>
+              <w:t xml:space="preserve">22  </w:t>
+            </w:r>
+            <w:r>
+              <w:rPr>
+                <w:sz w:val="16"/>
+                <w:szCs w:val="16"/>
+              </w:rPr>
+              <w:t xml:space="preserve">restate</w:t>
             </w:r>
           </w:p>
         </w:tc>
@@ -5754,14 +5574,14 @@
                 <w:sz w:val="16"/>
                 <w:szCs w:val="16"/>
               </w:rPr>
-              <w:t xml:space="preserve">25  </w:t>
-            </w:r>
-            <w:r>
-              <w:rPr>
-                <w:sz w:val="16"/>
-                <w:szCs w:val="16"/>
-              </w:rPr>
-              <w:t xml:space="preserve">useful</w:t>
+              <w:t xml:space="preserve">23  </w:t>
+            </w:r>
+            <w:r>
+              <w:rPr>
+                <w:sz w:val="16"/>
+                <w:szCs w:val="16"/>
+              </w:rPr>
+              <w:t xml:space="preserve">Suppose</w:t>
             </w:r>
           </w:p>
         </w:tc>
@@ -5796,7 +5616,7 @@
                 <w:sz w:val="16"/>
                 <w:szCs w:val="16"/>
               </w:rPr>
-              <w:t xml:space="preserve">methods</w:t>
+              <w:t xml:space="preserve">appear</w:t>
             </w:r>
           </w:p>
         </w:tc>
@@ -5822,14 +5642,14 @@
                 <w:sz w:val="16"/>
                 <w:szCs w:val="16"/>
               </w:rPr>
-              <w:t xml:space="preserve">26  </w:t>
-            </w:r>
-            <w:r>
-              <w:rPr>
-                <w:sz w:val="16"/>
-                <w:szCs w:val="16"/>
-              </w:rPr>
-              <w:t xml:space="preserve">accounting</w:t>
+              <w:t xml:space="preserve">24  </w:t>
+            </w:r>
+            <w:r>
+              <w:rPr>
+                <w:sz w:val="16"/>
+                <w:szCs w:val="16"/>
+              </w:rPr>
+              <w:t xml:space="preserve">decides</w:t>
             </w:r>
           </w:p>
         </w:tc>
@@ -5890,14 +5710,14 @@
                 <w:sz w:val="16"/>
                 <w:szCs w:val="16"/>
               </w:rPr>
-              <w:t xml:space="preserve">27  </w:t>
-            </w:r>
-            <w:r>
-              <w:rPr>
-                <w:sz w:val="16"/>
-                <w:szCs w:val="16"/>
-              </w:rPr>
-              <w:t xml:space="preserve">restate</w:t>
+              <w:t xml:space="preserve">25  </w:t>
+            </w:r>
+            <w:r>
+              <w:rPr>
+                <w:sz w:val="16"/>
+                <w:szCs w:val="16"/>
+              </w:rPr>
+              <w:t xml:space="preserve">year's</w:t>
             </w:r>
           </w:p>
         </w:tc>
@@ -5958,14 +5778,14 @@
                 <w:sz w:val="16"/>
                 <w:szCs w:val="16"/>
               </w:rPr>
-              <w:t xml:space="preserve">28  </w:t>
-            </w:r>
-            <w:r>
-              <w:rPr>
-                <w:sz w:val="16"/>
-                <w:szCs w:val="16"/>
-              </w:rPr>
-              <w:t xml:space="preserve">Suppose</w:t>
+              <w:t xml:space="preserve">26  </w:t>
+            </w:r>
+            <w:r>
+              <w:rPr>
+                <w:sz w:val="16"/>
+                <w:szCs w:val="16"/>
+              </w:rPr>
+              <w:t xml:space="preserve">principle</w:t>
             </w:r>
           </w:p>
         </w:tc>
@@ -6026,14 +5846,14 @@
                 <w:sz w:val="16"/>
                 <w:szCs w:val="16"/>
               </w:rPr>
-              <w:t xml:space="preserve">29  </w:t>
-            </w:r>
-            <w:r>
-              <w:rPr>
-                <w:sz w:val="16"/>
-                <w:szCs w:val="16"/>
-              </w:rPr>
-              <w:t xml:space="preserve">straight-line</w:t>
+              <w:t xml:space="preserve">27  </w:t>
+            </w:r>
+            <w:r>
+              <w:rPr>
+                <w:sz w:val="16"/>
+                <w:szCs w:val="16"/>
+              </w:rPr>
+              <w:t xml:space="preserve">preferable</w:t>
             </w:r>
           </w:p>
         </w:tc>
@@ -6094,14 +5914,14 @@
                 <w:sz w:val="16"/>
                 <w:szCs w:val="16"/>
               </w:rPr>
-              <w:t xml:space="preserve">30  </w:t>
-            </w:r>
-            <w:r>
-              <w:rPr>
-                <w:sz w:val="16"/>
-                <w:szCs w:val="16"/>
-              </w:rPr>
-              <w:t xml:space="preserve">remaining</w:t>
+              <w:t xml:space="preserve">28  </w:t>
+            </w:r>
+            <w:r>
+              <w:rPr>
+                <w:sz w:val="16"/>
+                <w:szCs w:val="16"/>
+              </w:rPr>
+              <w:t xml:space="preserve">expensing</w:t>
             </w:r>
           </w:p>
         </w:tc>
@@ -6136,7 +5956,7 @@
                 <w:sz w:val="16"/>
                 <w:szCs w:val="16"/>
               </w:rPr>
-              <w:t xml:space="preserve">Sum-of-the-years'-digits</w:t>
+              <w:t xml:space="preserve">Units-of-production</w:t>
             </w:r>
           </w:p>
         </w:tc>
@@ -6162,14 +5982,14 @@
                 <w:sz w:val="16"/>
                 <w:szCs w:val="16"/>
               </w:rPr>
-              <w:t xml:space="preserve">31  </w:t>
-            </w:r>
-            <w:r>
-              <w:rPr>
-                <w:sz w:val="16"/>
-                <w:szCs w:val="16"/>
-              </w:rPr>
-              <w:t xml:space="preserve">principle</w:t>
+              <w:t xml:space="preserve">29  </w:t>
+            </w:r>
+            <w:r>
+              <w:rPr>
+                <w:sz w:val="16"/>
+                <w:szCs w:val="16"/>
+              </w:rPr>
+              <w:t xml:space="preserve">capitalized</w:t>
             </w:r>
           </w:p>
         </w:tc>
@@ -6204,7 +6024,7 @@
                 <w:sz w:val="16"/>
                 <w:szCs w:val="16"/>
               </w:rPr>
-              <w:t xml:space="preserve">bottling</w:t>
+              <w:t xml:space="preserve">bought</w:t>
             </w:r>
           </w:p>
         </w:tc>
@@ -6230,14 +6050,14 @@
                 <w:sz w:val="16"/>
                 <w:szCs w:val="16"/>
               </w:rPr>
-              <w:t xml:space="preserve">32  </w:t>
-            </w:r>
-            <w:r>
-              <w:rPr>
-                <w:sz w:val="16"/>
-                <w:szCs w:val="16"/>
-              </w:rPr>
-              <w:t xml:space="preserve">preferable</w:t>
+              <w:t xml:space="preserve">30  </w:t>
+            </w:r>
+            <w:r>
+              <w:rPr>
+                <w:sz w:val="16"/>
+                <w:szCs w:val="16"/>
+              </w:rPr>
+              <w:t xml:space="preserve">subtract</w:t>
             </w:r>
           </w:p>
         </w:tc>
@@ -6298,14 +6118,14 @@
                 <w:sz w:val="16"/>
                 <w:szCs w:val="16"/>
               </w:rPr>
-              <w:t xml:space="preserve">33  </w:t>
-            </w:r>
-            <w:r>
-              <w:rPr>
-                <w:sz w:val="16"/>
-                <w:szCs w:val="16"/>
-              </w:rPr>
-              <w:t xml:space="preserve">expensing</w:t>
+              <w:t xml:space="preserve">31  </w:t>
+            </w:r>
+            <w:r>
+              <w:rPr>
+                <w:sz w:val="16"/>
+                <w:szCs w:val="16"/>
+              </w:rPr>
+              <w:t xml:space="preserve">prospective</w:t>
             </w:r>
           </w:p>
         </w:tc>
@@ -6340,7 +6160,7 @@
                 <w:sz w:val="16"/>
                 <w:szCs w:val="16"/>
               </w:rPr>
-              <w:t xml:space="preserve">machine</w:t>
+              <w:t xml:space="preserve">production</w:t>
             </w:r>
           </w:p>
         </w:tc>
@@ -6366,14 +6186,14 @@
                 <w:sz w:val="16"/>
                 <w:szCs w:val="16"/>
               </w:rPr>
-              <w:t xml:space="preserve">34  </w:t>
-            </w:r>
-            <w:r>
-              <w:rPr>
-                <w:sz w:val="16"/>
-                <w:szCs w:val="16"/>
-              </w:rPr>
-              <w:t xml:space="preserve">capitalized</w:t>
+              <w:t xml:space="preserve">32  </w:t>
+            </w:r>
+            <w:r>
+              <w:rPr>
+                <w:sz w:val="16"/>
+                <w:szCs w:val="16"/>
+              </w:rPr>
+              <w:t xml:space="preserve">Sum-of-the-years'-digits</w:t>
             </w:r>
           </w:p>
         </w:tc>
@@ -6408,7 +6228,7 @@
                 <w:sz w:val="16"/>
                 <w:szCs w:val="16"/>
               </w:rPr>
-              <w:t xml:space="preserve">depreciable</w:t>
+              <w:t xml:space="preserve">charge</w:t>
             </w:r>
           </w:p>
         </w:tc>
@@ -6434,14 +6254,14 @@
                 <w:sz w:val="16"/>
                 <w:szCs w:val="16"/>
               </w:rPr>
-              <w:t xml:space="preserve">35  </w:t>
-            </w:r>
-            <w:r>
-              <w:rPr>
-                <w:sz w:val="16"/>
-                <w:szCs w:val="16"/>
-              </w:rPr>
-              <w:t xml:space="preserve">subtract</w:t>
+              <w:t xml:space="preserve">33  </w:t>
+            </w:r>
+            <w:r>
+              <w:rPr>
+                <w:sz w:val="16"/>
+                <w:szCs w:val="16"/>
+              </w:rPr>
+              <w:t xml:space="preserve">Year 2</w:t>
             </w:r>
           </w:p>
         </w:tc>
@@ -6476,7 +6296,7 @@
                 <w:sz w:val="16"/>
                 <w:szCs w:val="16"/>
               </w:rPr>
-              <w:t xml:space="preserve">Straight-line</w:t>
+              <w:t xml:space="preserve">timing</w:t>
             </w:r>
           </w:p>
         </w:tc>
@@ -6502,14 +6322,14 @@
                 <w:sz w:val="16"/>
                 <w:szCs w:val="16"/>
               </w:rPr>
-              <w:t xml:space="preserve">36  </w:t>
-            </w:r>
-            <w:r>
-              <w:rPr>
-                <w:sz w:val="16"/>
-                <w:szCs w:val="16"/>
-              </w:rPr>
-              <w:t xml:space="preserve">depreciable</w:t>
+              <w:t xml:space="preserve">34  </w:t>
+            </w:r>
+            <w:r>
+              <w:rPr>
+                <w:sz w:val="16"/>
+                <w:szCs w:val="16"/>
+              </w:rPr>
+              <w:t xml:space="preserve">Year 3</w:t>
             </w:r>
           </w:p>
         </w:tc>
@@ -6544,7 +6364,7 @@
                 <w:sz w:val="16"/>
                 <w:szCs w:val="16"/>
               </w:rPr>
-              <w:t xml:space="preserve">Double-declining</w:t>
+              <w:t xml:space="preserve">through</w:t>
             </w:r>
           </w:p>
         </w:tc>
@@ -6570,14 +6390,14 @@
                 <w:sz w:val="16"/>
                 <w:szCs w:val="16"/>
               </w:rPr>
-              <w:t xml:space="preserve">37  </w:t>
-            </w:r>
-            <w:r>
-              <w:rPr>
-                <w:sz w:val="16"/>
-                <w:szCs w:val="16"/>
-              </w:rPr>
-              <w:t xml:space="preserve">prospective</w:t>
+              <w:t xml:space="preserve">35  </w:t>
+            </w:r>
+            <w:r>
+              <w:rPr>
+                <w:sz w:val="16"/>
+                <w:szCs w:val="16"/>
+              </w:rPr>
+              <w:t xml:space="preserve">require</w:t>
             </w:r>
           </w:p>
         </w:tc>
@@ -6612,7 +6432,7 @@
                 <w:sz w:val="16"/>
                 <w:szCs w:val="16"/>
               </w:rPr>
-              <w:t xml:space="preserve">Sum-of-the-years'-digits</w:t>
+              <w:t xml:space="preserve">chosen</w:t>
             </w:r>
           </w:p>
         </w:tc>
@@ -6638,14 +6458,14 @@
                 <w:sz w:val="16"/>
                 <w:szCs w:val="16"/>
               </w:rPr>
-              <w:t xml:space="preserve">38  </w:t>
-            </w:r>
-            <w:r>
-              <w:rPr>
-                <w:sz w:val="16"/>
-                <w:szCs w:val="16"/>
-              </w:rPr>
-              <w:t xml:space="preserve">Sum-of-the-years'-digits</w:t>
+              <w:t xml:space="preserve">36  </w:t>
+            </w:r>
+            <w:r>
+              <w:rPr>
+                <w:sz w:val="16"/>
+                <w:szCs w:val="16"/>
+              </w:rPr>
+              <w:t xml:space="preserve">revaluation</w:t>
             </w:r>
           </w:p>
         </w:tc>
@@ -6680,7 +6500,7 @@
                 <w:sz w:val="16"/>
                 <w:szCs w:val="16"/>
               </w:rPr>
-              <w:t xml:space="preserve">production</w:t>
+              <w:t xml:space="preserve">Expense in early years</w:t>
             </w:r>
           </w:p>
         </w:tc>
@@ -6706,14 +6526,14 @@
                 <w:sz w:val="16"/>
                 <w:szCs w:val="16"/>
               </w:rPr>
-              <w:t xml:space="preserve">39  </w:t>
-            </w:r>
-            <w:r>
-              <w:rPr>
-                <w:sz w:val="16"/>
-                <w:szCs w:val="16"/>
-              </w:rPr>
-              <w:t xml:space="preserve">Year 4</w:t>
+              <w:t xml:space="preserve">37  </w:t>
+            </w:r>
+            <w:r>
+              <w:rPr>
+                <w:sz w:val="16"/>
+                <w:szCs w:val="16"/>
+              </w:rPr>
+              <w:t xml:space="preserve">depreciation</w:t>
             </w:r>
           </w:p>
         </w:tc>
@@ -6748,7 +6568,7 @@
                 <w:sz w:val="16"/>
                 <w:szCs w:val="16"/>
               </w:rPr>
-              <w:t xml:space="preserve">methods</w:t>
+              <w:t xml:space="preserve">Carrying amount in early years</w:t>
             </w:r>
           </w:p>
         </w:tc>
@@ -6774,14 +6594,14 @@
                 <w:sz w:val="16"/>
                 <w:szCs w:val="16"/>
               </w:rPr>
-              <w:t xml:space="preserve">40  </w:t>
-            </w:r>
-            <w:r>
-              <w:rPr>
-                <w:sz w:val="16"/>
-                <w:szCs w:val="16"/>
-              </w:rPr>
-              <w:t xml:space="preserve">require</w:t>
+              <w:t xml:space="preserve">38  </w:t>
+            </w:r>
+            <w:r>
+              <w:rPr>
+                <w:sz w:val="16"/>
+                <w:szCs w:val="16"/>
+              </w:rPr>
+              <w:t xml:space="preserve">increases</w:t>
             </w:r>
           </w:p>
         </w:tc>
@@ -6816,7 +6636,7 @@
                 <w:sz w:val="16"/>
                 <w:szCs w:val="16"/>
               </w:rPr>
-              <w:t xml:space="preserve">change</w:t>
+              <w:t xml:space="preserve">delivery</w:t>
             </w:r>
           </w:p>
         </w:tc>
@@ -6842,14 +6662,14 @@
                 <w:sz w:val="16"/>
                 <w:szCs w:val="16"/>
               </w:rPr>
-              <w:t xml:space="preserve">41  </w:t>
-            </w:r>
-            <w:r>
-              <w:rPr>
-                <w:sz w:val="16"/>
-                <w:szCs w:val="16"/>
-              </w:rPr>
-              <w:t xml:space="preserve">revaluation</w:t>
+              <w:t xml:space="preserve">39  </w:t>
+            </w:r>
+            <w:r>
+              <w:rPr>
+                <w:sz w:val="16"/>
+                <w:szCs w:val="16"/>
+              </w:rPr>
+              <w:t xml:space="preserve">depreciable base</w:t>
             </w:r>
           </w:p>
         </w:tc>
@@ -6884,7 +6704,7 @@
                 <w:sz w:val="16"/>
                 <w:szCs w:val="16"/>
               </w:rPr>
-              <w:t xml:space="preserve">through</w:t>
+              <w:t xml:space="preserve">Complete</w:t>
             </w:r>
           </w:p>
         </w:tc>
@@ -6910,14 +6730,14 @@
                 <w:sz w:val="16"/>
                 <w:szCs w:val="16"/>
               </w:rPr>
-              <w:t xml:space="preserve">42  </w:t>
-            </w:r>
-            <w:r>
-              <w:rPr>
-                <w:sz w:val="16"/>
-                <w:szCs w:val="16"/>
-              </w:rPr>
-              <w:t xml:space="preserve">depreciation</w:t>
+              <w:t xml:space="preserve">40  </w:t>
+            </w:r>
+            <w:r>
+              <w:rPr>
+                <w:sz w:val="16"/>
+                <w:szCs w:val="16"/>
+              </w:rPr>
+              <w:t xml:space="preserve">useful life</w:t>
             </w:r>
           </w:p>
         </w:tc>
@@ -6952,7 +6772,7 @@
                 <w:sz w:val="16"/>
                 <w:szCs w:val="16"/>
               </w:rPr>
-              <w:t xml:space="preserve">separately</w:t>
+              <w:t xml:space="preserve">schedule</w:t>
             </w:r>
           </w:p>
         </w:tc>
@@ -6978,14 +6798,14 @@
                 <w:sz w:val="16"/>
                 <w:szCs w:val="16"/>
               </w:rPr>
-              <w:t xml:space="preserve">43  </w:t>
-            </w:r>
-            <w:r>
-              <w:rPr>
-                <w:sz w:val="16"/>
-                <w:szCs w:val="16"/>
-              </w:rPr>
-              <w:t xml:space="preserve">increases</w:t>
+              <w:t xml:space="preserve">41  </w:t>
+            </w:r>
+            <w:r>
+              <w:rPr>
+                <w:sz w:val="16"/>
+                <w:szCs w:val="16"/>
+              </w:rPr>
+              <w:t xml:space="preserve">sum-of-the-years'-digits method</w:t>
             </w:r>
           </w:p>
         </w:tc>
@@ -7020,143 +6840,7 @@
                 <w:sz w:val="16"/>
                 <w:szCs w:val="16"/>
               </w:rPr>
-              <w:t xml:space="preserve">Expense in early years</w:t>
-            </w:r>
-          </w:p>
-        </w:tc>
-        <w:tc>
-          <w:tcPr>
-            <w:tcW w:type="pct" w:w="2500"/>
-            <w:tcMar>
-              <w:top w:type="dxa" w:w="20"/>
-              <w:left w:type="dxa" w:w="80"/>
-              <w:bottom w:type="dxa" w:w="20"/>
-              <w:right w:type="dxa" w:w="80"/>
-            </w:tcMar>
-          </w:tcPr>
-          <w:p>
-            <w:pPr>
-              <w:spacing w:before="12" w:after="12"/>
-            </w:pPr>
-            <w:r>
-              <w:rPr>
-                <w:b/>
-                <w:bCs/>
-                <w:color w:val="8186EF"/>
-                <w:sz w:val="16"/>
-                <w:szCs w:val="16"/>
-              </w:rPr>
-              <w:t xml:space="preserve">44  </w:t>
-            </w:r>
-            <w:r>
-              <w:rPr>
-                <w:sz w:val="16"/>
-                <w:szCs w:val="16"/>
-              </w:rPr>
-              <w:t xml:space="preserve">double-declining-balance method</w:t>
-            </w:r>
-          </w:p>
-        </w:tc>
-      </w:tr>
-      <w:tr>
-        <w:tc>
-          <w:tcPr>
-            <w:tcW w:type="pct" w:w="2500"/>
-            <w:tcMar>
-              <w:top w:type="dxa" w:w="20"/>
-              <w:left w:type="dxa" w:w="80"/>
-              <w:bottom w:type="dxa" w:w="20"/>
-              <w:right w:type="dxa" w:w="80"/>
-            </w:tcMar>
-          </w:tcPr>
-          <w:p>
-            <w:pPr>
-              <w:spacing w:before="12" w:after="12"/>
-            </w:pPr>
-            <w:r>
-              <w:rPr>
-                <w:b/>
-                <w:bCs/>
-                <w:color w:val="8186EF"/>
-                <w:sz w:val="16"/>
-                <w:szCs w:val="16"/>
-              </w:rPr>
-              <w:t xml:space="preserve">22  </w:t>
-            </w:r>
-            <w:r>
-              <w:rPr>
-                <w:sz w:val="16"/>
-                <w:szCs w:val="16"/>
-              </w:rPr>
-              <w:t xml:space="preserve">Carrying amount in early years</w:t>
-            </w:r>
-          </w:p>
-        </w:tc>
-        <w:tc>
-          <w:tcPr>
-            <w:tcW w:type="pct" w:w="2500"/>
-            <w:tcMar>
-              <w:top w:type="dxa" w:w="20"/>
-              <w:left w:type="dxa" w:w="80"/>
-              <w:bottom w:type="dxa" w:w="20"/>
-              <w:right w:type="dxa" w:w="80"/>
-            </w:tcMar>
-          </w:tcPr>
-          <w:p>
-            <w:pPr>
-              <w:spacing w:before="12" w:after="12"/>
-            </w:pPr>
-            <w:r>
-              <w:rPr>
-                <w:b/>
-                <w:bCs/>
-                <w:color w:val="8186EF"/>
-                <w:sz w:val="16"/>
-                <w:szCs w:val="16"/>
-              </w:rPr>
-              <w:t xml:space="preserve">45  </w:t>
-            </w:r>
-            <w:r>
-              <w:rPr>
-                <w:sz w:val="16"/>
-                <w:szCs w:val="16"/>
-              </w:rPr>
-              <w:t xml:space="preserve">sum-of-the-years'-digits method</w:t>
-            </w:r>
-          </w:p>
-        </w:tc>
-      </w:tr>
-      <w:tr>
-        <w:tc>
-          <w:tcPr>
-            <w:tcW w:type="pct" w:w="2500"/>
-            <w:tcMar>
-              <w:top w:type="dxa" w:w="20"/>
-              <w:left w:type="dxa" w:w="80"/>
-              <w:bottom w:type="dxa" w:w="20"/>
-              <w:right w:type="dxa" w:w="80"/>
-            </w:tcMar>
-          </w:tcPr>
-          <w:p>
-            <w:pPr>
-              <w:spacing w:before="12" w:after="12"/>
-            </w:pPr>
-            <w:r>
-              <w:rPr>
-                <w:b/>
-                <w:bCs/>
-                <w:color w:val="8186EF"/>
-                <w:sz w:val="16"/>
-                <w:szCs w:val="16"/>
-              </w:rPr>
-              <w:t xml:space="preserve">23  </w:t>
-            </w:r>
-            <w:r>
-              <w:rPr>
-                <w:sz w:val="16"/>
-                <w:szCs w:val="16"/>
-              </w:rPr>
-              <w:t xml:space="preserve">delivery</w:t>
+              <w:t xml:space="preserve">accounting</w:t>
             </w:r>
           </w:p>
         </w:tc>
@@ -7446,7 +7130,7 @@
           <w:sz w:val="19"/>
           <w:szCs w:val="19"/>
         </w:rPr>
-        <w:t xml:space="preserve"> the pattern in which the company uses up the asset's </w:t>
+        <w:t xml:space="preserve"> the pattern in which the company uses up the </w:t>
       </w:r>
       <w:r>
         <w:rPr>
@@ -7478,14 +7162,14 @@
           <w:sz w:val="19"/>
           <w:szCs w:val="19"/>
         </w:rPr>
-        <w:t xml:space="preserve">. </w:t>
-      </w:r>
-      <w:r>
-        <w:rPr>
-          <w:sz w:val="19"/>
-          <w:szCs w:val="19"/>
-        </w:rPr>
-        <w:t xml:space="preserve">For the bottling line, machine hours drive the wear, so units of </w:t>
+        <w:t xml:space="preserve"> benefits. </w:t>
+      </w:r>
+      <w:r>
+        <w:rPr>
+          <w:sz w:val="19"/>
+          <w:szCs w:val="19"/>
+        </w:rPr>
+        <w:t xml:space="preserve">For the </w:t>
       </w:r>
       <w:r>
         <w:rPr>
@@ -7503,7 +7187,7 @@
           <w:sz w:val="19"/>
           <w:szCs w:val="19"/>
         </w:rPr>
-        <w:t xml:space="preserve">            </w:t>
+        <w:t xml:space="preserve">           </w:t>
       </w:r>
       <w:r>
         <w:rPr>
@@ -7517,7 +7201,7 @@
           <w:sz w:val="19"/>
           <w:szCs w:val="19"/>
         </w:rPr>
-        <w:t xml:space="preserve"> gives the best matching; </w:t>
+        <w:t xml:space="preserve"> line, machine hours drive the wear, so units of production gives the best matching; straight-line is simpler and is </w:t>
       </w:r>
       <w:r>
         <w:rPr>
@@ -7535,7 +7219,7 @@
           <w:sz w:val="19"/>
           <w:szCs w:val="19"/>
         </w:rPr>
-        <w:t xml:space="preserve">               </w:t>
+        <w:t xml:space="preserve">            </w:t>
       </w:r>
       <w:r>
         <w:rPr>
@@ -7549,7 +7233,14 @@
           <w:sz w:val="19"/>
           <w:szCs w:val="19"/>
         </w:rPr>
-        <w:t xml:space="preserve"> is simpler and is </w:t>
+        <w:t xml:space="preserve"> if use is fairly even. </w:t>
+      </w:r>
+      <w:r>
+        <w:rPr>
+          <w:sz w:val="19"/>
+          <w:szCs w:val="19"/>
+        </w:rPr>
+        <w:t xml:space="preserve">Other factors can support the choice: </w:t>
       </w:r>
       <w:r>
         <w:rPr>
@@ -7567,7 +7258,7 @@
           <w:sz w:val="19"/>
           <w:szCs w:val="19"/>
         </w:rPr>
-        <w:t xml:space="preserve">            </w:t>
+        <w:t xml:space="preserve">               </w:t>
       </w:r>
       <w:r>
         <w:rPr>
@@ -7581,14 +7272,7 @@
           <w:sz w:val="19"/>
           <w:szCs w:val="19"/>
         </w:rPr>
-        <w:t xml:space="preserve"> if use is fairly even. </w:t>
-      </w:r>
-      <w:r>
-        <w:rPr>
-          <w:sz w:val="19"/>
-          <w:szCs w:val="19"/>
-        </w:rPr>
-        <w:t xml:space="preserve">Other factors can support the choice: </w:t>
+        <w:t xml:space="preserve"> with other companies in the industry, the cost of tracking usage, and </w:t>
       </w:r>
       <w:r>
         <w:rPr>
@@ -7606,7 +7290,7 @@
           <w:sz w:val="19"/>
           <w:szCs w:val="19"/>
         </w:rPr>
-        <w:t xml:space="preserve">               </w:t>
+        <w:t xml:space="preserve">              </w:t>
       </w:r>
       <w:r>
         <w:rPr>
@@ -7620,7 +7304,7 @@
           <w:sz w:val="19"/>
           <w:szCs w:val="19"/>
         </w:rPr>
-        <w:t xml:space="preserve"> with other companies in the industry, the cost of tracking usage, and </w:t>
+        <w:t xml:space="preserve"> view of income </w:t>
       </w:r>
       <w:r>
         <w:rPr>
@@ -7638,7 +7322,7 @@
           <w:sz w:val="19"/>
           <w:szCs w:val="19"/>
         </w:rPr>
-        <w:t xml:space="preserve">              </w:t>
+        <w:t xml:space="preserve">           </w:t>
       </w:r>
       <w:r>
         <w:rPr>
@@ -7652,7 +7336,7 @@
           <w:sz w:val="19"/>
           <w:szCs w:val="19"/>
         </w:rPr>
-        <w:t xml:space="preserve"> view of income smoothing. </w:t>
+        <w:t xml:space="preserve">. </w:t>
       </w:r>
       <w:r>
         <w:rPr>
@@ -7749,7 +7433,7 @@
                 <w:sz w:val="16"/>
                 <w:szCs w:val="16"/>
               </w:rPr>
-              <w:t xml:space="preserve">decision   ·   production   ·   matches   ·   management's   ·   benefits   ·   separate   ·   straight-line   ·   comparability   ·   acceptable</w:t>
+              <w:t xml:space="preserve">machine   ·   bottling   ·   matches   ·   smoothing   ·   asset's   ·   separate   ·   acceptable   ·   management's   ·   comparability</w:t>
             </w:r>
           </w:p>
         </w:tc>
@@ -8004,7 +7688,7 @@
           <w:sz w:val="19"/>
           <w:szCs w:val="19"/>
         </w:rPr>
-        <w:t xml:space="preserve"> earns credit only with a reason from the facts: how the asset is used and when its </w:t>
+        <w:t xml:space="preserve"> earns credit only with a </w:t>
       </w:r>
       <w:r>
         <w:rPr>
@@ -8036,7 +7720,7 @@
           <w:sz w:val="19"/>
           <w:szCs w:val="19"/>
         </w:rPr>
-        <w:t xml:space="preserve"> arrive. </w:t>
+        <w:t xml:space="preserve"> from the facts: how the asset is used and when its benefits arrive. </w:t>
       </w:r>
     </w:p>
     <w:tbl>
@@ -8094,7 +7778,7 @@
                 <w:sz w:val="16"/>
                 <w:szCs w:val="16"/>
               </w:rPr>
-              <w:t xml:space="preserve">benefits   ·   recommendation   ·   straight-line</w:t>
+              <w:t xml:space="preserve">reason   ·   recommendation   ·   straight-line</w:t>
             </w:r>
           </w:p>
         </w:tc>
@@ -8231,7 +7915,7 @@
                 <w:sz w:val="16"/>
                 <w:szCs w:val="16"/>
               </w:rPr>
-              <w:t xml:space="preserve">management's</w:t>
+              <w:t xml:space="preserve">smoothing</w:t>
             </w:r>
           </w:p>
         </w:tc>
@@ -8266,7 +7950,7 @@
                 <w:sz w:val="16"/>
                 <w:szCs w:val="16"/>
               </w:rPr>
-              <w:t xml:space="preserve">benefits</w:t>
+              <w:t xml:space="preserve">asset's</w:t>
             </w:r>
           </w:p>
         </w:tc>
@@ -8334,7 +8018,7 @@
                 <w:sz w:val="16"/>
                 <w:szCs w:val="16"/>
               </w:rPr>
-              <w:t xml:space="preserve">production</w:t>
+              <w:t xml:space="preserve">bottling</w:t>
             </w:r>
           </w:p>
         </w:tc>
@@ -8402,7 +8086,7 @@
                 <w:sz w:val="16"/>
                 <w:szCs w:val="16"/>
               </w:rPr>
-              <w:t xml:space="preserve">straight-line</w:t>
+              <w:t xml:space="preserve">acceptable</w:t>
             </w:r>
           </w:p>
         </w:tc>
@@ -8470,7 +8154,7 @@
                 <w:sz w:val="16"/>
                 <w:szCs w:val="16"/>
               </w:rPr>
-              <w:t xml:space="preserve">acceptable</w:t>
+              <w:t xml:space="preserve">comparability</w:t>
             </w:r>
           </w:p>
         </w:tc>
@@ -8538,7 +8222,7 @@
                 <w:sz w:val="16"/>
                 <w:szCs w:val="16"/>
               </w:rPr>
-              <w:t xml:space="preserve">comparability</w:t>
+              <w:t xml:space="preserve">management's</w:t>
             </w:r>
           </w:p>
         </w:tc>
@@ -8571,7 +8255,7 @@
                 <w:sz w:val="16"/>
                 <w:szCs w:val="16"/>
               </w:rPr>
-              <w:t xml:space="preserve">benefits</w:t>
+              <w:t xml:space="preserve">reason</w:t>
             </w:r>
           </w:p>
         </w:tc>
@@ -8758,7 +8442,7 @@
           <w:sz w:val="19"/>
           <w:szCs w:val="19"/>
         </w:rPr>
-        <w:t xml:space="preserve">When a company sells or scraps an asset, it first </w:t>
+        <w:t xml:space="preserve">When a company sells or </w:t>
       </w:r>
       <w:r>
         <w:rPr>
@@ -8790,7 +8474,7 @@
           <w:sz w:val="19"/>
           <w:szCs w:val="19"/>
         </w:rPr>
-        <w:t xml:space="preserve"> depreciation up to the date of </w:t>
+        <w:t xml:space="preserve"> an asset, it first records depreciation up to the date of </w:t>
       </w:r>
       <w:r>
         <w:rPr>
@@ -8829,7 +8513,7 @@
           <w:sz w:val="19"/>
           <w:szCs w:val="19"/>
         </w:rPr>
-        <w:t xml:space="preserve">Then it removes the cost and the </w:t>
+        <w:t xml:space="preserve">Then it </w:t>
       </w:r>
       <w:r>
         <w:rPr>
@@ -8847,7 +8531,7 @@
           <w:sz w:val="19"/>
           <w:szCs w:val="19"/>
         </w:rPr>
-        <w:t xml:space="preserve">             </w:t>
+        <w:t xml:space="preserve">           </w:t>
       </w:r>
       <w:r>
         <w:rPr>
@@ -8861,7 +8545,7 @@
           <w:sz w:val="19"/>
           <w:szCs w:val="19"/>
         </w:rPr>
-        <w:t xml:space="preserve"> depreciation and </w:t>
+        <w:t xml:space="preserve"> the cost and the accumulated depreciation and </w:t>
       </w:r>
       <w:r>
         <w:rPr>
@@ -8958,7 +8642,7 @@
                 <w:sz w:val="16"/>
                 <w:szCs w:val="16"/>
               </w:rPr>
-              <w:t xml:space="preserve">disposal   ·   accumulated   ·   records   ·   compares   ·   amortization</w:t>
+              <w:t xml:space="preserve">disposal   ·   removes   ·   scraps   ·   compares   ·   insurance</w:t>
             </w:r>
           </w:p>
         </w:tc>
@@ -9220,7 +8904,7 @@
           <w:sz w:val="19"/>
           <w:szCs w:val="19"/>
         </w:rPr>
-        <w:t xml:space="preserve">At January 1, </w:t>
+        <w:t xml:space="preserve">At </w:t>
       </w:r>
       <w:r>
         <w:rPr>
@@ -9238,7 +8922,7 @@
           <w:sz w:val="19"/>
           <w:szCs w:val="19"/>
         </w:rPr>
-        <w:t xml:space="preserve">             </w:t>
+        <w:t xml:space="preserve">           </w:t>
       </w:r>
       <w:r>
         <w:rPr>
@@ -9252,7 +8936,7 @@
           <w:sz w:val="19"/>
           <w:szCs w:val="19"/>
         </w:rPr>
-        <w:t xml:space="preserve"> depreciation was $40,000, and </w:t>
+        <w:t xml:space="preserve"> 1, accumulated depreciation was $40,000, and </w:t>
       </w:r>
       <w:r>
         <w:rPr>
@@ -9530,7 +9214,7 @@
                 <w:sz w:val="16"/>
                 <w:szCs w:val="16"/>
               </w:rPr>
-              <w:t xml:space="preserve">involuntary   ·   straight-line   ·   Orontes   ·   months   ·   accumulated   ·   special   ·   without   ·   pastry   ·   expropriation</w:t>
+              <w:t xml:space="preserve">involuntary   ·   straight-line   ·   Orontes   ·   months   ·   January   ·   special   ·   without   ·   pastry   ·   expropriation</w:t>
             </w:r>
           </w:p>
         </w:tc>
@@ -9617,7 +9301,7 @@
           <w:sz w:val="19"/>
           <w:szCs w:val="19"/>
         </w:rPr>
-        <w:t xml:space="preserve">Record </w:t>
+        <w:t xml:space="preserve">Record depreciation up to the sale date before you </w:t>
       </w:r>
       <w:r>
         <w:rPr>
@@ -9635,7 +9319,7 @@
           <w:sz w:val="19"/>
           <w:szCs w:val="19"/>
         </w:rPr>
-        <w:t xml:space="preserve">              </w:t>
+        <w:t xml:space="preserve">           </w:t>
       </w:r>
       <w:r>
         <w:rPr>
@@ -9649,14 +9333,14 @@
           <w:sz w:val="19"/>
           <w:szCs w:val="19"/>
         </w:rPr>
-        <w:t xml:space="preserve"> up to the sale date before you compute the gain or loss. </w:t>
-      </w:r>
-      <w:r>
-        <w:rPr>
-          <w:sz w:val="19"/>
-          <w:szCs w:val="19"/>
-        </w:rPr>
-        <w:t xml:space="preserve">Compare </w:t>
+        <w:t xml:space="preserve"> the gain or loss. </w:t>
+      </w:r>
+      <w:r>
+        <w:rPr>
+          <w:sz w:val="19"/>
+          <w:szCs w:val="19"/>
+        </w:rPr>
+        <w:t xml:space="preserve">Compare proceeds with the carrying amount, not with the </w:t>
       </w:r>
       <w:r>
         <w:rPr>
@@ -9688,7 +9372,7 @@
           <w:sz w:val="19"/>
           <w:szCs w:val="19"/>
         </w:rPr>
-        <w:t xml:space="preserve"> with the carrying amount, not with the original cost. </w:t>
+        <w:t xml:space="preserve"> cost. </w:t>
       </w:r>
     </w:p>
     <w:tbl>
@@ -9746,7 +9430,7 @@
                 <w:sz w:val="16"/>
                 <w:szCs w:val="16"/>
               </w:rPr>
-              <w:t xml:space="preserve">straight-line   ·   proceeds   ·   depreciation</w:t>
+              <w:t xml:space="preserve">Compare   ·   original   ·   compute</w:t>
             </w:r>
           </w:p>
         </w:tc>
@@ -10203,7 +9887,7 @@
                 <w:sz w:val="16"/>
                 <w:szCs w:val="16"/>
               </w:rPr>
-              <w:t xml:space="preserve">records</w:t>
+              <w:t xml:space="preserve">scraps</w:t>
             </w:r>
           </w:p>
         </w:tc>
@@ -10339,7 +10023,7 @@
                 <w:sz w:val="16"/>
                 <w:szCs w:val="16"/>
               </w:rPr>
-              <w:t xml:space="preserve">accumulated</w:t>
+              <w:t xml:space="preserve">removes</w:t>
             </w:r>
           </w:p>
         </w:tc>
@@ -10508,7 +10192,7 @@
                 <w:sz w:val="16"/>
                 <w:szCs w:val="16"/>
               </w:rPr>
-              <w:t xml:space="preserve">depreciation</w:t>
+              <w:t xml:space="preserve">compute</w:t>
             </w:r>
           </w:p>
         </w:tc>
@@ -10576,7 +10260,7 @@
                 <w:sz w:val="16"/>
                 <w:szCs w:val="16"/>
               </w:rPr>
-              <w:t xml:space="preserve">proceeds</w:t>
+              <w:t xml:space="preserve">original</w:t>
             </w:r>
           </w:p>
         </w:tc>
@@ -10611,7 +10295,7 @@
                 <w:sz w:val="16"/>
                 <w:szCs w:val="16"/>
               </w:rPr>
-              <w:t xml:space="preserve">accumulated</w:t>
+              <w:t xml:space="preserve">January</w:t>
             </w:r>
           </w:p>
         </w:tc>
@@ -11052,7 +10736,14 @@
           <w:sz w:val="19"/>
           <w:szCs w:val="19"/>
         </w:rPr>
-        <w:t xml:space="preserve">U.S. GAAP uses different tests for different </w:t>
+        <w:t xml:space="preserve">U.S. GAAP uses different tests for different assets. </w:t>
+      </w:r>
+      <w:r>
+        <w:rPr>
+          <w:sz w:val="19"/>
+          <w:szCs w:val="19"/>
+        </w:rPr>
+        <w:t xml:space="preserve">The company tests an asset group (the </w:t>
       </w:r>
       <w:r>
         <w:rPr>
@@ -11084,14 +10775,7 @@
           <w:sz w:val="19"/>
           <w:szCs w:val="19"/>
         </w:rPr>
-        <w:t xml:space="preserve">. </w:t>
-      </w:r>
-      <w:r>
-        <w:rPr>
-          <w:sz w:val="19"/>
-          <w:szCs w:val="19"/>
-        </w:rPr>
-        <w:t xml:space="preserve">The company tests an asset group (the lowest level with its own cash flows) only when </w:t>
+        <w:t xml:space="preserve"> level with its own cash flows) only when </w:t>
       </w:r>
       <w:r>
         <w:rPr>
@@ -11201,7 +10885,28 @@
           <w:sz w:val="19"/>
           <w:szCs w:val="19"/>
         </w:rPr>
-        <w:t xml:space="preserve"> the carrying amount with the sum of the </w:t>
+        <w:t xml:space="preserve"> the carrying amount with the sum of the undiscounted future cash flows. </w:t>
+      </w:r>
+      <w:r>
+        <w:rPr>
+          <w:sz w:val="19"/>
+          <w:szCs w:val="19"/>
+        </w:rPr>
+        <w:t xml:space="preserve">If the carrying amount is not higher, there is no impairment, even if fair value is lower. </w:t>
+      </w:r>
+      <w:r>
+        <w:rPr>
+          <w:sz w:val="19"/>
+          <w:szCs w:val="19"/>
+        </w:rPr>
+        <w:t xml:space="preserve">If it is higher, the company measures the loss as carrying amount minus fair value. </w:t>
+      </w:r>
+      <w:r>
+        <w:rPr>
+          <w:sz w:val="19"/>
+          <w:szCs w:val="19"/>
+        </w:rPr>
+        <w:t xml:space="preserve">The </w:t>
       </w:r>
       <w:r>
         <w:rPr>
@@ -11219,7 +10924,7 @@
           <w:sz w:val="19"/>
           <w:szCs w:val="19"/>
         </w:rPr>
-        <w:t xml:space="preserve">              </w:t>
+        <w:t xml:space="preserve">           </w:t>
       </w:r>
       <w:r>
         <w:rPr>
@@ -11233,21 +10938,7 @@
           <w:sz w:val="19"/>
           <w:szCs w:val="19"/>
         </w:rPr>
-        <w:t xml:space="preserve"> future cash flows. </w:t>
-      </w:r>
-      <w:r>
-        <w:rPr>
-          <w:sz w:val="19"/>
-          <w:szCs w:val="19"/>
-        </w:rPr>
-        <w:t xml:space="preserve">If the carrying amount is not higher, there is no impairment, even if fair value is lower. </w:t>
-      </w:r>
-      <w:r>
-        <w:rPr>
-          <w:sz w:val="19"/>
-          <w:szCs w:val="19"/>
-        </w:rPr>
-        <w:t xml:space="preserve">If it is higher, the company </w:t>
+        <w:t xml:space="preserve"> amount becomes the new cost basis and is depreciated over the </w:t>
       </w:r>
       <w:r>
         <w:rPr>
@@ -11279,14 +10970,14 @@
           <w:sz w:val="19"/>
           <w:szCs w:val="19"/>
         </w:rPr>
-        <w:t xml:space="preserve"> the loss as carrying amount minus fair value. </w:t>
-      </w:r>
-      <w:r>
-        <w:rPr>
-          <w:sz w:val="19"/>
-          <w:szCs w:val="19"/>
-        </w:rPr>
-        <w:t xml:space="preserve">The </w:t>
+        <w:t xml:space="preserve"> life. </w:t>
+      </w:r>
+      <w:r>
+        <w:rPr>
+          <w:sz w:val="19"/>
+          <w:szCs w:val="19"/>
+        </w:rPr>
+        <w:t xml:space="preserve">The loss is never </w:t>
       </w:r>
       <w:r>
         <w:rPr>
@@ -11318,7 +11009,14 @@
           <w:sz w:val="19"/>
           <w:szCs w:val="19"/>
         </w:rPr>
-        <w:t xml:space="preserve"> amount becomes the new cost basis and is depreciated over the </w:t>
+        <w:t xml:space="preserve"> under U.S. GAAP. </w:t>
+      </w:r>
+      <w:r>
+        <w:rPr>
+          <w:sz w:val="19"/>
+          <w:szCs w:val="19"/>
+        </w:rPr>
+        <w:t xml:space="preserve">An asset is held for sale when management has committed to a plan to sell it, it is </w:t>
       </w:r>
       <w:r>
         <w:rPr>
@@ -11350,14 +11048,14 @@
           <w:sz w:val="19"/>
           <w:szCs w:val="19"/>
         </w:rPr>
-        <w:t xml:space="preserve"> life. </w:t>
-      </w:r>
-      <w:r>
-        <w:rPr>
-          <w:sz w:val="19"/>
-          <w:szCs w:val="19"/>
-        </w:rPr>
-        <w:t xml:space="preserve">The loss is never </w:t>
+        <w:t xml:space="preserve"> for immediate sale, and the sale is expected within one year. </w:t>
+      </w:r>
+      <w:r>
+        <w:rPr>
+          <w:sz w:val="19"/>
+          <w:szCs w:val="19"/>
+        </w:rPr>
+        <w:t xml:space="preserve">It is </w:t>
       </w:r>
       <w:r>
         <w:rPr>
@@ -11389,14 +11087,7 @@
           <w:sz w:val="19"/>
           <w:szCs w:val="19"/>
         </w:rPr>
-        <w:t xml:space="preserve"> under U.S. GAAP. </w:t>
-      </w:r>
-      <w:r>
-        <w:rPr>
-          <w:sz w:val="19"/>
-          <w:szCs w:val="19"/>
-        </w:rPr>
-        <w:t xml:space="preserve">An asset is held for sale when </w:t>
+        <w:t xml:space="preserve"> at the lower of its carrying amount and fair value less cost to sell, and it is no </w:t>
       </w:r>
       <w:r>
         <w:rPr>
@@ -11414,7 +11105,7 @@
           <w:sz w:val="19"/>
           <w:szCs w:val="19"/>
         </w:rPr>
-        <w:t xml:space="preserve">            </w:t>
+        <w:t xml:space="preserve">           </w:t>
       </w:r>
       <w:r>
         <w:rPr>
@@ -11428,14 +11119,7 @@
           <w:sz w:val="19"/>
           <w:szCs w:val="19"/>
         </w:rPr>
-        <w:t xml:space="preserve"> has committed to a plan to sell it, it is available for immediate sale, and the sale is expected within one year. </w:t>
-      </w:r>
-      <w:r>
-        <w:rPr>
-          <w:sz w:val="19"/>
-          <w:szCs w:val="19"/>
-        </w:rPr>
-        <w:t xml:space="preserve">It is measured at the lower of its carrying amount and fair value less cost to sell, and it is no longer depreciated. </w:t>
+        <w:t xml:space="preserve"> depreciated. </w:t>
       </w:r>
     </w:p>
     <w:tbl>
@@ -11493,7 +11177,7 @@
                 <w:sz w:val="16"/>
                 <w:szCs w:val="16"/>
               </w:rPr>
-              <w:t xml:space="preserve">continuing   ·   assets   ·   recover   ·   occurs   ·   reversed   ·   indicators   ·   remaining   ·   reduced   ·   measures   ·   management   ·   undiscounted   ·   compares   ·   records</w:t>
+              <w:t xml:space="preserve">continuing   ·   lowest   ·   recover   ·   occurs   ·   measured   ·   indicators   ·   available   ·   reversed   ·   remaining   ·   longer   ·   reduced   ·   compares   ·   amortization</w:t>
             </w:r>
           </w:p>
         </w:tc>
@@ -11636,7 +11320,7 @@
           <w:sz w:val="19"/>
           <w:szCs w:val="19"/>
         </w:rPr>
-        <w:t xml:space="preserve"> intangibles, such as patents, are subject to </w:t>
+        <w:t xml:space="preserve"> intangibles, such as </w:t>
       </w:r>
       <w:r>
         <w:rPr>
@@ -11654,7 +11338,7 @@
           <w:sz w:val="19"/>
           <w:szCs w:val="19"/>
         </w:rPr>
-        <w:t xml:space="preserve">              </w:t>
+        <w:t xml:space="preserve">           </w:t>
       </w:r>
       <w:r>
         <w:rPr>
@@ -11668,14 +11352,7 @@
           <w:sz w:val="19"/>
           <w:szCs w:val="19"/>
         </w:rPr>
-        <w:t xml:space="preserve"> over their useful lives and follow the PP&amp;E test. </w:t>
-      </w:r>
-      <w:r>
-        <w:rPr>
-          <w:sz w:val="19"/>
-          <w:szCs w:val="19"/>
-        </w:rPr>
-        <w:t xml:space="preserve">An indefinite-lived </w:t>
+        <w:t xml:space="preserve">, are subject to </w:t>
       </w:r>
       <w:r>
         <w:rPr>
@@ -11693,7 +11370,7 @@
           <w:sz w:val="19"/>
           <w:szCs w:val="19"/>
         </w:rPr>
-        <w:t xml:space="preserve">            </w:t>
+        <w:t xml:space="preserve">              </w:t>
       </w:r>
       <w:r>
         <w:rPr>
@@ -11707,7 +11384,7 @@
           <w:sz w:val="19"/>
           <w:szCs w:val="19"/>
         </w:rPr>
-        <w:t xml:space="preserve"> asset, such as a brand with no </w:t>
+        <w:t xml:space="preserve"> over their </w:t>
       </w:r>
       <w:r>
         <w:rPr>
@@ -11739,14 +11416,14 @@
           <w:sz w:val="19"/>
           <w:szCs w:val="19"/>
         </w:rPr>
-        <w:t xml:space="preserve"> end, is not amortized. </w:t>
-      </w:r>
-      <w:r>
-        <w:rPr>
-          <w:sz w:val="19"/>
-          <w:szCs w:val="19"/>
-        </w:rPr>
-        <w:t xml:space="preserve">It is tested at least every year in one step: carrying amount </w:t>
+        <w:t xml:space="preserve"> lives and follow the PP&amp;E test. </w:t>
+      </w:r>
+      <w:r>
+        <w:rPr>
+          <w:sz w:val="19"/>
+          <w:szCs w:val="19"/>
+        </w:rPr>
+        <w:t xml:space="preserve">An indefinite-lived </w:t>
       </w:r>
       <w:r>
         <w:rPr>
@@ -11764,7 +11441,7 @@
           <w:sz w:val="19"/>
           <w:szCs w:val="19"/>
         </w:rPr>
-        <w:t xml:space="preserve">           </w:t>
+        <w:t xml:space="preserve">            </w:t>
       </w:r>
       <w:r>
         <w:rPr>
@@ -11778,14 +11455,21 @@
           <w:sz w:val="19"/>
           <w:szCs w:val="19"/>
         </w:rPr>
-        <w:t xml:space="preserve"> fair value. </w:t>
-      </w:r>
-      <w:r>
-        <w:rPr>
-          <w:sz w:val="19"/>
-          <w:szCs w:val="19"/>
-        </w:rPr>
-        <w:t xml:space="preserve"/>
+        <w:t xml:space="preserve"> asset, such as a brand with no expected end, is not amortized. </w:t>
+      </w:r>
+      <w:r>
+        <w:rPr>
+          <w:sz w:val="19"/>
+          <w:szCs w:val="19"/>
+        </w:rPr>
+        <w:t xml:space="preserve">It is tested at least every year in one step: carrying amount against fair value. </w:t>
+      </w:r>
+      <w:r>
+        <w:rPr>
+          <w:sz w:val="19"/>
+          <w:szCs w:val="19"/>
+        </w:rPr>
+        <w:t xml:space="preserve">Goodwill is not amortized by </w:t>
       </w:r>
       <w:r>
         <w:rPr>
@@ -11817,7 +11501,21 @@
           <w:sz w:val="19"/>
           <w:szCs w:val="19"/>
         </w:rPr>
-        <w:t xml:space="preserve"> is not amortized by </w:t>
+        <w:t xml:space="preserve"> companies. </w:t>
+      </w:r>
+      <w:r>
+        <w:rPr>
+          <w:sz w:val="19"/>
+          <w:szCs w:val="19"/>
+        </w:rPr>
+        <w:t xml:space="preserve">It is tested at least every year at the level of the reporting unit. </w:t>
+      </w:r>
+      <w:r>
+        <w:rPr>
+          <w:sz w:val="19"/>
+          <w:szCs w:val="19"/>
+        </w:rPr>
+        <w:t xml:space="preserve">A company may first make a </w:t>
       </w:r>
       <w:r>
         <w:rPr>
@@ -11835,7 +11533,7 @@
           <w:sz w:val="19"/>
           <w:szCs w:val="19"/>
         </w:rPr>
-        <w:t xml:space="preserve">           </w:t>
+        <w:t xml:space="preserve">             </w:t>
       </w:r>
       <w:r>
         <w:rPr>
@@ -11849,14 +11547,7 @@
           <w:sz w:val="19"/>
           <w:szCs w:val="19"/>
         </w:rPr>
-        <w:t xml:space="preserve"> companies. </w:t>
-      </w:r>
-      <w:r>
-        <w:rPr>
-          <w:sz w:val="19"/>
-          <w:szCs w:val="19"/>
-        </w:rPr>
-        <w:t xml:space="preserve">It is tested at least every year at the level of the </w:t>
+        <w:t xml:space="preserve"> assessment; if it is not more </w:t>
       </w:r>
       <w:r>
         <w:rPr>
@@ -11888,14 +11579,7 @@
           <w:sz w:val="19"/>
           <w:szCs w:val="19"/>
         </w:rPr>
-        <w:t xml:space="preserve"> unit. </w:t>
-      </w:r>
-      <w:r>
-        <w:rPr>
-          <w:sz w:val="19"/>
-          <w:szCs w:val="19"/>
-        </w:rPr>
-        <w:t xml:space="preserve">A company may first make a </w:t>
+        <w:t xml:space="preserve"> than not that the unit's fair value is below its carrying amount, no </w:t>
       </w:r>
       <w:r>
         <w:rPr>
@@ -11913,7 +11597,7 @@
           <w:sz w:val="19"/>
           <w:szCs w:val="19"/>
         </w:rPr>
-        <w:t xml:space="preserve">             </w:t>
+        <w:t xml:space="preserve">           </w:t>
       </w:r>
       <w:r>
         <w:rPr>
@@ -11927,7 +11611,7 @@
           <w:sz w:val="19"/>
           <w:szCs w:val="19"/>
         </w:rPr>
-        <w:t xml:space="preserve"> assessment; if it is not more likely than not that the unit's fair value is below its carrying amount, no further test is needed. </w:t>
+        <w:t xml:space="preserve"> test is needed. </w:t>
       </w:r>
     </w:p>
     <w:tbl>
@@ -11985,7 +11669,7 @@
                 <w:sz w:val="16"/>
                 <w:szCs w:val="16"/>
               </w:rPr>
-              <w:t xml:space="preserve">expected   ·   beginning   ·   recognized   ·   intangible   ·   Goodwill   ·   amortization   ·   Finite-lived   ·   against   ·   qualitative   ·   public   ·   records   ·   reporting</w:t>
+              <w:t xml:space="preserve">useful   ·   reversals   ·   recognized   ·   amortization   ·   public   ·   patents   ·   Finite-lived   ·   intangible   ·   further   ·   qualitative   ·   records   ·   likely</w:t>
             </w:r>
           </w:p>
         </w:tc>
@@ -12069,7 +11753,14 @@
           <w:sz w:val="19"/>
           <w:szCs w:val="19"/>
         </w:rPr>
-        <w:t xml:space="preserve"> a single step: the loss is the </w:t>
+        <w:t xml:space="preserve"> a single step: the loss is the unit's carrying amount minus its fair value, but never more than the goodwill. </w:t>
+      </w:r>
+      <w:r>
+        <w:rPr>
+          <w:sz w:val="19"/>
+          <w:szCs w:val="19"/>
+        </w:rPr>
+        <w:t xml:space="preserve">It also shows the rule for </w:t>
       </w:r>
       <w:r>
         <w:rPr>
@@ -12101,14 +11792,7 @@
           <w:sz w:val="19"/>
           <w:szCs w:val="19"/>
         </w:rPr>
-        <w:t xml:space="preserve"> carrying amount minus its fair value, but never more than the goodwill. </w:t>
-      </w:r>
-      <w:r>
-        <w:rPr>
-          <w:sz w:val="19"/>
-          <w:szCs w:val="19"/>
-        </w:rPr>
-        <w:t xml:space="preserve">It also shows the rule for </w:t>
+        <w:t xml:space="preserve"> and development (R&amp;D): U.S. GAAP expenses R&amp;D as incurred, except for equipment and </w:t>
       </w:r>
       <w:r>
         <w:rPr>
@@ -12126,7 +11810,7 @@
           <w:sz w:val="19"/>
           <w:szCs w:val="19"/>
         </w:rPr>
-        <w:t xml:space="preserve">           </w:t>
+        <w:t xml:space="preserve">            </w:t>
       </w:r>
       <w:r>
         <w:rPr>
@@ -12140,7 +11824,14 @@
           <w:sz w:val="19"/>
           <w:szCs w:val="19"/>
         </w:rPr>
-        <w:t xml:space="preserve"> and development (R&amp;D): U.S. GAAP expenses R&amp;D as incurred, except for equipment and </w:t>
+        <w:t xml:space="preserve"> that have other future uses. </w:t>
+      </w:r>
+      <w:r>
+        <w:rPr>
+          <w:sz w:val="19"/>
+          <w:szCs w:val="19"/>
+        </w:rPr>
+        <w:t xml:space="preserve">ASU 2025-06 changes when companies start </w:t>
       </w:r>
       <w:r>
         <w:rPr>
@@ -12158,7 +11849,7 @@
           <w:sz w:val="19"/>
           <w:szCs w:val="19"/>
         </w:rPr>
-        <w:t xml:space="preserve">            </w:t>
+        <w:t xml:space="preserve">              </w:t>
       </w:r>
       <w:r>
         <w:rPr>
@@ -12172,14 +11863,7 @@
           <w:sz w:val="19"/>
           <w:szCs w:val="19"/>
         </w:rPr>
-        <w:t xml:space="preserve"> that have other future uses. </w:t>
-      </w:r>
-      <w:r>
-        <w:rPr>
-          <w:sz w:val="19"/>
-          <w:szCs w:val="19"/>
-        </w:rPr>
-        <w:t xml:space="preserve">ASU 2025-06 changes when companies start </w:t>
+        <w:t xml:space="preserve"> internal-use software (</w:t>
       </w:r>
       <w:r>
         <w:rPr>
@@ -12197,7 +11881,7 @@
           <w:sz w:val="19"/>
           <w:szCs w:val="19"/>
         </w:rPr>
-        <w:t xml:space="preserve">              </w:t>
+        <w:t xml:space="preserve">           </w:t>
       </w:r>
       <w:r>
         <w:rPr>
@@ -12211,7 +11895,14 @@
           <w:sz w:val="19"/>
           <w:szCs w:val="19"/>
         </w:rPr>
-        <w:t xml:space="preserve"> internal-use software (</w:t>
+        <w:t xml:space="preserve"> for annual periods beginning after December 15, 2027). </w:t>
+      </w:r>
+      <w:r>
+        <w:rPr>
+          <w:sz w:val="19"/>
+          <w:szCs w:val="19"/>
+        </w:rPr>
+        <w:t xml:space="preserve">ASU 2025-10 adds guidance on </w:t>
       </w:r>
       <w:r>
         <w:rPr>
@@ -12229,7 +11920,7 @@
           <w:sz w:val="19"/>
           <w:szCs w:val="19"/>
         </w:rPr>
-        <w:t xml:space="preserve">           </w:t>
+        <w:t xml:space="preserve">            </w:t>
       </w:r>
       <w:r>
         <w:rPr>
@@ -12243,14 +11934,14 @@
           <w:sz w:val="19"/>
           <w:szCs w:val="19"/>
         </w:rPr>
-        <w:t xml:space="preserve"> for annual periods beginning after December 15, 2027). </w:t>
-      </w:r>
-      <w:r>
-        <w:rPr>
-          <w:sz w:val="19"/>
-          <w:szCs w:val="19"/>
-        </w:rPr>
-        <w:t xml:space="preserve">ASU 2025-10 adds guidance on </w:t>
+        <w:t xml:space="preserve"> grants for assets. </w:t>
+      </w:r>
+      <w:r>
+        <w:rPr>
+          <w:sz w:val="19"/>
+          <w:szCs w:val="19"/>
+        </w:rPr>
+        <w:t xml:space="preserve">Under the </w:t>
       </w:r>
       <w:r>
         <w:rPr>
@@ -12268,7 +11959,7 @@
           <w:sz w:val="19"/>
           <w:szCs w:val="19"/>
         </w:rPr>
-        <w:t xml:space="preserve">            </w:t>
+        <w:t xml:space="preserve">           </w:t>
       </w:r>
       <w:r>
         <w:rPr>
@@ -12282,14 +11973,14 @@
           <w:sz w:val="19"/>
           <w:szCs w:val="19"/>
         </w:rPr>
-        <w:t xml:space="preserve"> grants for assets. </w:t>
-      </w:r>
-      <w:r>
-        <w:rPr>
-          <w:sz w:val="19"/>
-          <w:szCs w:val="19"/>
-        </w:rPr>
-        <w:t xml:space="preserve">Under the </w:t>
+        <w:t xml:space="preserve"> rule, neither is tested yet. </w:t>
+      </w:r>
+      <w:r>
+        <w:rPr>
+          <w:sz w:val="19"/>
+          <w:szCs w:val="19"/>
+        </w:rPr>
+        <w:t xml:space="preserve">IAS 36 uses one step: compare the carrying amount with the </w:t>
       </w:r>
       <w:r>
         <w:rPr>
@@ -12307,7 +11998,7 @@
           <w:sz w:val="19"/>
           <w:szCs w:val="19"/>
         </w:rPr>
-        <w:t xml:space="preserve">           </w:t>
+        <w:t xml:space="preserve">             </w:t>
       </w:r>
       <w:r>
         <w:rPr>
@@ -12321,7 +12012,7 @@
           <w:sz w:val="19"/>
           <w:szCs w:val="19"/>
         </w:rPr>
-        <w:t xml:space="preserve"> rule, neither is </w:t>
+        <w:t xml:space="preserve"> amount, which is the higher of fair value less costs of disposal and value in use (a </w:t>
       </w:r>
       <w:r>
         <w:rPr>
@@ -12339,7 +12030,7 @@
           <w:sz w:val="19"/>
           <w:szCs w:val="19"/>
         </w:rPr>
-        <w:t xml:space="preserve">           </w:t>
+        <w:t xml:space="preserve">            </w:t>
       </w:r>
       <w:r>
         <w:rPr>
@@ -12353,14 +12044,14 @@
           <w:sz w:val="19"/>
           <w:szCs w:val="19"/>
         </w:rPr>
-        <w:t xml:space="preserve"> yet. </w:t>
-      </w:r>
-      <w:r>
-        <w:rPr>
-          <w:sz w:val="19"/>
-          <w:szCs w:val="19"/>
-        </w:rPr>
-        <w:t xml:space="preserve">IAS 36 uses one step: compare the carrying amount with the </w:t>
+        <w:t xml:space="preserve"> amount). </w:t>
+      </w:r>
+      <w:r>
+        <w:rPr>
+          <w:sz w:val="19"/>
+          <w:szCs w:val="19"/>
+        </w:rPr>
+        <w:t xml:space="preserve">IFRS allows the </w:t>
       </w:r>
       <w:r>
         <w:rPr>
@@ -12378,7 +12069,7 @@
           <w:sz w:val="19"/>
           <w:szCs w:val="19"/>
         </w:rPr>
-        <w:t xml:space="preserve">             </w:t>
+        <w:t xml:space="preserve">           </w:t>
       </w:r>
       <w:r>
         <w:rPr>
@@ -12392,7 +12083,14 @@
           <w:sz w:val="19"/>
           <w:szCs w:val="19"/>
         </w:rPr>
-        <w:t xml:space="preserve"> amount, which is the higher of fair value less costs of disposal and value in use (a </w:t>
+        <w:t xml:space="preserve"> of impairment losses on assets other than goodwill. </w:t>
+      </w:r>
+      <w:r>
+        <w:rPr>
+          <w:sz w:val="19"/>
+          <w:szCs w:val="19"/>
+        </w:rPr>
+        <w:t xml:space="preserve">IAS 38 </w:t>
       </w:r>
       <w:r>
         <w:rPr>
@@ -12410,7 +12108,7 @@
           <w:sz w:val="19"/>
           <w:szCs w:val="19"/>
         </w:rPr>
-        <w:t xml:space="preserve">            </w:t>
+        <w:t xml:space="preserve">           </w:t>
       </w:r>
       <w:r>
         <w:rPr>
@@ -12424,14 +12122,7 @@
           <w:sz w:val="19"/>
           <w:szCs w:val="19"/>
         </w:rPr>
-        <w:t xml:space="preserve"> amount). </w:t>
-      </w:r>
-      <w:r>
-        <w:rPr>
-          <w:sz w:val="19"/>
-          <w:szCs w:val="19"/>
-        </w:rPr>
-        <w:t xml:space="preserve">IFRS allows the reversal of </w:t>
+        <w:t xml:space="preserve"> development costs to be capitalized when six </w:t>
       </w:r>
       <w:r>
         <w:rPr>
@@ -12449,7 +12140,7 @@
           <w:sz w:val="19"/>
           <w:szCs w:val="19"/>
         </w:rPr>
-        <w:t xml:space="preserve">            </w:t>
+        <w:t xml:space="preserve">           </w:t>
       </w:r>
       <w:r>
         <w:rPr>
@@ -12463,14 +12154,7 @@
           <w:sz w:val="19"/>
           <w:szCs w:val="19"/>
         </w:rPr>
-        <w:t xml:space="preserve"> losses on assets other than goodwill. </w:t>
-      </w:r>
-      <w:r>
-        <w:rPr>
-          <w:sz w:val="19"/>
-          <w:szCs w:val="19"/>
-        </w:rPr>
-        <w:t xml:space="preserve">IAS 38 requires development costs to be capitalized when six criteria are met. </w:t>
+        <w:t xml:space="preserve"> are met. </w:t>
       </w:r>
       <w:r>
         <w:rPr>
@@ -12535,7 +12219,7 @@
                 <w:sz w:val="16"/>
                 <w:szCs w:val="16"/>
               </w:rPr>
-              <w:t xml:space="preserve">capitalizing   ·   discounted   ·   recoverable   ·   government   ·   impairment   ·   effective   ·   applies   ·   unit's   ·   one-year   ·   tested   ·   research   ·   facilities   ·   management</w:t>
+              <w:t xml:space="preserve">effective   ·   requires   ·   reversal   ·   one-year   ·   criteria   ·   government   ·   applies   ·   research   ·   recoverable   ·   discounted   ·   facilities   ·   capitalizing   ·   compares</w:t>
             </w:r>
           </w:p>
         </w:tc>
@@ -12622,7 +12306,21 @@
           <w:sz w:val="19"/>
           <w:szCs w:val="19"/>
         </w:rPr>
-        <w:t xml:space="preserve">Step 1 uses </w:t>
+        <w:t xml:space="preserve">Step 1 uses UNDISCOUNTED cash flows. </w:t>
+      </w:r>
+      <w:r>
+        <w:rPr>
+          <w:sz w:val="19"/>
+          <w:szCs w:val="19"/>
+        </w:rPr>
+        <w:t xml:space="preserve">Step 2 measures the loss against FAIR VALUE. </w:t>
+      </w:r>
+      <w:r>
+        <w:rPr>
+          <w:sz w:val="19"/>
+          <w:szCs w:val="19"/>
+        </w:rPr>
+        <w:t xml:space="preserve">Goodwill: one step, and the loss is </w:t>
       </w:r>
       <w:r>
         <w:rPr>
@@ -12640,7 +12338,7 @@
           <w:sz w:val="19"/>
           <w:szCs w:val="19"/>
         </w:rPr>
-        <w:t xml:space="preserve">              </w:t>
+        <w:t xml:space="preserve">           </w:t>
       </w:r>
       <w:r>
         <w:rPr>
@@ -12654,14 +12352,7 @@
           <w:sz w:val="19"/>
           <w:szCs w:val="19"/>
         </w:rPr>
-        <w:t xml:space="preserve"> cash flows. </w:t>
-      </w:r>
-      <w:r>
-        <w:rPr>
-          <w:sz w:val="19"/>
-          <w:szCs w:val="19"/>
-        </w:rPr>
-        <w:t xml:space="preserve">Step 2 </w:t>
+        <w:t xml:space="preserve"> at the goodwill </w:t>
       </w:r>
       <w:r>
         <w:rPr>
@@ -12693,14 +12384,14 @@
           <w:sz w:val="19"/>
           <w:szCs w:val="19"/>
         </w:rPr>
-        <w:t xml:space="preserve"> the loss against FAIR VALUE. </w:t>
-      </w:r>
-      <w:r>
-        <w:rPr>
-          <w:sz w:val="19"/>
-          <w:szCs w:val="19"/>
-        </w:rPr>
-        <w:t xml:space="preserve">Goodwill: one step, and the loss is capped at the goodwill </w:t>
+        <w:t xml:space="preserve">. </w:t>
+      </w:r>
+      <w:r>
+        <w:rPr>
+          <w:sz w:val="19"/>
+          <w:szCs w:val="19"/>
+        </w:rPr>
+        <w:t xml:space="preserve">No </w:t>
       </w:r>
       <w:r>
         <w:rPr>
@@ -12732,14 +12423,14 @@
           <w:sz w:val="19"/>
           <w:szCs w:val="19"/>
         </w:rPr>
-        <w:t xml:space="preserve">. </w:t>
-      </w:r>
-      <w:r>
-        <w:rPr>
-          <w:sz w:val="19"/>
-          <w:szCs w:val="19"/>
-        </w:rPr>
-        <w:t xml:space="preserve">No reversals for assets held and used, </w:t>
+        <w:t xml:space="preserve"> for assets held and used, indefinite-lived intangibles or goodwill. </w:t>
+      </w:r>
+      <w:r>
+        <w:rPr>
+          <w:sz w:val="19"/>
+          <w:szCs w:val="19"/>
+        </w:rPr>
+        <w:t xml:space="preserve">Held for sale: gains only up to </w:t>
       </w:r>
       <w:r>
         <w:rPr>
@@ -12757,7 +12448,7 @@
           <w:sz w:val="19"/>
           <w:szCs w:val="19"/>
         </w:rPr>
-        <w:t xml:space="preserve">                  </w:t>
+        <w:t xml:space="preserve">           </w:t>
       </w:r>
       <w:r>
         <w:rPr>
@@ -12771,14 +12462,14 @@
           <w:sz w:val="19"/>
           <w:szCs w:val="19"/>
         </w:rPr>
-        <w:t xml:space="preserve"> intangibles or goodwill. </w:t>
-      </w:r>
-      <w:r>
-        <w:rPr>
-          <w:sz w:val="19"/>
-          <w:szCs w:val="19"/>
-        </w:rPr>
-        <w:t xml:space="preserve">Held for sale: gains only up to </w:t>
+        <w:t xml:space="preserve"> losses. </w:t>
+      </w:r>
+      <w:r>
+        <w:rPr>
+          <w:sz w:val="19"/>
+          <w:szCs w:val="19"/>
+        </w:rPr>
+        <w:t xml:space="preserve">Stop </w:t>
       </w:r>
       <w:r>
         <w:rPr>
@@ -12796,7 +12487,7 @@
           <w:sz w:val="19"/>
           <w:szCs w:val="19"/>
         </w:rPr>
-        <w:t xml:space="preserve">           </w:t>
+        <w:t xml:space="preserve">              </w:t>
       </w:r>
       <w:r>
         <w:rPr>
@@ -12810,14 +12501,7 @@
           <w:sz w:val="19"/>
           <w:szCs w:val="19"/>
         </w:rPr>
-        <w:t xml:space="preserve"> losses. </w:t>
-      </w:r>
-      <w:r>
-        <w:rPr>
-          <w:sz w:val="19"/>
-          <w:szCs w:val="19"/>
-        </w:rPr>
-        <w:t xml:space="preserve">Stop depreciating an asset once it is held for sale. </w:t>
+        <w:t xml:space="preserve"> an asset once it is held for sale. </w:t>
       </w:r>
     </w:p>
     <w:tbl>
@@ -12875,7 +12559,7 @@
                 <w:sz w:val="16"/>
                 <w:szCs w:val="16"/>
               </w:rPr>
-              <w:t xml:space="preserve">measures   ·   patents   ·   indefinite-lived   ·   UNDISCOUNTED   ·   balance   ·   earlier</w:t>
+              <w:t xml:space="preserve">balance   ·   Otherwise   ·   earlier   ·   capped   ·   reversals   ·   depreciating</w:t>
             </w:r>
           </w:p>
         </w:tc>
@@ -12944,9 +12628,9 @@
       </w:tblPr>
       <w:tblGrid>
         <w:gridCol w:w="1091"/>
-        <w:gridCol w:w="2115"/>
-        <w:gridCol w:w="3048"/>
-        <w:gridCol w:w="3346"/>
+        <w:gridCol w:w="2102"/>
+        <w:gridCol w:w="2710"/>
+        <w:gridCol w:w="3697"/>
       </w:tblGrid>
       <w:tr>
         <w:tc>
@@ -13008,7 +12692,7 @@
         </w:tc>
         <w:tc>
           <w:tcPr>
-            <w:tcW w:type="pct" w:w="1102"/>
+            <w:tcW w:type="pct" w:w="1095"/>
             <w:shd w:fill="353A7C" w:val="clear"/>
             <w:tcMar>
               <w:top w:type="dxa" w:w="50"/>
@@ -13035,7 +12719,7 @@
         </w:tc>
         <w:tc>
           <w:tcPr>
-            <w:tcW w:type="pct" w:w="1588"/>
+            <w:tcW w:type="pct" w:w="1412"/>
             <w:shd w:fill="353A7C" w:val="clear"/>
             <w:tcMar>
               <w:top w:type="dxa" w:w="50"/>
@@ -13062,7 +12746,7 @@
         </w:tc>
         <w:tc>
           <w:tcPr>
-            <w:tcW w:type="pct" w:w="1743"/>
+            <w:tcW w:type="pct" w:w="1925"/>
             <w:shd w:fill="353A7C" w:val="clear"/>
             <w:tcMar>
               <w:top w:type="dxa" w:w="50"/>
@@ -13114,7 +12798,7 @@
         </w:tc>
         <w:tc>
           <w:tcPr>
-            <w:tcW w:type="pct" w:w="1102"/>
+            <w:tcW w:type="pct" w:w="1095"/>
             <w:shd w:fill="FFFFFF" w:val="clear"/>
             <w:tcMar>
               <w:top w:type="dxa" w:w="50"/>
@@ -13141,7 +12825,7 @@
         </w:tc>
         <w:tc>
           <w:tcPr>
-            <w:tcW w:type="pct" w:w="1588"/>
+            <w:tcW w:type="pct" w:w="1412"/>
             <w:tcMar>
               <w:top w:type="dxa" w:w="50"/>
               <w:left w:type="dxa" w:w="110"/>
@@ -13164,7 +12848,7 @@
         </w:tc>
         <w:tc>
           <w:tcPr>
-            <w:tcW w:type="pct" w:w="1743"/>
+            <w:tcW w:type="pct" w:w="1925"/>
             <w:tcMar>
               <w:top w:type="dxa" w:w="50"/>
               <w:left w:type="dxa" w:w="110"/>
@@ -13213,7 +12897,7 @@
         </w:tc>
         <w:tc>
           <w:tcPr>
-            <w:tcW w:type="pct" w:w="1102"/>
+            <w:tcW w:type="pct" w:w="1095"/>
             <w:shd w:fill="FBFAF6" w:val="clear"/>
             <w:tcMar>
               <w:top w:type="dxa" w:w="50"/>
@@ -13237,8 +12921,8 @@
         </w:tc>
         <w:tc>
           <w:tcPr>
-            <w:tcW w:type="pct" w:w="1588"/>
-            <w:shd w:fill="FBFAF6" w:val="clear"/>
+            <w:tcW w:type="pct" w:w="1412"/>
+            <w:shd w:fill="FFFFFF" w:val="clear"/>
             <w:tcMar>
               <w:top w:type="dxa" w:w="50"/>
               <w:left w:type="dxa" w:w="110"/>
@@ -13248,20 +12932,23 @@
           </w:tcPr>
           <w:p>
             <w:pPr>
-              <w:spacing w:before="28" w:after="28"/>
-            </w:pPr>
-            <w:r>
-              <w:rPr>
-                <w:sz w:val="15"/>
-                <w:szCs w:val="15"/>
-              </w:rPr>
-              <w:t xml:space="preserve">Local property prices fell.</w:t>
-            </w:r>
-          </w:p>
-        </w:tc>
-        <w:tc>
-          <w:tcPr>
-            <w:tcW w:type="pct" w:w="1743"/>
+              <w:spacing w:before="46" w:after="46"/>
+            </w:pPr>
+            <w:r>
+              <w:rPr>
+                <w:b/>
+                <w:bCs/>
+                <w:color w:val="8186EF"/>
+                <w:sz w:val="14"/>
+                <w:szCs w:val="14"/>
+              </w:rPr>
+              <w:t xml:space="preserve">(42)</w:t>
+            </w:r>
+          </w:p>
+        </w:tc>
+        <w:tc>
+          <w:tcPr>
+            <w:tcW w:type="pct" w:w="1925"/>
             <w:shd w:fill="FBFAF6" w:val="clear"/>
             <w:tcMar>
               <w:top w:type="dxa" w:w="50"/>
@@ -13279,39 +12966,7 @@
                 <w:sz w:val="15"/>
                 <w:szCs w:val="15"/>
               </w:rPr>
-              <w:t xml:space="preserve">carrying 1,000; </w:t>
-            </w:r>
-            <w:r>
-              <w:rPr>
-                <w:b/>
-                <w:bCs/>
-                <w:color w:val="8186EF"/>
-                <w:sz w:val="14"/>
-                <w:szCs w:val="14"/>
-              </w:rPr>
-              <w:t xml:space="preserve"> (42) </w:t>
-            </w:r>
-            <w:r>
-              <w:rPr>
-                <w:u w:val="single"/>
-                <w:sz w:val="15"/>
-                <w:szCs w:val="15"/>
-              </w:rPr>
-              <w:t xml:space="preserve">              </w:t>
-            </w:r>
-            <w:r>
-              <w:rPr>
-                <w:sz w:val="15"/>
-                <w:szCs w:val="15"/>
-              </w:rPr>
-              <w:t xml:space="preserve"> </w:t>
-            </w:r>
-            <w:r>
-              <w:rPr>
-                <w:sz w:val="15"/>
-                <w:szCs w:val="15"/>
-              </w:rPr>
-              <w:t xml:space="preserve"> cash flows 1,300; fair value 900</w:t>
+              <w:t xml:space="preserve">carrying 1,000; undiscounted cash flows 1,300; fair value 900</w:t>
             </w:r>
           </w:p>
         </w:tc>
@@ -13342,7 +12997,7 @@
         </w:tc>
         <w:tc>
           <w:tcPr>
-            <w:tcW w:type="pct" w:w="1102"/>
+            <w:tcW w:type="pct" w:w="1095"/>
             <w:tcMar>
               <w:top w:type="dxa" w:w="50"/>
               <w:left w:type="dxa" w:w="110"/>
@@ -13365,8 +13020,7 @@
         </w:tc>
         <w:tc>
           <w:tcPr>
-            <w:tcW w:type="pct" w:w="1588"/>
-            <w:shd w:fill="FFFFFF" w:val="clear"/>
+            <w:tcW w:type="pct" w:w="1412"/>
             <w:tcMar>
               <w:top w:type="dxa" w:w="50"/>
               <w:left w:type="dxa" w:w="110"/>
@@ -13376,23 +13030,21 @@
           </w:tcPr>
           <w:p>
             <w:pPr>
-              <w:spacing w:before="46" w:after="46"/>
-            </w:pPr>
-            <w:r>
-              <w:rPr>
-                <w:b/>
-                <w:bCs/>
-                <w:color w:val="8186EF"/>
-                <w:sz w:val="14"/>
-                <w:szCs w:val="14"/>
-              </w:rPr>
-              <w:t xml:space="preserve">(43)</w:t>
-            </w:r>
-          </w:p>
-        </w:tc>
-        <w:tc>
-          <w:tcPr>
-            <w:tcW w:type="pct" w:w="1743"/>
+              <w:spacing w:before="28" w:after="28"/>
+            </w:pPr>
+            <w:r>
+              <w:rPr>
+                <w:sz w:val="15"/>
+                <w:szCs w:val="15"/>
+              </w:rPr>
+              <w:t xml:space="preserve">Annual test.</w:t>
+            </w:r>
+          </w:p>
+        </w:tc>
+        <w:tc>
+          <w:tcPr>
+            <w:tcW w:type="pct" w:w="1925"/>
+            <w:shd w:fill="FFFFFF" w:val="clear"/>
             <w:tcMar>
               <w:top w:type="dxa" w:w="50"/>
               <w:left w:type="dxa" w:w="110"/>
@@ -13402,14 +13054,17 @@
           </w:tcPr>
           <w:p>
             <w:pPr>
-              <w:spacing w:before="28" w:after="28"/>
-            </w:pPr>
-            <w:r>
-              <w:rPr>
-                <w:sz w:val="15"/>
-                <w:szCs w:val="15"/>
-              </w:rPr>
-              <w:t xml:space="preserve">carrying 300; fair value 260</w:t>
+              <w:spacing w:before="46" w:after="46"/>
+            </w:pPr>
+            <w:r>
+              <w:rPr>
+                <w:b/>
+                <w:bCs/>
+                <w:color w:val="8186EF"/>
+                <w:sz w:val="14"/>
+                <w:szCs w:val="14"/>
+              </w:rPr>
+              <w:t xml:space="preserve">(43)</w:t>
             </w:r>
           </w:p>
         </w:tc>
@@ -13441,7 +13096,7 @@
         </w:tc>
         <w:tc>
           <w:tcPr>
-            <w:tcW w:type="pct" w:w="1102"/>
+            <w:tcW w:type="pct" w:w="1095"/>
             <w:shd w:fill="FBFAF6" w:val="clear"/>
             <w:tcMar>
               <w:top w:type="dxa" w:w="50"/>
@@ -13465,8 +13120,8 @@
         </w:tc>
         <w:tc>
           <w:tcPr>
-            <w:tcW w:type="pct" w:w="1588"/>
-            <w:shd w:fill="FBFAF6" w:val="clear"/>
+            <w:tcW w:type="pct" w:w="1412"/>
+            <w:shd w:fill="FFFFFF" w:val="clear"/>
             <w:tcMar>
               <w:top w:type="dxa" w:w="50"/>
               <w:left w:type="dxa" w:w="110"/>
@@ -13476,21 +13131,24 @@
           </w:tcPr>
           <w:p>
             <w:pPr>
-              <w:spacing w:before="28" w:after="28"/>
-            </w:pPr>
-            <w:r>
-              <w:rPr>
-                <w:sz w:val="15"/>
-                <w:szCs w:val="15"/>
-              </w:rPr>
-              <w:t xml:space="preserve">Unit carrying amount includes the goodwill.</w:t>
-            </w:r>
-          </w:p>
-        </w:tc>
-        <w:tc>
-          <w:tcPr>
-            <w:tcW w:type="pct" w:w="1743"/>
-            <w:shd w:fill="FFFFFF" w:val="clear"/>
+              <w:spacing w:before="46" w:after="46"/>
+            </w:pPr>
+            <w:r>
+              <w:rPr>
+                <w:b/>
+                <w:bCs/>
+                <w:color w:val="8186EF"/>
+                <w:sz w:val="14"/>
+                <w:szCs w:val="14"/>
+              </w:rPr>
+              <w:t xml:space="preserve">(44)</w:t>
+            </w:r>
+          </w:p>
+        </w:tc>
+        <w:tc>
+          <w:tcPr>
+            <w:tcW w:type="pct" w:w="1925"/>
+            <w:shd w:fill="FBFAF6" w:val="clear"/>
             <w:tcMar>
               <w:top w:type="dxa" w:w="50"/>
               <w:left w:type="dxa" w:w="110"/>
@@ -13500,17 +13158,14 @@
           </w:tcPr>
           <w:p>
             <w:pPr>
-              <w:spacing w:before="46" w:after="46"/>
-            </w:pPr>
-            <w:r>
-              <w:rPr>
-                <w:b/>
-                <w:bCs/>
-                <w:color w:val="8186EF"/>
-                <w:sz w:val="14"/>
-                <w:szCs w:val="14"/>
-              </w:rPr>
-              <w:t xml:space="preserve">(44)</w:t>
+              <w:spacing w:before="28" w:after="28"/>
+            </w:pPr>
+            <w:r>
+              <w:rPr>
+                <w:sz w:val="15"/>
+                <w:szCs w:val="15"/>
+              </w:rPr>
+              <w:t xml:space="preserve">carrying 2,000; goodwill included 150; fair value 1,700</w:t>
             </w:r>
           </w:p>
         </w:tc>
@@ -13541,7 +13196,7 @@
         </w:tc>
         <w:tc>
           <w:tcPr>
-            <w:tcW w:type="pct" w:w="1102"/>
+            <w:tcW w:type="pct" w:w="1095"/>
             <w:shd w:fill="FFFFFF" w:val="clear"/>
             <w:tcMar>
               <w:top w:type="dxa" w:w="50"/>
@@ -13568,7 +13223,7 @@
         </w:tc>
         <w:tc>
           <w:tcPr>
-            <w:tcW w:type="pct" w:w="1588"/>
+            <w:tcW w:type="pct" w:w="1412"/>
             <w:tcMar>
               <w:top w:type="dxa" w:w="50"/>
               <w:left w:type="dxa" w:w="110"/>
@@ -13591,7 +13246,7 @@
         </w:tc>
         <w:tc>
           <w:tcPr>
-            <w:tcW w:type="pct" w:w="1743"/>
+            <w:tcW w:type="pct" w:w="1925"/>
             <w:tcMar>
               <w:top w:type="dxa" w:w="50"/>
               <w:left w:type="dxa" w:w="110"/>
@@ -13670,7 +13325,7 @@
                 <w:sz w:val="16"/>
                 <w:szCs w:val="16"/>
               </w:rPr>
-              <w:t xml:space="preserve">undiscounted   ·   carrying 2,000; goodwill included 150; fair value 1,700   ·   Local property prices fell.   ·   Pastry line, Dubai   ·   Annual test.   ·   Delivery van (held for sale)</w:t>
+              <w:t xml:space="preserve">Local property prices fell.   ·   Unit carrying amount includes the goodwill.   ·   change in accounting estimate   ·   Pastry line, Dubai   ·   carrying 300; fair value 260   ·   Delivery van (held for sale)</w:t>
             </w:r>
           </w:p>
         </w:tc>
@@ -13731,7 +13386,7 @@
                 <w:sz w:val="17"/>
                 <w:szCs w:val="17"/>
               </w:rPr>
-              <w:t xml:space="preserve">Item — Answer</w:t>
+              <w:t xml:space="preserve">Asset — Category</w:t>
             </w:r>
           </w:p>
         </w:tc>
@@ -13760,7 +13415,7 @@
                 <w:sz w:val="15"/>
                 <w:szCs w:val="15"/>
               </w:rPr>
-              <w:t xml:space="preserve">Item</w:t>
+              <w:t xml:space="preserve">Asset</w:t>
             </w:r>
           </w:p>
         </w:tc>
@@ -13787,7 +13442,7 @@
                 <w:sz w:val="15"/>
                 <w:szCs w:val="15"/>
               </w:rPr>
-              <w:t xml:space="preserve">Answer</w:t>
+              <w:t xml:space="preserve">Category</w:t>
             </w:r>
           </w:p>
         </w:tc>
@@ -13812,14 +13467,13 @@
                 <w:sz w:val="15"/>
                 <w:szCs w:val="15"/>
               </w:rPr>
-              <w:t xml:space="preserve">Year 2</w:t>
+              <w:t xml:space="preserve">P</w:t>
             </w:r>
           </w:p>
         </w:tc>
         <w:tc>
           <w:tcPr>
             <w:tcW w:type="pct" w:w="2600"/>
-            <w:shd w:fill="FFFFFF" w:val="clear"/>
             <w:tcMar>
               <w:top w:type="dxa" w:w="50"/>
               <w:left w:type="dxa" w:w="110"/>
@@ -13829,17 +13483,14 @@
           </w:tcPr>
           <w:p>
             <w:pPr>
-              <w:spacing w:before="46" w:after="46"/>
-            </w:pPr>
-            <w:r>
-              <w:rPr>
-                <w:b/>
-                <w:bCs/>
-                <w:color w:val="8186EF"/>
-                <w:sz w:val="14"/>
-                <w:szCs w:val="14"/>
-              </w:rPr>
-              <w:t xml:space="preserve">(46)</w:t>
+              <w:spacing w:before="28" w:after="28"/>
+            </w:pPr>
+            <w:r>
+              <w:rPr>
+                <w:sz w:val="15"/>
+                <w:szCs w:val="15"/>
+              </w:rPr>
+              <w:t xml:space="preserve">Two steps: recoverability, then fair value</w:t>
             </w:r>
           </w:p>
         </w:tc>
@@ -13865,7 +13516,7 @@
                 <w:sz w:val="15"/>
                 <w:szCs w:val="15"/>
               </w:rPr>
-              <w:t xml:space="preserve">Year 3</w:t>
+              <w:t xml:space="preserve">W</w:t>
             </w:r>
           </w:p>
         </w:tc>
@@ -13892,7 +13543,7 @@
                 <w:sz w:val="14"/>
                 <w:szCs w:val="14"/>
               </w:rPr>
-              <w:t xml:space="preserve">(47)</w:t>
+              <w:t xml:space="preserve">(46)</w:t>
             </w:r>
           </w:p>
         </w:tc>
@@ -13917,7 +13568,7 @@
                 <w:sz w:val="15"/>
                 <w:szCs w:val="15"/>
               </w:rPr>
-              <w:t xml:space="preserve">Year 4</w:t>
+              <w:t xml:space="preserve">B</w:t>
             </w:r>
           </w:p>
         </w:tc>
@@ -13940,7 +13591,108 @@
                 <w:sz w:val="15"/>
                 <w:szCs w:val="15"/>
               </w:rPr>
-              <w:t xml:space="preserve">The rate would give more than is left above salvage, so depreciation is 11,250 − 10,000 = 1,250; ending book value 10,000</w:t>
+              <w:t xml:space="preserve">One step: carrying amount vs fair value</w:t>
+            </w:r>
+          </w:p>
+        </w:tc>
+      </w:tr>
+      <w:tr>
+        <w:tc>
+          <w:tcPr>
+            <w:tcW w:type="pct" w:w="2400"/>
+            <w:shd w:fill="FBFAF6" w:val="clear"/>
+            <w:tcMar>
+              <w:top w:type="dxa" w:w="50"/>
+              <w:left w:type="dxa" w:w="110"/>
+              <w:bottom w:type="dxa" w:w="50"/>
+              <w:right w:type="dxa" w:w="110"/>
+            </w:tcMar>
+          </w:tcPr>
+          <w:p>
+            <w:pPr>
+              <w:spacing w:before="28" w:after="28"/>
+            </w:pPr>
+            <w:r>
+              <w:rPr>
+                <w:sz w:val="15"/>
+                <w:szCs w:val="15"/>
+              </w:rPr>
+              <w:t xml:space="preserve">G</w:t>
+            </w:r>
+          </w:p>
+        </w:tc>
+        <w:tc>
+          <w:tcPr>
+            <w:tcW w:type="pct" w:w="2600"/>
+            <w:shd w:fill="FFFFFF" w:val="clear"/>
+            <w:tcMar>
+              <w:top w:type="dxa" w:w="50"/>
+              <w:left w:type="dxa" w:w="110"/>
+              <w:bottom w:type="dxa" w:w="50"/>
+              <w:right w:type="dxa" w:w="110"/>
+            </w:tcMar>
+          </w:tcPr>
+          <w:p>
+            <w:pPr>
+              <w:spacing w:before="46" w:after="46"/>
+            </w:pPr>
+            <w:r>
+              <w:rPr>
+                <w:b/>
+                <w:bCs/>
+                <w:color w:val="8186EF"/>
+                <w:sz w:val="14"/>
+                <w:szCs w:val="14"/>
+              </w:rPr>
+              <w:t xml:space="preserve">(47)</w:t>
+            </w:r>
+          </w:p>
+        </w:tc>
+      </w:tr>
+      <w:tr>
+        <w:tc>
+          <w:tcPr>
+            <w:tcW w:type="pct" w:w="2400"/>
+            <w:tcMar>
+              <w:top w:type="dxa" w:w="50"/>
+              <w:left w:type="dxa" w:w="110"/>
+              <w:bottom w:type="dxa" w:w="50"/>
+              <w:right w:type="dxa" w:w="110"/>
+            </w:tcMar>
+          </w:tcPr>
+          <w:p>
+            <w:pPr>
+              <w:spacing w:before="28" w:after="28"/>
+            </w:pPr>
+            <w:r>
+              <w:rPr>
+                <w:sz w:val="15"/>
+                <w:szCs w:val="15"/>
+              </w:rPr>
+              <w:t xml:space="preserve">V</w:t>
+            </w:r>
+          </w:p>
+        </w:tc>
+        <w:tc>
+          <w:tcPr>
+            <w:tcW w:type="pct" w:w="2600"/>
+            <w:tcMar>
+              <w:top w:type="dxa" w:w="50"/>
+              <w:left w:type="dxa" w:w="110"/>
+              <w:bottom w:type="dxa" w:w="50"/>
+              <w:right w:type="dxa" w:w="110"/>
+            </w:tcMar>
+          </w:tcPr>
+          <w:p>
+            <w:pPr>
+              <w:spacing w:before="28" w:after="28"/>
+            </w:pPr>
+            <w:r>
+              <w:rPr>
+                <w:sz w:val="15"/>
+                <w:szCs w:val="15"/>
+              </w:rPr>
+              <w:t xml:space="preserve">Lower of carrying amount and fair value less cost to sell</w:t>
             </w:r>
           </w:p>
         </w:tc>
@@ -14002,485 +13754,7 @@
                 <w:sz w:val="16"/>
                 <w:szCs w:val="16"/>
               </w:rPr>
-              <w:t xml:space="preserve">carrying 1,000; undiscounted cash flows 1,300; fair value 900   ·   50% × 45,000 = 22,500; ending book value 22,500   ·   50% × 22,500 = 11,250; ending book value 11,250</w:t>
-            </w:r>
-          </w:p>
-        </w:tc>
-      </w:tr>
-    </w:tbl>
-    <w:p/>
-    <w:tbl>
-      <w:tblPr>
-        <w:tblW w:type="pct" w:w="100%"/>
-        <w:tblLayout w:type="fixed"/>
-        <w:tblBorders>
-          <w:top w:val="single" w:color="353A7C" w:sz="6"/>
-          <w:left w:val="single" w:color="353A7C" w:sz="6"/>
-          <w:bottom w:val="single" w:color="353A7C" w:sz="6"/>
-          <w:right w:val="single" w:color="353A7C" w:sz="6"/>
-          <w:insideH w:val="single" w:color="353A7C" w:sz="6"/>
-          <w:insideV w:val="single" w:color="353A7C" w:sz="6"/>
-        </w:tblBorders>
-      </w:tblPr>
-      <w:tblGrid>
-        <w:gridCol w:w="4608"/>
-        <w:gridCol w:w="4992"/>
-      </w:tblGrid>
-      <w:tr>
-        <w:tc>
-          <w:tcPr>
-            <w:tcW w:type="pct" w:w="5000"/>
-            <w:gridSpan w:val="2"/>
-            <w:shd w:fill="353A7C" w:val="clear"/>
-            <w:tcMar>
-              <w:top w:type="dxa" w:w="60"/>
-              <w:left w:type="dxa" w:w="120"/>
-              <w:bottom w:type="dxa" w:w="60"/>
-              <w:right w:type="dxa" w:w="120"/>
-            </w:tcMar>
-          </w:tcPr>
-          <w:p>
-            <w:pPr>
-              <w:spacing w:before="40" w:after="40"/>
-            </w:pPr>
-            <w:r>
-              <w:rPr>
-                <w:b/>
-                <w:bCs/>
-                <w:color w:val="FFFFFF"/>
-                <w:sz w:val="17"/>
-                <w:szCs w:val="17"/>
-              </w:rPr>
-              <w:t xml:space="preserve">Asset — Category</w:t>
-            </w:r>
-          </w:p>
-        </w:tc>
-      </w:tr>
-      <w:tr>
-        <w:tc>
-          <w:tcPr>
-            <w:tcW w:type="pct" w:w="2400"/>
-            <w:shd w:fill="353A7C" w:val="clear"/>
-            <w:tcMar>
-              <w:top w:type="dxa" w:w="50"/>
-              <w:left w:type="dxa" w:w="110"/>
-              <w:bottom w:type="dxa" w:w="50"/>
-              <w:right w:type="dxa" w:w="110"/>
-            </w:tcMar>
-          </w:tcPr>
-          <w:p>
-            <w:pPr>
-              <w:spacing w:before="30" w:after="30"/>
-            </w:pPr>
-            <w:r>
-              <w:rPr>
-                <w:b/>
-                <w:bCs/>
-                <w:color w:val="FFFFFF"/>
-                <w:sz w:val="15"/>
-                <w:szCs w:val="15"/>
-              </w:rPr>
-              <w:t xml:space="preserve">Asset</w:t>
-            </w:r>
-          </w:p>
-        </w:tc>
-        <w:tc>
-          <w:tcPr>
-            <w:tcW w:type="pct" w:w="2600"/>
-            <w:shd w:fill="353A7C" w:val="clear"/>
-            <w:tcMar>
-              <w:top w:type="dxa" w:w="50"/>
-              <w:left w:type="dxa" w:w="110"/>
-              <w:bottom w:type="dxa" w:w="50"/>
-              <w:right w:type="dxa" w:w="110"/>
-            </w:tcMar>
-          </w:tcPr>
-          <w:p>
-            <w:pPr>
-              <w:spacing w:before="30" w:after="30"/>
-            </w:pPr>
-            <w:r>
-              <w:rPr>
-                <w:b/>
-                <w:bCs/>
-                <w:color w:val="FFFFFF"/>
-                <w:sz w:val="15"/>
-                <w:szCs w:val="15"/>
-              </w:rPr>
-              <w:t xml:space="preserve">Category</w:t>
-            </w:r>
-          </w:p>
-        </w:tc>
-      </w:tr>
-      <w:tr>
-        <w:tc>
-          <w:tcPr>
-            <w:tcW w:type="pct" w:w="2400"/>
-            <w:tcMar>
-              <w:top w:type="dxa" w:w="50"/>
-              <w:left w:type="dxa" w:w="110"/>
-              <w:bottom w:type="dxa" w:w="50"/>
-              <w:right w:type="dxa" w:w="110"/>
-            </w:tcMar>
-          </w:tcPr>
-          <w:p>
-            <w:pPr>
-              <w:spacing w:before="28" w:after="28"/>
-            </w:pPr>
-            <w:r>
-              <w:rPr>
-                <w:sz w:val="15"/>
-                <w:szCs w:val="15"/>
-              </w:rPr>
-              <w:t xml:space="preserve">P</w:t>
-            </w:r>
-          </w:p>
-        </w:tc>
-        <w:tc>
-          <w:tcPr>
-            <w:tcW w:type="pct" w:w="2600"/>
-            <w:tcMar>
-              <w:top w:type="dxa" w:w="50"/>
-              <w:left w:type="dxa" w:w="110"/>
-              <w:bottom w:type="dxa" w:w="50"/>
-              <w:right w:type="dxa" w:w="110"/>
-            </w:tcMar>
-          </w:tcPr>
-          <w:p>
-            <w:pPr>
-              <w:spacing w:before="28" w:after="28"/>
-            </w:pPr>
-            <w:r>
-              <w:rPr>
-                <w:sz w:val="15"/>
-                <w:szCs w:val="15"/>
-              </w:rPr>
-              <w:t xml:space="preserve">Two steps: recoverability, then fair value</w:t>
-            </w:r>
-          </w:p>
-        </w:tc>
-      </w:tr>
-      <w:tr>
-        <w:tc>
-          <w:tcPr>
-            <w:tcW w:type="pct" w:w="2400"/>
-            <w:shd w:fill="FBFAF6" w:val="clear"/>
-            <w:tcMar>
-              <w:top w:type="dxa" w:w="50"/>
-              <w:left w:type="dxa" w:w="110"/>
-              <w:bottom w:type="dxa" w:w="50"/>
-              <w:right w:type="dxa" w:w="110"/>
-            </w:tcMar>
-          </w:tcPr>
-          <w:p>
-            <w:pPr>
-              <w:spacing w:before="28" w:after="28"/>
-            </w:pPr>
-            <w:r>
-              <w:rPr>
-                <w:sz w:val="15"/>
-                <w:szCs w:val="15"/>
-              </w:rPr>
-              <w:t xml:space="preserve">W</w:t>
-            </w:r>
-          </w:p>
-        </w:tc>
-        <w:tc>
-          <w:tcPr>
-            <w:tcW w:type="pct" w:w="2600"/>
-            <w:shd w:fill="FBFAF6" w:val="clear"/>
-            <w:tcMar>
-              <w:top w:type="dxa" w:w="50"/>
-              <w:left w:type="dxa" w:w="110"/>
-              <w:bottom w:type="dxa" w:w="50"/>
-              <w:right w:type="dxa" w:w="110"/>
-            </w:tcMar>
-          </w:tcPr>
-          <w:p>
-            <w:pPr>
-              <w:spacing w:before="28" w:after="28"/>
-            </w:pPr>
-            <w:r>
-              <w:rPr>
-                <w:sz w:val="15"/>
-                <w:szCs w:val="15"/>
-              </w:rPr>
-              <w:t xml:space="preserve"/>
-            </w:r>
-            <w:r>
-              <w:rPr>
-                <w:b/>
-                <w:bCs/>
-                <w:color w:val="8186EF"/>
-                <w:sz w:val="14"/>
-                <w:szCs w:val="14"/>
-              </w:rPr>
-              <w:t xml:space="preserve"> (48) </w:t>
-            </w:r>
-            <w:r>
-              <w:rPr>
-                <w:u w:val="single"/>
-                <w:sz w:val="15"/>
-                <w:szCs w:val="15"/>
-              </w:rPr>
-              <w:t xml:space="preserve">              </w:t>
-            </w:r>
-            <w:r>
-              <w:rPr>
-                <w:sz w:val="15"/>
-                <w:szCs w:val="15"/>
-              </w:rPr>
-              <w:t xml:space="preserve"> </w:t>
-            </w:r>
-            <w:r>
-              <w:rPr>
-                <w:sz w:val="15"/>
-                <w:szCs w:val="15"/>
-              </w:rPr>
-              <w:t xml:space="preserve">: recoverability, then fair value</w:t>
-            </w:r>
-          </w:p>
-        </w:tc>
-      </w:tr>
-      <w:tr>
-        <w:tc>
-          <w:tcPr>
-            <w:tcW w:type="pct" w:w="2400"/>
-            <w:tcMar>
-              <w:top w:type="dxa" w:w="50"/>
-              <w:left w:type="dxa" w:w="110"/>
-              <w:bottom w:type="dxa" w:w="50"/>
-              <w:right w:type="dxa" w:w="110"/>
-            </w:tcMar>
-          </w:tcPr>
-          <w:p>
-            <w:pPr>
-              <w:spacing w:before="28" w:after="28"/>
-            </w:pPr>
-            <w:r>
-              <w:rPr>
-                <w:sz w:val="15"/>
-                <w:szCs w:val="15"/>
-              </w:rPr>
-              <w:t xml:space="preserve">B</w:t>
-            </w:r>
-          </w:p>
-        </w:tc>
-        <w:tc>
-          <w:tcPr>
-            <w:tcW w:type="pct" w:w="2600"/>
-            <w:tcMar>
-              <w:top w:type="dxa" w:w="50"/>
-              <w:left w:type="dxa" w:w="110"/>
-              <w:bottom w:type="dxa" w:w="50"/>
-              <w:right w:type="dxa" w:w="110"/>
-            </w:tcMar>
-          </w:tcPr>
-          <w:p>
-            <w:pPr>
-              <w:spacing w:before="28" w:after="28"/>
-            </w:pPr>
-            <w:r>
-              <w:rPr>
-                <w:sz w:val="15"/>
-                <w:szCs w:val="15"/>
-              </w:rPr>
-              <w:t xml:space="preserve">One step: carrying amount vs fair value</w:t>
-            </w:r>
-          </w:p>
-        </w:tc>
-      </w:tr>
-      <w:tr>
-        <w:tc>
-          <w:tcPr>
-            <w:tcW w:type="pct" w:w="2400"/>
-            <w:shd w:fill="FBFAF6" w:val="clear"/>
-            <w:tcMar>
-              <w:top w:type="dxa" w:w="50"/>
-              <w:left w:type="dxa" w:w="110"/>
-              <w:bottom w:type="dxa" w:w="50"/>
-              <w:right w:type="dxa" w:w="110"/>
-            </w:tcMar>
-          </w:tcPr>
-          <w:p>
-            <w:pPr>
-              <w:spacing w:before="28" w:after="28"/>
-            </w:pPr>
-            <w:r>
-              <w:rPr>
-                <w:sz w:val="15"/>
-                <w:szCs w:val="15"/>
-              </w:rPr>
-              <w:t xml:space="preserve">G</w:t>
-            </w:r>
-          </w:p>
-        </w:tc>
-        <w:tc>
-          <w:tcPr>
-            <w:tcW w:type="pct" w:w="2600"/>
-            <w:shd w:fill="FFFFFF" w:val="clear"/>
-            <w:tcMar>
-              <w:top w:type="dxa" w:w="50"/>
-              <w:left w:type="dxa" w:w="110"/>
-              <w:bottom w:type="dxa" w:w="50"/>
-              <w:right w:type="dxa" w:w="110"/>
-            </w:tcMar>
-          </w:tcPr>
-          <w:p>
-            <w:pPr>
-              <w:spacing w:before="46" w:after="46"/>
-            </w:pPr>
-            <w:r>
-              <w:rPr>
-                <w:b/>
-                <w:bCs/>
-                <w:color w:val="8186EF"/>
-                <w:sz w:val="14"/>
-                <w:szCs w:val="14"/>
-              </w:rPr>
-              <w:t xml:space="preserve">(49)</w:t>
-            </w:r>
-          </w:p>
-        </w:tc>
-      </w:tr>
-      <w:tr>
-        <w:tc>
-          <w:tcPr>
-            <w:tcW w:type="pct" w:w="2400"/>
-            <w:tcMar>
-              <w:top w:type="dxa" w:w="50"/>
-              <w:left w:type="dxa" w:w="110"/>
-              <w:bottom w:type="dxa" w:w="50"/>
-              <w:right w:type="dxa" w:w="110"/>
-            </w:tcMar>
-          </w:tcPr>
-          <w:p>
-            <w:pPr>
-              <w:spacing w:before="28" w:after="28"/>
-            </w:pPr>
-            <w:r>
-              <w:rPr>
-                <w:sz w:val="15"/>
-                <w:szCs w:val="15"/>
-              </w:rPr>
-              <w:t xml:space="preserve">V</w:t>
-            </w:r>
-          </w:p>
-        </w:tc>
-        <w:tc>
-          <w:tcPr>
-            <w:tcW w:type="pct" w:w="2600"/>
-            <w:tcMar>
-              <w:top w:type="dxa" w:w="50"/>
-              <w:left w:type="dxa" w:w="110"/>
-              <w:bottom w:type="dxa" w:w="50"/>
-              <w:right w:type="dxa" w:w="110"/>
-            </w:tcMar>
-          </w:tcPr>
-          <w:p>
-            <w:pPr>
-              <w:spacing w:before="28" w:after="28"/>
-            </w:pPr>
-            <w:r>
-              <w:rPr>
-                <w:sz w:val="15"/>
-                <w:szCs w:val="15"/>
-              </w:rPr>
-              <w:t xml:space="preserve">Lower of </w:t>
-            </w:r>
-            <w:r>
-              <w:rPr>
-                <w:b/>
-                <w:bCs/>
-                <w:color w:val="8186EF"/>
-                <w:sz w:val="14"/>
-                <w:szCs w:val="14"/>
-              </w:rPr>
-              <w:t xml:space="preserve"> (50) </w:t>
-            </w:r>
-            <w:r>
-              <w:rPr>
-                <w:u w:val="single"/>
-                <w:sz w:val="15"/>
-                <w:szCs w:val="15"/>
-              </w:rPr>
-              <w:t xml:space="preserve">              </w:t>
-            </w:r>
-            <w:r>
-              <w:rPr>
-                <w:sz w:val="15"/>
-                <w:szCs w:val="15"/>
-              </w:rPr>
-              <w:t xml:space="preserve"> </w:t>
-            </w:r>
-            <w:r>
-              <w:rPr>
-                <w:sz w:val="15"/>
-                <w:szCs w:val="15"/>
-              </w:rPr>
-              <w:t xml:space="preserve"> and fair value less cost to sell</w:t>
-            </w:r>
-          </w:p>
-        </w:tc>
-      </w:tr>
-    </w:tbl>
-    <w:p/>
-    <w:tbl>
-      <w:tblPr>
-        <w:tblW w:type="pct" w:w="100%"/>
-        <w:tblLayout w:type="fixed"/>
-        <w:tblBorders>
-          <w:top w:val="single" w:color="FBFAF6" w:sz="4"/>
-          <w:left w:val="single" w:color="FBFAF6" w:sz="4"/>
-          <w:bottom w:val="single" w:color="FBFAF6" w:sz="4"/>
-          <w:right w:val="single" w:color="FBFAF6" w:sz="4"/>
-          <w:insideH w:val="single" w:color="FBFAF6" w:sz="4"/>
-          <w:insideV w:val="single" w:color="FBFAF6" w:sz="4"/>
-        </w:tblBorders>
-      </w:tblPr>
-      <w:tblGrid>
-        <w:gridCol w:w="9600"/>
-      </w:tblGrid>
-      <w:tr>
-        <w:tc>
-          <w:tcPr>
-            <w:tcW w:type="pct" w:w="5000"/>
-            <w:shd w:fill="FBFAF6" w:val="clear"/>
-            <w:tcMar>
-              <w:top w:type="dxa" w:w="40"/>
-              <w:left w:type="dxa" w:w="100"/>
-              <w:bottom w:type="dxa" w:w="40"/>
-              <w:right w:type="dxa" w:w="100"/>
-            </w:tcMar>
-          </w:tcPr>
-          <w:p>
-            <w:pPr>
-              <w:spacing w:before="18" w:after="6"/>
-            </w:pPr>
-            <w:r>
-              <w:rPr>
-                <w:b/>
-                <w:bCs/>
-                <w:color w:val="6B7280"/>
-                <w:sz w:val="14"/>
-                <w:szCs w:val="14"/>
-              </w:rPr>
-              <w:t xml:space="preserve">word list</w:t>
-            </w:r>
-          </w:p>
-          <w:p>
-            <w:pPr>
-              <w:spacing w:before="0" w:after="18"/>
-            </w:pPr>
-            <w:r>
-              <w:rPr>
-                <w:b/>
-                <w:bCs/>
-                <w:color w:val="353A7C"/>
-                <w:sz w:val="16"/>
-                <w:szCs w:val="16"/>
-              </w:rPr>
-              <w:t xml:space="preserve">Single-step goodwill test   ·   carrying amount   ·   Two steps   ·   Year 2</w:t>
+              <w:t xml:space="preserve">Brand 'Orontes Gold' (indefinite life)   ·   Two steps: recoverability, then fair value   ·   Single-step goodwill test</w:t>
             </w:r>
           </w:p>
         </w:tc>
@@ -14623,18 +13897,6 @@
       </w:tr>
     </w:tbl>
     <w:p/>
-    <w:p>
-      <w:pPr>
-        <w:pageBreakBefore w:val="true"/>
-        <w:spacing w:after="0"/>
-      </w:pPr>
-      <w:r>
-        <w:rPr>
-          <w:sz w:val="2"/>
-        </w:rPr>
-        <w:t xml:space="preserve"> </w:t>
-      </w:r>
-    </w:p>
     <w:tbl>
       <w:tblPr>
         <w:tblW w:type="pct" w:w="100%"/>
@@ -15319,14 +14581,14 @@
                 <w:sz w:val="16"/>
                 <w:szCs w:val="16"/>
               </w:rPr>
-              <w:t xml:space="preserve">28  </w:t>
-            </w:r>
-            <w:r>
-              <w:rPr>
-                <w:sz w:val="16"/>
-                <w:szCs w:val="16"/>
-              </w:rPr>
-              <w:t xml:space="preserve">capitalizing</w:t>
+              <w:t xml:space="preserve">26  </w:t>
+            </w:r>
+            <w:r>
+              <w:rPr>
+                <w:sz w:val="16"/>
+                <w:szCs w:val="16"/>
+              </w:rPr>
+              <w:t xml:space="preserve">facilities</w:t>
             </w:r>
           </w:p>
         </w:tc>
@@ -15387,14 +14649,14 @@
                 <w:sz w:val="16"/>
                 <w:szCs w:val="16"/>
               </w:rPr>
-              <w:t xml:space="preserve">29  </w:t>
-            </w:r>
-            <w:r>
-              <w:rPr>
-                <w:sz w:val="16"/>
-                <w:szCs w:val="16"/>
-              </w:rPr>
-              <w:t xml:space="preserve">effective</w:t>
+              <w:t xml:space="preserve">27  </w:t>
+            </w:r>
+            <w:r>
+              <w:rPr>
+                <w:sz w:val="16"/>
+                <w:szCs w:val="16"/>
+              </w:rPr>
+              <w:t xml:space="preserve">capitalizing</w:t>
             </w:r>
           </w:p>
         </w:tc>
@@ -15429,7 +14691,7 @@
                 <w:sz w:val="16"/>
                 <w:szCs w:val="16"/>
               </w:rPr>
-              <w:t xml:space="preserve">assets</w:t>
+              <w:t xml:space="preserve">lowest</w:t>
             </w:r>
           </w:p>
         </w:tc>
@@ -15455,14 +14717,14 @@
                 <w:sz w:val="16"/>
                 <w:szCs w:val="16"/>
               </w:rPr>
-              <w:t xml:space="preserve">30  </w:t>
-            </w:r>
-            <w:r>
-              <w:rPr>
-                <w:sz w:val="16"/>
-                <w:szCs w:val="16"/>
-              </w:rPr>
-              <w:t xml:space="preserve">government</w:t>
+              <w:t xml:space="preserve">28  </w:t>
+            </w:r>
+            <w:r>
+              <w:rPr>
+                <w:sz w:val="16"/>
+                <w:szCs w:val="16"/>
+              </w:rPr>
+              <w:t xml:space="preserve">effective</w:t>
             </w:r>
           </w:p>
         </w:tc>
@@ -15523,14 +14785,14 @@
                 <w:sz w:val="16"/>
                 <w:szCs w:val="16"/>
               </w:rPr>
-              <w:t xml:space="preserve">31  </w:t>
-            </w:r>
-            <w:r>
-              <w:rPr>
-                <w:sz w:val="16"/>
-                <w:szCs w:val="16"/>
-              </w:rPr>
-              <w:t xml:space="preserve">one-year</w:t>
+              <w:t xml:space="preserve">29  </w:t>
+            </w:r>
+            <w:r>
+              <w:rPr>
+                <w:sz w:val="16"/>
+                <w:szCs w:val="16"/>
+              </w:rPr>
+              <w:t xml:space="preserve">government</w:t>
             </w:r>
           </w:p>
         </w:tc>
@@ -15591,14 +14853,14 @@
                 <w:sz w:val="16"/>
                 <w:szCs w:val="16"/>
               </w:rPr>
-              <w:t xml:space="preserve">32  </w:t>
-            </w:r>
-            <w:r>
-              <w:rPr>
-                <w:sz w:val="16"/>
-                <w:szCs w:val="16"/>
-              </w:rPr>
-              <w:t xml:space="preserve">tested</w:t>
+              <w:t xml:space="preserve">30  </w:t>
+            </w:r>
+            <w:r>
+              <w:rPr>
+                <w:sz w:val="16"/>
+                <w:szCs w:val="16"/>
+              </w:rPr>
+              <w:t xml:space="preserve">one-year</w:t>
             </w:r>
           </w:p>
         </w:tc>
@@ -15659,7 +14921,7 @@
                 <w:sz w:val="16"/>
                 <w:szCs w:val="16"/>
               </w:rPr>
-              <w:t xml:space="preserve">33  </w:t>
+              <w:t xml:space="preserve">31  </w:t>
             </w:r>
             <w:r>
               <w:rPr>
@@ -15701,7 +14963,7 @@
                 <w:sz w:val="16"/>
                 <w:szCs w:val="16"/>
               </w:rPr>
-              <w:t xml:space="preserve">undiscounted</w:t>
+              <w:t xml:space="preserve">reduced</w:t>
             </w:r>
           </w:p>
         </w:tc>
@@ -15727,7 +14989,7 @@
                 <w:sz w:val="16"/>
                 <w:szCs w:val="16"/>
               </w:rPr>
-              <w:t xml:space="preserve">34  </w:t>
+              <w:t xml:space="preserve">32  </w:t>
             </w:r>
             <w:r>
               <w:rPr>
@@ -15769,7 +15031,7 @@
                 <w:sz w:val="16"/>
                 <w:szCs w:val="16"/>
               </w:rPr>
-              <w:t xml:space="preserve">measures</w:t>
+              <w:t xml:space="preserve">remaining</w:t>
             </w:r>
           </w:p>
         </w:tc>
@@ -15795,14 +15057,14 @@
                 <w:sz w:val="16"/>
                 <w:szCs w:val="16"/>
               </w:rPr>
-              <w:t xml:space="preserve">35  </w:t>
-            </w:r>
-            <w:r>
-              <w:rPr>
-                <w:sz w:val="16"/>
-                <w:szCs w:val="16"/>
-              </w:rPr>
-              <w:t xml:space="preserve">impairment</w:t>
+              <w:t xml:space="preserve">33  </w:t>
+            </w:r>
+            <w:r>
+              <w:rPr>
+                <w:sz w:val="16"/>
+                <w:szCs w:val="16"/>
+              </w:rPr>
+              <w:t xml:space="preserve">reversal</w:t>
             </w:r>
           </w:p>
         </w:tc>
@@ -15837,7 +15099,7 @@
                 <w:sz w:val="16"/>
                 <w:szCs w:val="16"/>
               </w:rPr>
-              <w:t xml:space="preserve">reduced</w:t>
+              <w:t xml:space="preserve">reversed</w:t>
             </w:r>
           </w:p>
         </w:tc>
@@ -15863,14 +15125,14 @@
                 <w:sz w:val="16"/>
                 <w:szCs w:val="16"/>
               </w:rPr>
-              <w:t xml:space="preserve">36  </w:t>
-            </w:r>
-            <w:r>
-              <w:rPr>
-                <w:sz w:val="16"/>
-                <w:szCs w:val="16"/>
-              </w:rPr>
-              <w:t xml:space="preserve">UNDISCOUNTED</w:t>
+              <w:t xml:space="preserve">34  </w:t>
+            </w:r>
+            <w:r>
+              <w:rPr>
+                <w:sz w:val="16"/>
+                <w:szCs w:val="16"/>
+              </w:rPr>
+              <w:t xml:space="preserve">requires</w:t>
             </w:r>
           </w:p>
         </w:tc>
@@ -15905,7 +15167,7 @@
                 <w:sz w:val="16"/>
                 <w:szCs w:val="16"/>
               </w:rPr>
-              <w:t xml:space="preserve">remaining</w:t>
+              <w:t xml:space="preserve">available</w:t>
             </w:r>
           </w:p>
         </w:tc>
@@ -15931,14 +15193,14 @@
                 <w:sz w:val="16"/>
                 <w:szCs w:val="16"/>
               </w:rPr>
-              <w:t xml:space="preserve">37  </w:t>
-            </w:r>
-            <w:r>
-              <w:rPr>
-                <w:sz w:val="16"/>
-                <w:szCs w:val="16"/>
-              </w:rPr>
-              <w:t xml:space="preserve">measures</w:t>
+              <w:t xml:space="preserve">35  </w:t>
+            </w:r>
+            <w:r>
+              <w:rPr>
+                <w:sz w:val="16"/>
+                <w:szCs w:val="16"/>
+              </w:rPr>
+              <w:t xml:space="preserve">criteria</w:t>
             </w:r>
           </w:p>
         </w:tc>
@@ -15973,7 +15235,7 @@
                 <w:sz w:val="16"/>
                 <w:szCs w:val="16"/>
               </w:rPr>
-              <w:t xml:space="preserve">reversed</w:t>
+              <w:t xml:space="preserve">measured</w:t>
             </w:r>
           </w:p>
         </w:tc>
@@ -15999,14 +15261,14 @@
                 <w:sz w:val="16"/>
                 <w:szCs w:val="16"/>
               </w:rPr>
-              <w:t xml:space="preserve">38  </w:t>
-            </w:r>
-            <w:r>
-              <w:rPr>
-                <w:sz w:val="16"/>
-                <w:szCs w:val="16"/>
-              </w:rPr>
-              <w:t xml:space="preserve">balance</w:t>
+              <w:t xml:space="preserve">36  </w:t>
+            </w:r>
+            <w:r>
+              <w:rPr>
+                <w:sz w:val="16"/>
+                <w:szCs w:val="16"/>
+              </w:rPr>
+              <w:t xml:space="preserve">capped</w:t>
             </w:r>
           </w:p>
         </w:tc>
@@ -16041,7 +15303,7 @@
                 <w:sz w:val="16"/>
                 <w:szCs w:val="16"/>
               </w:rPr>
-              <w:t xml:space="preserve">management</w:t>
+              <w:t xml:space="preserve">longer</w:t>
             </w:r>
           </w:p>
         </w:tc>
@@ -16067,14 +15329,14 @@
                 <w:sz w:val="16"/>
                 <w:szCs w:val="16"/>
               </w:rPr>
-              <w:t xml:space="preserve">39  </w:t>
-            </w:r>
-            <w:r>
-              <w:rPr>
-                <w:sz w:val="16"/>
-                <w:szCs w:val="16"/>
-              </w:rPr>
-              <w:t xml:space="preserve">indefinite-lived</w:t>
+              <w:t xml:space="preserve">37  </w:t>
+            </w:r>
+            <w:r>
+              <w:rPr>
+                <w:sz w:val="16"/>
+                <w:szCs w:val="16"/>
+              </w:rPr>
+              <w:t xml:space="preserve">balance</w:t>
             </w:r>
           </w:p>
         </w:tc>
@@ -16135,14 +15397,14 @@
                 <w:sz w:val="16"/>
                 <w:szCs w:val="16"/>
               </w:rPr>
-              <w:t xml:space="preserve">40  </w:t>
-            </w:r>
-            <w:r>
-              <w:rPr>
-                <w:sz w:val="16"/>
-                <w:szCs w:val="16"/>
-              </w:rPr>
-              <w:t xml:space="preserve">earlier</w:t>
+              <w:t xml:space="preserve">38  </w:t>
+            </w:r>
+            <w:r>
+              <w:rPr>
+                <w:sz w:val="16"/>
+                <w:szCs w:val="16"/>
+              </w:rPr>
+              <w:t xml:space="preserve">reversals</w:t>
             </w:r>
           </w:p>
         </w:tc>
@@ -16203,14 +15465,14 @@
                 <w:sz w:val="16"/>
                 <w:szCs w:val="16"/>
               </w:rPr>
-              <w:t xml:space="preserve">41  </w:t>
-            </w:r>
-            <w:r>
-              <w:rPr>
-                <w:sz w:val="16"/>
-                <w:szCs w:val="16"/>
-              </w:rPr>
-              <w:t xml:space="preserve">Pastry line, Dubai</w:t>
+              <w:t xml:space="preserve">39  </w:t>
+            </w:r>
+            <w:r>
+              <w:rPr>
+                <w:sz w:val="16"/>
+                <w:szCs w:val="16"/>
+              </w:rPr>
+              <w:t xml:space="preserve">earlier</w:t>
             </w:r>
           </w:p>
         </w:tc>
@@ -16271,14 +15533,14 @@
                 <w:sz w:val="16"/>
                 <w:szCs w:val="16"/>
               </w:rPr>
-              <w:t xml:space="preserve">42  </w:t>
-            </w:r>
-            <w:r>
-              <w:rPr>
-                <w:sz w:val="16"/>
-                <w:szCs w:val="16"/>
-              </w:rPr>
-              <w:t xml:space="preserve">undiscounted</w:t>
+              <w:t xml:space="preserve">40  </w:t>
+            </w:r>
+            <w:r>
+              <w:rPr>
+                <w:sz w:val="16"/>
+                <w:szCs w:val="16"/>
+              </w:rPr>
+              <w:t xml:space="preserve">depreciating</w:t>
             </w:r>
           </w:p>
         </w:tc>
@@ -16313,7 +15575,7 @@
                 <w:sz w:val="16"/>
                 <w:szCs w:val="16"/>
               </w:rPr>
-              <w:t xml:space="preserve">amortization</w:t>
+              <w:t xml:space="preserve">patents</w:t>
             </w:r>
           </w:p>
         </w:tc>
@@ -16339,14 +15601,14 @@
                 <w:sz w:val="16"/>
                 <w:szCs w:val="16"/>
               </w:rPr>
-              <w:t xml:space="preserve">43  </w:t>
-            </w:r>
-            <w:r>
-              <w:rPr>
-                <w:sz w:val="16"/>
-                <w:szCs w:val="16"/>
-              </w:rPr>
-              <w:t xml:space="preserve">Annual test.</w:t>
+              <w:t xml:space="preserve">41  </w:t>
+            </w:r>
+            <w:r>
+              <w:rPr>
+                <w:sz w:val="16"/>
+                <w:szCs w:val="16"/>
+              </w:rPr>
+              <w:t xml:space="preserve">Pastry line, Dubai</w:t>
             </w:r>
           </w:p>
         </w:tc>
@@ -16381,7 +15643,7 @@
                 <w:sz w:val="16"/>
                 <w:szCs w:val="16"/>
               </w:rPr>
-              <w:t xml:space="preserve">intangible</w:t>
+              <w:t xml:space="preserve">amortization</w:t>
             </w:r>
           </w:p>
         </w:tc>
@@ -16407,14 +15669,14 @@
                 <w:sz w:val="16"/>
                 <w:szCs w:val="16"/>
               </w:rPr>
-              <w:t xml:space="preserve">44  </w:t>
-            </w:r>
-            <w:r>
-              <w:rPr>
-                <w:sz w:val="16"/>
-                <w:szCs w:val="16"/>
-              </w:rPr>
-              <w:t xml:space="preserve">carrying 2,000; goodwill included 150; fair value 1,700</w:t>
+              <w:t xml:space="preserve">42  </w:t>
+            </w:r>
+            <w:r>
+              <w:rPr>
+                <w:sz w:val="16"/>
+                <w:szCs w:val="16"/>
+              </w:rPr>
+              <w:t xml:space="preserve">Local property prices fell.</w:t>
             </w:r>
           </w:p>
         </w:tc>
@@ -16449,7 +15711,7 @@
                 <w:sz w:val="16"/>
                 <w:szCs w:val="16"/>
               </w:rPr>
-              <w:t xml:space="preserve">expected</w:t>
+              <w:t xml:space="preserve">useful</w:t>
             </w:r>
           </w:p>
         </w:tc>
@@ -16475,14 +15737,14 @@
                 <w:sz w:val="16"/>
                 <w:szCs w:val="16"/>
               </w:rPr>
-              <w:t xml:space="preserve">45  </w:t>
-            </w:r>
-            <w:r>
-              <w:rPr>
-                <w:sz w:val="16"/>
-                <w:szCs w:val="16"/>
-              </w:rPr>
-              <w:t xml:space="preserve">Delivery van (held for sale)</w:t>
+              <w:t xml:space="preserve">43  </w:t>
+            </w:r>
+            <w:r>
+              <w:rPr>
+                <w:sz w:val="16"/>
+                <w:szCs w:val="16"/>
+              </w:rPr>
+              <w:t xml:space="preserve">carrying 300; fair value 260</w:t>
             </w:r>
           </w:p>
         </w:tc>
@@ -16517,7 +15779,7 @@
                 <w:sz w:val="16"/>
                 <w:szCs w:val="16"/>
               </w:rPr>
-              <w:t xml:space="preserve">against</w:t>
+              <w:t xml:space="preserve">intangible</w:t>
             </w:r>
           </w:p>
         </w:tc>
@@ -16543,14 +15805,14 @@
                 <w:sz w:val="16"/>
                 <w:szCs w:val="16"/>
               </w:rPr>
-              <w:t xml:space="preserve">46  </w:t>
-            </w:r>
-            <w:r>
-              <w:rPr>
-                <w:sz w:val="16"/>
-                <w:szCs w:val="16"/>
-              </w:rPr>
-              <w:t xml:space="preserve">50% × 45,000 = 22,500; ending book value 22,500</w:t>
+              <w:t xml:space="preserve">44  </w:t>
+            </w:r>
+            <w:r>
+              <w:rPr>
+                <w:sz w:val="16"/>
+                <w:szCs w:val="16"/>
+              </w:rPr>
+              <w:t xml:space="preserve">Unit carrying amount includes the goodwill.</w:t>
             </w:r>
           </w:p>
         </w:tc>
@@ -16585,7 +15847,7 @@
                 <w:sz w:val="16"/>
                 <w:szCs w:val="16"/>
               </w:rPr>
-              <w:t xml:space="preserve">Goodwill</w:t>
+              <w:t xml:space="preserve">public</w:t>
             </w:r>
           </w:p>
         </w:tc>
@@ -16611,14 +15873,14 @@
                 <w:sz w:val="16"/>
                 <w:szCs w:val="16"/>
               </w:rPr>
-              <w:t xml:space="preserve">47  </w:t>
-            </w:r>
-            <w:r>
-              <w:rPr>
-                <w:sz w:val="16"/>
-                <w:szCs w:val="16"/>
-              </w:rPr>
-              <w:t xml:space="preserve">50% × 22,500 = 11,250; ending book value 11,250</w:t>
+              <w:t xml:space="preserve">45  </w:t>
+            </w:r>
+            <w:r>
+              <w:rPr>
+                <w:sz w:val="16"/>
+                <w:szCs w:val="16"/>
+              </w:rPr>
+              <w:t xml:space="preserve">Delivery van (held for sale)</w:t>
             </w:r>
           </w:p>
         </w:tc>
@@ -16653,7 +15915,7 @@
                 <w:sz w:val="16"/>
                 <w:szCs w:val="16"/>
               </w:rPr>
-              <w:t xml:space="preserve">public</w:t>
+              <w:t xml:space="preserve">qualitative</w:t>
             </w:r>
           </w:p>
         </w:tc>
@@ -16679,14 +15941,14 @@
                 <w:sz w:val="16"/>
                 <w:szCs w:val="16"/>
               </w:rPr>
-              <w:t xml:space="preserve">48  </w:t>
-            </w:r>
-            <w:r>
-              <w:rPr>
-                <w:sz w:val="16"/>
-                <w:szCs w:val="16"/>
-              </w:rPr>
-              <w:t xml:space="preserve">Two steps</w:t>
+              <w:t xml:space="preserve">46  </w:t>
+            </w:r>
+            <w:r>
+              <w:rPr>
+                <w:sz w:val="16"/>
+                <w:szCs w:val="16"/>
+              </w:rPr>
+              <w:t xml:space="preserve">Two steps: recoverability, then fair value</w:t>
             </w:r>
           </w:p>
         </w:tc>
@@ -16721,7 +15983,7 @@
                 <w:sz w:val="16"/>
                 <w:szCs w:val="16"/>
               </w:rPr>
-              <w:t xml:space="preserve">reporting</w:t>
+              <w:t xml:space="preserve">likely</w:t>
             </w:r>
           </w:p>
         </w:tc>
@@ -16747,7 +16009,7 @@
                 <w:sz w:val="16"/>
                 <w:szCs w:val="16"/>
               </w:rPr>
-              <w:t xml:space="preserve">49  </w:t>
+              <w:t xml:space="preserve">47  </w:t>
             </w:r>
             <w:r>
               <w:rPr>
@@ -16789,7 +16051,7 @@
                 <w:sz w:val="16"/>
                 <w:szCs w:val="16"/>
               </w:rPr>
-              <w:t xml:space="preserve">qualitative</w:t>
+              <w:t xml:space="preserve">further</w:t>
             </w:r>
           </w:p>
         </w:tc>
@@ -16815,14 +16077,14 @@
                 <w:sz w:val="16"/>
                 <w:szCs w:val="16"/>
               </w:rPr>
-              <w:t xml:space="preserve">50  </w:t>
-            </w:r>
-            <w:r>
-              <w:rPr>
-                <w:sz w:val="16"/>
-                <w:szCs w:val="16"/>
-              </w:rPr>
-              <w:t xml:space="preserve">carrying amount</w:t>
+              <w:t xml:space="preserve">48  </w:t>
+            </w:r>
+            <w:r>
+              <w:rPr>
+                <w:sz w:val="16"/>
+                <w:szCs w:val="16"/>
+              </w:rPr>
+              <w:t xml:space="preserve">impairment</w:t>
             </w:r>
           </w:p>
         </w:tc>
@@ -16883,14 +16145,14 @@
                 <w:sz w:val="16"/>
                 <w:szCs w:val="16"/>
               </w:rPr>
-              <w:t xml:space="preserve">51  </w:t>
-            </w:r>
-            <w:r>
-              <w:rPr>
-                <w:sz w:val="16"/>
-                <w:szCs w:val="16"/>
-              </w:rPr>
-              <w:t xml:space="preserve">impairment</w:t>
+              <w:t xml:space="preserve">49  </w:t>
+            </w:r>
+            <w:r>
+              <w:rPr>
+                <w:sz w:val="16"/>
+                <w:szCs w:val="16"/>
+              </w:rPr>
+              <w:t xml:space="preserve">recoverability test</w:t>
             </w:r>
           </w:p>
         </w:tc>
@@ -16925,7 +16187,7 @@
                 <w:sz w:val="16"/>
                 <w:szCs w:val="16"/>
               </w:rPr>
-              <w:t xml:space="preserve">unit's</w:t>
+              <w:t xml:space="preserve">research</w:t>
             </w:r>
           </w:p>
         </w:tc>
@@ -16951,75 +16213,7 @@
                 <w:sz w:val="16"/>
                 <w:szCs w:val="16"/>
               </w:rPr>
-              <w:t xml:space="preserve">52  </w:t>
-            </w:r>
-            <w:r>
-              <w:rPr>
-                <w:sz w:val="16"/>
-                <w:szCs w:val="16"/>
-              </w:rPr>
-              <w:t xml:space="preserve">recoverability test</w:t>
-            </w:r>
-          </w:p>
-        </w:tc>
-      </w:tr>
-      <w:tr>
-        <w:tc>
-          <w:tcPr>
-            <w:tcW w:type="pct" w:w="2500"/>
-            <w:tcMar>
-              <w:top w:type="dxa" w:w="20"/>
-              <w:left w:type="dxa" w:w="80"/>
-              <w:bottom w:type="dxa" w:w="20"/>
-              <w:right w:type="dxa" w:w="80"/>
-            </w:tcMar>
-          </w:tcPr>
-          <w:p>
-            <w:pPr>
-              <w:spacing w:before="12" w:after="12"/>
-            </w:pPr>
-            <w:r>
-              <w:rPr>
-                <w:b/>
-                <w:bCs/>
-                <w:color w:val="8186EF"/>
-                <w:sz w:val="16"/>
-                <w:szCs w:val="16"/>
-              </w:rPr>
-              <w:t xml:space="preserve">26  </w:t>
-            </w:r>
-            <w:r>
-              <w:rPr>
-                <w:sz w:val="16"/>
-                <w:szCs w:val="16"/>
-              </w:rPr>
-              <w:t xml:space="preserve">research</w:t>
-            </w:r>
-          </w:p>
-        </w:tc>
-        <w:tc>
-          <w:tcPr>
-            <w:tcW w:type="pct" w:w="2500"/>
-            <w:tcMar>
-              <w:top w:type="dxa" w:w="20"/>
-              <w:left w:type="dxa" w:w="80"/>
-              <w:bottom w:type="dxa" w:w="20"/>
-              <w:right w:type="dxa" w:w="80"/>
-            </w:tcMar>
-          </w:tcPr>
-          <w:p>
-            <w:pPr>
-              <w:spacing w:before="12" w:after="12"/>
-            </w:pPr>
-            <w:r>
-              <w:rPr>
-                <w:b/>
-                <w:bCs/>
-                <w:color w:val="8186EF"/>
-                <w:sz w:val="16"/>
-                <w:szCs w:val="16"/>
-              </w:rPr>
-              <w:t xml:space="preserve">53  </w:t>
+              <w:t xml:space="preserve">50  </w:t>
             </w:r>
             <w:r>
               <w:rPr>
@@ -17027,64 +16221,6 @@
                 <w:szCs w:val="16"/>
               </w:rPr>
               <w:t xml:space="preserve">reporting unit</w:t>
-            </w:r>
-          </w:p>
-        </w:tc>
-      </w:tr>
-      <w:tr>
-        <w:tc>
-          <w:tcPr>
-            <w:tcW w:type="pct" w:w="2500"/>
-            <w:tcMar>
-              <w:top w:type="dxa" w:w="20"/>
-              <w:left w:type="dxa" w:w="80"/>
-              <w:bottom w:type="dxa" w:w="20"/>
-              <w:right w:type="dxa" w:w="80"/>
-            </w:tcMar>
-          </w:tcPr>
-          <w:p>
-            <w:pPr>
-              <w:spacing w:before="12" w:after="12"/>
-            </w:pPr>
-            <w:r>
-              <w:rPr>
-                <w:b/>
-                <w:bCs/>
-                <w:color w:val="8186EF"/>
-                <w:sz w:val="16"/>
-                <w:szCs w:val="16"/>
-              </w:rPr>
-              <w:t xml:space="preserve">27  </w:t>
-            </w:r>
-            <w:r>
-              <w:rPr>
-                <w:sz w:val="16"/>
-                <w:szCs w:val="16"/>
-              </w:rPr>
-              <w:t xml:space="preserve">facilities</w:t>
-            </w:r>
-          </w:p>
-        </w:tc>
-        <w:tc>
-          <w:tcPr>
-            <w:tcW w:type="pct" w:w="2500"/>
-            <w:tcMar>
-              <w:top w:type="dxa" w:w="20"/>
-              <w:left w:type="dxa" w:w="80"/>
-              <w:bottom w:type="dxa" w:w="20"/>
-              <w:right w:type="dxa" w:w="80"/>
-            </w:tcMar>
-          </w:tcPr>
-          <w:p>
-            <w:pPr>
-              <w:spacing w:before="24" w:after="24"/>
-            </w:pPr>
-            <w:r>
-              <w:rPr>
-                <w:sz w:val="16"/>
-                <w:szCs w:val="16"/>
-              </w:rPr>
-              <w:t xml:space="preserve"/>
             </w:r>
           </w:p>
         </w:tc>
@@ -17574,7 +16710,7 @@
               <w:sz w:val="16"/>
               <w:szCs w:val="16"/>
             </w:rPr>
-            <w:t xml:space="preserve"> of 4</w:t>
+            <w:t xml:space="preserve"> of 5</w:t>
           </w:r>
         </w:p>
       </w:tc>
@@ -18120,7 +17256,7 @@
               <w:sz w:val="16"/>
               <w:szCs w:val="16"/>
             </w:rPr>
-            <w:t xml:space="preserve"> of 4</w:t>
+            <w:t xml:space="preserve"> of 3</w:t>
           </w:r>
         </w:p>
       </w:tc>
